--- a/publication_study/output/documents/supplementary_material.docx
+++ b/publication_study/output/documents/supplementary_material.docx
@@ -54,7 +54,7 @@
         </w:rPr>
         <w:t>PROVISIONAL ANALYTICAL DRAFT - NOT FOR SUBMISSION</w:t>
         <w:br/>
-        <w:t>Official GBD 2023 population and official NCI Joinpoint outputs remain external submission gates.</w:t>
+        <w:t>The reconstructed population proxy must be replaced by the matching official GBD 2023 population export. Trend estimates are descriptive analyses of annual GBD posterior means.</w:t>
       </w:r>
     </w:p>
     <w:p>
@@ -67,7 +67,7 @@
     </w:p>
     <w:p>
       <w:r>
-        <w:t>This supplement contains the full audit, sensitivity analyses, secondary APC outputs, and external submission gates. Native GBD uncertainty intervals are never relabeled as confidence intervals for derived quantities.</w:t>
+        <w:t>This supplement contains the full audit, sensitivity analyses, secondary APC outputs, and readiness conditions. Native GBD uncertainty intervals are never relabeled as confidence intervals for derived quantities.</w:t>
       </w:r>
     </w:p>
     <w:p>
@@ -489,7 +489,7 @@
               <w:rPr>
                 <w:sz w:val="15"/>
               </w:rPr>
-              <w:t>2026-07-07</w:t>
+              <w:t>2026-09-01</w:t>
             </w:r>
           </w:p>
         </w:tc>
@@ -6734,7 +6734,2823 @@
         <w:pStyle w:val="Heading2"/>
       </w:pPr>
       <w:r>
-        <w:t>Table S5. Alternative-window decomposition</w:t>
+        <w:t>Table S5. Trend sensitivity excluding 2020-2023</w:t>
+      </w:r>
+    </w:p>
+    <w:tbl>
+      <w:tblPr>
+        <w:tblStyle w:val="TableGrid"/>
+        <w:tblW w:type="auto" w:w="0"/>
+        <w:jc w:val="center"/>
+        <w:tblLook w:firstColumn="1" w:firstRow="1" w:lastColumn="0" w:lastRow="0" w:noHBand="0" w:noVBand="1" w:val="04A0"/>
+      </w:tblPr>
+      <w:tblGrid>
+        <w:gridCol w:w="1104"/>
+        <w:gridCol w:w="1104"/>
+        <w:gridCol w:w="1104"/>
+        <w:gridCol w:w="1104"/>
+        <w:gridCol w:w="1104"/>
+        <w:gridCol w:w="1104"/>
+        <w:gridCol w:w="1104"/>
+        <w:gridCol w:w="1104"/>
+        <w:gridCol w:w="1104"/>
+      </w:tblGrid>
+      <w:tr>
+        <w:trPr>
+          <w:tblHeader w:val="true"/>
+        </w:trPr>
+        <w:tc>
+          <w:tcPr>
+            <w:tcW w:type="dxa" w:w="1104"/>
+            <w:shd w:fill="1F4E78"/>
+            <w:tcMar>
+              <w:top w:w="80" w:type="dxa"/>
+              <w:start w:w="90" w:type="dxa"/>
+              <w:bottom w:w="80" w:type="dxa"/>
+              <w:end w:w="90" w:type="dxa"/>
+            </w:tcMar>
+            <w:vAlign w:val="center"/>
+          </w:tcPr>
+          <w:p>
+            <w:pPr>
+              <w:jc w:val="center"/>
+            </w:pPr>
+            <w:r>
+              <w:rPr>
+                <w:b/>
+                <w:color w:val="FFFFFF"/>
+                <w:sz w:val="15"/>
+              </w:rPr>
+              <w:t>Location Name</w:t>
+            </w:r>
+          </w:p>
+        </w:tc>
+        <w:tc>
+          <w:tcPr>
+            <w:tcW w:type="dxa" w:w="1104"/>
+            <w:shd w:fill="1F4E78"/>
+            <w:tcMar>
+              <w:top w:w="80" w:type="dxa"/>
+              <w:start w:w="90" w:type="dxa"/>
+              <w:bottom w:w="80" w:type="dxa"/>
+              <w:end w:w="90" w:type="dxa"/>
+            </w:tcMar>
+            <w:vAlign w:val="center"/>
+          </w:tcPr>
+          <w:p>
+            <w:pPr>
+              <w:jc w:val="center"/>
+            </w:pPr>
+            <w:r>
+              <w:rPr>
+                <w:b/>
+                <w:color w:val="FFFFFF"/>
+                <w:sz w:val="15"/>
+              </w:rPr>
+              <w:t>Sex Name</w:t>
+            </w:r>
+          </w:p>
+        </w:tc>
+        <w:tc>
+          <w:tcPr>
+            <w:tcW w:type="dxa" w:w="1104"/>
+            <w:shd w:fill="1F4E78"/>
+            <w:tcMar>
+              <w:top w:w="80" w:type="dxa"/>
+              <w:start w:w="90" w:type="dxa"/>
+              <w:bottom w:w="80" w:type="dxa"/>
+              <w:end w:w="90" w:type="dxa"/>
+            </w:tcMar>
+            <w:vAlign w:val="center"/>
+          </w:tcPr>
+          <w:p>
+            <w:pPr>
+              <w:jc w:val="center"/>
+            </w:pPr>
+            <w:r>
+              <w:rPr>
+                <w:b/>
+                <w:color w:val="FFFFFF"/>
+                <w:sz w:val="15"/>
+              </w:rPr>
+              <w:t>Measure Name</w:t>
+            </w:r>
+          </w:p>
+        </w:tc>
+        <w:tc>
+          <w:tcPr>
+            <w:tcW w:type="dxa" w:w="1104"/>
+            <w:shd w:fill="1F4E78"/>
+            <w:tcMar>
+              <w:top w:w="80" w:type="dxa"/>
+              <w:start w:w="90" w:type="dxa"/>
+              <w:bottom w:w="80" w:type="dxa"/>
+              <w:end w:w="90" w:type="dxa"/>
+            </w:tcMar>
+            <w:vAlign w:val="center"/>
+          </w:tcPr>
+          <w:p>
+            <w:pPr>
+              <w:jc w:val="center"/>
+            </w:pPr>
+            <w:r>
+              <w:rPr>
+                <w:b/>
+                <w:color w:val="FFFFFF"/>
+                <w:sz w:val="15"/>
+              </w:rPr>
+              <w:t>Start Year</w:t>
+            </w:r>
+          </w:p>
+        </w:tc>
+        <w:tc>
+          <w:tcPr>
+            <w:tcW w:type="dxa" w:w="1104"/>
+            <w:shd w:fill="1F4E78"/>
+            <w:tcMar>
+              <w:top w:w="80" w:type="dxa"/>
+              <w:start w:w="90" w:type="dxa"/>
+              <w:bottom w:w="80" w:type="dxa"/>
+              <w:end w:w="90" w:type="dxa"/>
+            </w:tcMar>
+            <w:vAlign w:val="center"/>
+          </w:tcPr>
+          <w:p>
+            <w:pPr>
+              <w:jc w:val="center"/>
+            </w:pPr>
+            <w:r>
+              <w:rPr>
+                <w:b/>
+                <w:color w:val="FFFFFF"/>
+                <w:sz w:val="15"/>
+              </w:rPr>
+              <w:t>End Year</w:t>
+            </w:r>
+          </w:p>
+        </w:tc>
+        <w:tc>
+          <w:tcPr>
+            <w:tcW w:type="dxa" w:w="1104"/>
+            <w:shd w:fill="1F4E78"/>
+            <w:tcMar>
+              <w:top w:w="80" w:type="dxa"/>
+              <w:start w:w="90" w:type="dxa"/>
+              <w:bottom w:w="80" w:type="dxa"/>
+              <w:end w:w="90" w:type="dxa"/>
+            </w:tcMar>
+            <w:vAlign w:val="center"/>
+          </w:tcPr>
+          <w:p>
+            <w:pPr>
+              <w:jc w:val="center"/>
+            </w:pPr>
+            <w:r>
+              <w:rPr>
+                <w:b/>
+                <w:color w:val="FFFFFF"/>
+                <w:sz w:val="15"/>
+              </w:rPr>
+              <w:t>Joinpoint Count</w:t>
+            </w:r>
+          </w:p>
+        </w:tc>
+        <w:tc>
+          <w:tcPr>
+            <w:tcW w:type="dxa" w:w="1104"/>
+            <w:shd w:fill="1F4E78"/>
+            <w:tcMar>
+              <w:top w:w="80" w:type="dxa"/>
+              <w:start w:w="90" w:type="dxa"/>
+              <w:bottom w:w="80" w:type="dxa"/>
+              <w:end w:w="90" w:type="dxa"/>
+            </w:tcMar>
+            <w:vAlign w:val="center"/>
+          </w:tcPr>
+          <w:p>
+            <w:pPr>
+              <w:jc w:val="center"/>
+            </w:pPr>
+            <w:r>
+              <w:rPr>
+                <w:b/>
+                <w:color w:val="FFFFFF"/>
+                <w:sz w:val="15"/>
+              </w:rPr>
+              <w:t>Joinpoint Years</w:t>
+            </w:r>
+          </w:p>
+        </w:tc>
+        <w:tc>
+          <w:tcPr>
+            <w:tcW w:type="dxa" w:w="1104"/>
+            <w:shd w:fill="1F4E78"/>
+            <w:tcMar>
+              <w:top w:w="80" w:type="dxa"/>
+              <w:start w:w="90" w:type="dxa"/>
+              <w:bottom w:w="80" w:type="dxa"/>
+              <w:end w:w="90" w:type="dxa"/>
+            </w:tcMar>
+            <w:vAlign w:val="center"/>
+          </w:tcPr>
+          <w:p>
+            <w:pPr>
+              <w:jc w:val="center"/>
+            </w:pPr>
+            <w:r>
+              <w:rPr>
+                <w:b/>
+                <w:color w:val="FFFFFF"/>
+                <w:sz w:val="15"/>
+              </w:rPr>
+              <w:t>Aapc</w:t>
+            </w:r>
+          </w:p>
+        </w:tc>
+        <w:tc>
+          <w:tcPr>
+            <w:tcW w:type="dxa" w:w="1104"/>
+            <w:shd w:fill="1F4E78"/>
+            <w:tcMar>
+              <w:top w:w="80" w:type="dxa"/>
+              <w:start w:w="90" w:type="dxa"/>
+              <w:bottom w:w="80" w:type="dxa"/>
+              <w:end w:w="90" w:type="dxa"/>
+            </w:tcMar>
+            <w:vAlign w:val="center"/>
+          </w:tcPr>
+          <w:p>
+            <w:pPr>
+              <w:jc w:val="center"/>
+            </w:pPr>
+            <w:r>
+              <w:rPr>
+                <w:b/>
+                <w:color w:val="FFFFFF"/>
+                <w:sz w:val="15"/>
+              </w:rPr>
+              <w:t>Lag1 Residual Autocorrelation</w:t>
+            </w:r>
+          </w:p>
+        </w:tc>
+      </w:tr>
+      <w:tr>
+        <w:trPr>
+          <w:cantSplit/>
+        </w:trPr>
+        <w:tc>
+          <w:tcPr>
+            <w:tcW w:type="dxa" w:w="1104"/>
+            <w:vAlign w:val="center"/>
+            <w:tcMar>
+              <w:top w:w="80" w:type="dxa"/>
+              <w:start w:w="90" w:type="dxa"/>
+              <w:bottom w:w="80" w:type="dxa"/>
+              <w:end w:w="90" w:type="dxa"/>
+            </w:tcMar>
+          </w:tcPr>
+          <w:p>
+            <w:pPr>
+              <w:jc w:val="left"/>
+            </w:pPr>
+            <w:r>
+              <w:rPr>
+                <w:sz w:val="15"/>
+              </w:rPr>
+              <w:t>China</w:t>
+            </w:r>
+          </w:p>
+        </w:tc>
+        <w:tc>
+          <w:tcPr>
+            <w:tcW w:type="dxa" w:w="1104"/>
+            <w:vAlign w:val="center"/>
+            <w:tcMar>
+              <w:top w:w="80" w:type="dxa"/>
+              <w:start w:w="90" w:type="dxa"/>
+              <w:bottom w:w="80" w:type="dxa"/>
+              <w:end w:w="90" w:type="dxa"/>
+            </w:tcMar>
+          </w:tcPr>
+          <w:p>
+            <w:pPr>
+              <w:jc w:val="center"/>
+            </w:pPr>
+            <w:r>
+              <w:rPr>
+                <w:sz w:val="15"/>
+              </w:rPr>
+              <w:t>Female</w:t>
+            </w:r>
+          </w:p>
+        </w:tc>
+        <w:tc>
+          <w:tcPr>
+            <w:tcW w:type="dxa" w:w="1104"/>
+            <w:vAlign w:val="center"/>
+            <w:tcMar>
+              <w:top w:w="80" w:type="dxa"/>
+              <w:start w:w="90" w:type="dxa"/>
+              <w:bottom w:w="80" w:type="dxa"/>
+              <w:end w:w="90" w:type="dxa"/>
+            </w:tcMar>
+          </w:tcPr>
+          <w:p>
+            <w:pPr>
+              <w:jc w:val="center"/>
+            </w:pPr>
+            <w:r>
+              <w:rPr>
+                <w:sz w:val="15"/>
+              </w:rPr>
+              <w:t>DALYs</w:t>
+            </w:r>
+          </w:p>
+        </w:tc>
+        <w:tc>
+          <w:tcPr>
+            <w:tcW w:type="dxa" w:w="1104"/>
+            <w:vAlign w:val="center"/>
+            <w:tcMar>
+              <w:top w:w="80" w:type="dxa"/>
+              <w:start w:w="90" w:type="dxa"/>
+              <w:bottom w:w="80" w:type="dxa"/>
+              <w:end w:w="90" w:type="dxa"/>
+            </w:tcMar>
+          </w:tcPr>
+          <w:p>
+            <w:pPr>
+              <w:jc w:val="center"/>
+            </w:pPr>
+            <w:r>
+              <w:rPr>
+                <w:sz w:val="15"/>
+              </w:rPr>
+              <w:t>1990</w:t>
+            </w:r>
+          </w:p>
+        </w:tc>
+        <w:tc>
+          <w:tcPr>
+            <w:tcW w:type="dxa" w:w="1104"/>
+            <w:vAlign w:val="center"/>
+            <w:tcMar>
+              <w:top w:w="80" w:type="dxa"/>
+              <w:start w:w="90" w:type="dxa"/>
+              <w:bottom w:w="80" w:type="dxa"/>
+              <w:end w:w="90" w:type="dxa"/>
+            </w:tcMar>
+          </w:tcPr>
+          <w:p>
+            <w:pPr>
+              <w:jc w:val="center"/>
+            </w:pPr>
+            <w:r>
+              <w:rPr>
+                <w:sz w:val="15"/>
+              </w:rPr>
+              <w:t>2019</w:t>
+            </w:r>
+          </w:p>
+        </w:tc>
+        <w:tc>
+          <w:tcPr>
+            <w:tcW w:type="dxa" w:w="1104"/>
+            <w:vAlign w:val="center"/>
+            <w:tcMar>
+              <w:top w:w="80" w:type="dxa"/>
+              <w:start w:w="90" w:type="dxa"/>
+              <w:bottom w:w="80" w:type="dxa"/>
+              <w:end w:w="90" w:type="dxa"/>
+            </w:tcMar>
+          </w:tcPr>
+          <w:p>
+            <w:pPr>
+              <w:jc w:val="center"/>
+            </w:pPr>
+            <w:r>
+              <w:rPr>
+                <w:sz w:val="15"/>
+              </w:rPr>
+              <w:t>2</w:t>
+            </w:r>
+          </w:p>
+        </w:tc>
+        <w:tc>
+          <w:tcPr>
+            <w:tcW w:type="dxa" w:w="1104"/>
+            <w:vAlign w:val="center"/>
+            <w:tcMar>
+              <w:top w:w="80" w:type="dxa"/>
+              <w:start w:w="90" w:type="dxa"/>
+              <w:bottom w:w="80" w:type="dxa"/>
+              <w:end w:w="90" w:type="dxa"/>
+            </w:tcMar>
+          </w:tcPr>
+          <w:p>
+            <w:pPr>
+              <w:jc w:val="center"/>
+            </w:pPr>
+            <w:r>
+              <w:rPr>
+                <w:sz w:val="15"/>
+              </w:rPr>
+              <w:t>1998,2015</w:t>
+            </w:r>
+          </w:p>
+        </w:tc>
+        <w:tc>
+          <w:tcPr>
+            <w:tcW w:type="dxa" w:w="1104"/>
+            <w:vAlign w:val="center"/>
+            <w:tcMar>
+              <w:top w:w="80" w:type="dxa"/>
+              <w:start w:w="90" w:type="dxa"/>
+              <w:bottom w:w="80" w:type="dxa"/>
+              <w:end w:w="90" w:type="dxa"/>
+            </w:tcMar>
+          </w:tcPr>
+          <w:p>
+            <w:pPr>
+              <w:jc w:val="center"/>
+            </w:pPr>
+            <w:r>
+              <w:rPr>
+                <w:sz w:val="15"/>
+              </w:rPr>
+              <w:t>0.0559</w:t>
+            </w:r>
+          </w:p>
+        </w:tc>
+        <w:tc>
+          <w:tcPr>
+            <w:tcW w:type="dxa" w:w="1104"/>
+            <w:vAlign w:val="center"/>
+            <w:tcMar>
+              <w:top w:w="80" w:type="dxa"/>
+              <w:start w:w="90" w:type="dxa"/>
+              <w:bottom w:w="80" w:type="dxa"/>
+              <w:end w:w="90" w:type="dxa"/>
+            </w:tcMar>
+          </w:tcPr>
+          <w:p>
+            <w:pPr>
+              <w:jc w:val="center"/>
+            </w:pPr>
+            <w:r>
+              <w:rPr>
+                <w:sz w:val="15"/>
+              </w:rPr>
+              <w:t>0.2097</w:t>
+            </w:r>
+          </w:p>
+        </w:tc>
+      </w:tr>
+      <w:tr>
+        <w:trPr>
+          <w:cantSplit/>
+        </w:trPr>
+        <w:tc>
+          <w:tcPr>
+            <w:tcW w:type="dxa" w:w="1104"/>
+            <w:vAlign w:val="center"/>
+            <w:tcMar>
+              <w:top w:w="80" w:type="dxa"/>
+              <w:start w:w="90" w:type="dxa"/>
+              <w:bottom w:w="80" w:type="dxa"/>
+              <w:end w:w="90" w:type="dxa"/>
+            </w:tcMar>
+          </w:tcPr>
+          <w:p>
+            <w:pPr>
+              <w:jc w:val="left"/>
+            </w:pPr>
+            <w:r>
+              <w:rPr>
+                <w:sz w:val="15"/>
+              </w:rPr>
+              <w:t>China</w:t>
+            </w:r>
+          </w:p>
+        </w:tc>
+        <w:tc>
+          <w:tcPr>
+            <w:tcW w:type="dxa" w:w="1104"/>
+            <w:vAlign w:val="center"/>
+            <w:tcMar>
+              <w:top w:w="80" w:type="dxa"/>
+              <w:start w:w="90" w:type="dxa"/>
+              <w:bottom w:w="80" w:type="dxa"/>
+              <w:end w:w="90" w:type="dxa"/>
+            </w:tcMar>
+          </w:tcPr>
+          <w:p>
+            <w:pPr>
+              <w:jc w:val="center"/>
+            </w:pPr>
+            <w:r>
+              <w:rPr>
+                <w:sz w:val="15"/>
+              </w:rPr>
+              <w:t>Female</w:t>
+            </w:r>
+          </w:p>
+        </w:tc>
+        <w:tc>
+          <w:tcPr>
+            <w:tcW w:type="dxa" w:w="1104"/>
+            <w:vAlign w:val="center"/>
+            <w:tcMar>
+              <w:top w:w="80" w:type="dxa"/>
+              <w:start w:w="90" w:type="dxa"/>
+              <w:bottom w:w="80" w:type="dxa"/>
+              <w:end w:w="90" w:type="dxa"/>
+            </w:tcMar>
+          </w:tcPr>
+          <w:p>
+            <w:pPr>
+              <w:jc w:val="center"/>
+            </w:pPr>
+            <w:r>
+              <w:rPr>
+                <w:sz w:val="15"/>
+              </w:rPr>
+              <w:t>Incidence</w:t>
+            </w:r>
+          </w:p>
+        </w:tc>
+        <w:tc>
+          <w:tcPr>
+            <w:tcW w:type="dxa" w:w="1104"/>
+            <w:vAlign w:val="center"/>
+            <w:tcMar>
+              <w:top w:w="80" w:type="dxa"/>
+              <w:start w:w="90" w:type="dxa"/>
+              <w:bottom w:w="80" w:type="dxa"/>
+              <w:end w:w="90" w:type="dxa"/>
+            </w:tcMar>
+          </w:tcPr>
+          <w:p>
+            <w:pPr>
+              <w:jc w:val="center"/>
+            </w:pPr>
+            <w:r>
+              <w:rPr>
+                <w:sz w:val="15"/>
+              </w:rPr>
+              <w:t>1990</w:t>
+            </w:r>
+          </w:p>
+        </w:tc>
+        <w:tc>
+          <w:tcPr>
+            <w:tcW w:type="dxa" w:w="1104"/>
+            <w:vAlign w:val="center"/>
+            <w:tcMar>
+              <w:top w:w="80" w:type="dxa"/>
+              <w:start w:w="90" w:type="dxa"/>
+              <w:bottom w:w="80" w:type="dxa"/>
+              <w:end w:w="90" w:type="dxa"/>
+            </w:tcMar>
+          </w:tcPr>
+          <w:p>
+            <w:pPr>
+              <w:jc w:val="center"/>
+            </w:pPr>
+            <w:r>
+              <w:rPr>
+                <w:sz w:val="15"/>
+              </w:rPr>
+              <w:t>2019</w:t>
+            </w:r>
+          </w:p>
+        </w:tc>
+        <w:tc>
+          <w:tcPr>
+            <w:tcW w:type="dxa" w:w="1104"/>
+            <w:vAlign w:val="center"/>
+            <w:tcMar>
+              <w:top w:w="80" w:type="dxa"/>
+              <w:start w:w="90" w:type="dxa"/>
+              <w:bottom w:w="80" w:type="dxa"/>
+              <w:end w:w="90" w:type="dxa"/>
+            </w:tcMar>
+          </w:tcPr>
+          <w:p>
+            <w:pPr>
+              <w:jc w:val="center"/>
+            </w:pPr>
+            <w:r>
+              <w:rPr>
+                <w:sz w:val="15"/>
+              </w:rPr>
+              <w:t>2</w:t>
+            </w:r>
+          </w:p>
+        </w:tc>
+        <w:tc>
+          <w:tcPr>
+            <w:tcW w:type="dxa" w:w="1104"/>
+            <w:vAlign w:val="center"/>
+            <w:tcMar>
+              <w:top w:w="80" w:type="dxa"/>
+              <w:start w:w="90" w:type="dxa"/>
+              <w:bottom w:w="80" w:type="dxa"/>
+              <w:end w:w="90" w:type="dxa"/>
+            </w:tcMar>
+          </w:tcPr>
+          <w:p>
+            <w:pPr>
+              <w:jc w:val="center"/>
+            </w:pPr>
+            <w:r>
+              <w:rPr>
+                <w:sz w:val="15"/>
+              </w:rPr>
+              <w:t>2005,2015</w:t>
+            </w:r>
+          </w:p>
+        </w:tc>
+        <w:tc>
+          <w:tcPr>
+            <w:tcW w:type="dxa" w:w="1104"/>
+            <w:vAlign w:val="center"/>
+            <w:tcMar>
+              <w:top w:w="80" w:type="dxa"/>
+              <w:start w:w="90" w:type="dxa"/>
+              <w:bottom w:w="80" w:type="dxa"/>
+              <w:end w:w="90" w:type="dxa"/>
+            </w:tcMar>
+          </w:tcPr>
+          <w:p>
+            <w:pPr>
+              <w:jc w:val="center"/>
+            </w:pPr>
+            <w:r>
+              <w:rPr>
+                <w:sz w:val="15"/>
+              </w:rPr>
+              <w:t>0.0122</w:t>
+            </w:r>
+          </w:p>
+        </w:tc>
+        <w:tc>
+          <w:tcPr>
+            <w:tcW w:type="dxa" w:w="1104"/>
+            <w:vAlign w:val="center"/>
+            <w:tcMar>
+              <w:top w:w="80" w:type="dxa"/>
+              <w:start w:w="90" w:type="dxa"/>
+              <w:bottom w:w="80" w:type="dxa"/>
+              <w:end w:w="90" w:type="dxa"/>
+            </w:tcMar>
+          </w:tcPr>
+          <w:p>
+            <w:pPr>
+              <w:jc w:val="center"/>
+            </w:pPr>
+            <w:r>
+              <w:rPr>
+                <w:sz w:val="15"/>
+              </w:rPr>
+              <w:t>0.7910</w:t>
+            </w:r>
+          </w:p>
+        </w:tc>
+      </w:tr>
+      <w:tr>
+        <w:trPr>
+          <w:cantSplit/>
+        </w:trPr>
+        <w:tc>
+          <w:tcPr>
+            <w:tcW w:type="dxa" w:w="1104"/>
+            <w:vAlign w:val="center"/>
+            <w:tcMar>
+              <w:top w:w="80" w:type="dxa"/>
+              <w:start w:w="90" w:type="dxa"/>
+              <w:bottom w:w="80" w:type="dxa"/>
+              <w:end w:w="90" w:type="dxa"/>
+            </w:tcMar>
+          </w:tcPr>
+          <w:p>
+            <w:pPr>
+              <w:jc w:val="left"/>
+            </w:pPr>
+            <w:r>
+              <w:rPr>
+                <w:sz w:val="15"/>
+              </w:rPr>
+              <w:t>China</w:t>
+            </w:r>
+          </w:p>
+        </w:tc>
+        <w:tc>
+          <w:tcPr>
+            <w:tcW w:type="dxa" w:w="1104"/>
+            <w:vAlign w:val="center"/>
+            <w:tcMar>
+              <w:top w:w="80" w:type="dxa"/>
+              <w:start w:w="90" w:type="dxa"/>
+              <w:bottom w:w="80" w:type="dxa"/>
+              <w:end w:w="90" w:type="dxa"/>
+            </w:tcMar>
+          </w:tcPr>
+          <w:p>
+            <w:pPr>
+              <w:jc w:val="center"/>
+            </w:pPr>
+            <w:r>
+              <w:rPr>
+                <w:sz w:val="15"/>
+              </w:rPr>
+              <w:t>Female</w:t>
+            </w:r>
+          </w:p>
+        </w:tc>
+        <w:tc>
+          <w:tcPr>
+            <w:tcW w:type="dxa" w:w="1104"/>
+            <w:vAlign w:val="center"/>
+            <w:tcMar>
+              <w:top w:w="80" w:type="dxa"/>
+              <w:start w:w="90" w:type="dxa"/>
+              <w:bottom w:w="80" w:type="dxa"/>
+              <w:end w:w="90" w:type="dxa"/>
+            </w:tcMar>
+          </w:tcPr>
+          <w:p>
+            <w:pPr>
+              <w:jc w:val="center"/>
+            </w:pPr>
+            <w:r>
+              <w:rPr>
+                <w:sz w:val="15"/>
+              </w:rPr>
+              <w:t>Prevalence</w:t>
+            </w:r>
+          </w:p>
+        </w:tc>
+        <w:tc>
+          <w:tcPr>
+            <w:tcW w:type="dxa" w:w="1104"/>
+            <w:vAlign w:val="center"/>
+            <w:tcMar>
+              <w:top w:w="80" w:type="dxa"/>
+              <w:start w:w="90" w:type="dxa"/>
+              <w:bottom w:w="80" w:type="dxa"/>
+              <w:end w:w="90" w:type="dxa"/>
+            </w:tcMar>
+          </w:tcPr>
+          <w:p>
+            <w:pPr>
+              <w:jc w:val="center"/>
+            </w:pPr>
+            <w:r>
+              <w:rPr>
+                <w:sz w:val="15"/>
+              </w:rPr>
+              <w:t>1990</w:t>
+            </w:r>
+          </w:p>
+        </w:tc>
+        <w:tc>
+          <w:tcPr>
+            <w:tcW w:type="dxa" w:w="1104"/>
+            <w:vAlign w:val="center"/>
+            <w:tcMar>
+              <w:top w:w="80" w:type="dxa"/>
+              <w:start w:w="90" w:type="dxa"/>
+              <w:bottom w:w="80" w:type="dxa"/>
+              <w:end w:w="90" w:type="dxa"/>
+            </w:tcMar>
+          </w:tcPr>
+          <w:p>
+            <w:pPr>
+              <w:jc w:val="center"/>
+            </w:pPr>
+            <w:r>
+              <w:rPr>
+                <w:sz w:val="15"/>
+              </w:rPr>
+              <w:t>2019</w:t>
+            </w:r>
+          </w:p>
+        </w:tc>
+        <w:tc>
+          <w:tcPr>
+            <w:tcW w:type="dxa" w:w="1104"/>
+            <w:vAlign w:val="center"/>
+            <w:tcMar>
+              <w:top w:w="80" w:type="dxa"/>
+              <w:start w:w="90" w:type="dxa"/>
+              <w:bottom w:w="80" w:type="dxa"/>
+              <w:end w:w="90" w:type="dxa"/>
+            </w:tcMar>
+          </w:tcPr>
+          <w:p>
+            <w:pPr>
+              <w:jc w:val="center"/>
+            </w:pPr>
+            <w:r>
+              <w:rPr>
+                <w:sz w:val="15"/>
+              </w:rPr>
+              <w:t>2</w:t>
+            </w:r>
+          </w:p>
+        </w:tc>
+        <w:tc>
+          <w:tcPr>
+            <w:tcW w:type="dxa" w:w="1104"/>
+            <w:vAlign w:val="center"/>
+            <w:tcMar>
+              <w:top w:w="80" w:type="dxa"/>
+              <w:start w:w="90" w:type="dxa"/>
+              <w:bottom w:w="80" w:type="dxa"/>
+              <w:end w:w="90" w:type="dxa"/>
+            </w:tcMar>
+          </w:tcPr>
+          <w:p>
+            <w:pPr>
+              <w:jc w:val="center"/>
+            </w:pPr>
+            <w:r>
+              <w:rPr>
+                <w:sz w:val="15"/>
+              </w:rPr>
+              <w:t>2000,2004</w:t>
+            </w:r>
+          </w:p>
+        </w:tc>
+        <w:tc>
+          <w:tcPr>
+            <w:tcW w:type="dxa" w:w="1104"/>
+            <w:vAlign w:val="center"/>
+            <w:tcMar>
+              <w:top w:w="80" w:type="dxa"/>
+              <w:start w:w="90" w:type="dxa"/>
+              <w:bottom w:w="80" w:type="dxa"/>
+              <w:end w:w="90" w:type="dxa"/>
+            </w:tcMar>
+          </w:tcPr>
+          <w:p>
+            <w:pPr>
+              <w:jc w:val="center"/>
+            </w:pPr>
+            <w:r>
+              <w:rPr>
+                <w:sz w:val="15"/>
+              </w:rPr>
+              <w:t>0.0343</w:t>
+            </w:r>
+          </w:p>
+        </w:tc>
+        <w:tc>
+          <w:tcPr>
+            <w:tcW w:type="dxa" w:w="1104"/>
+            <w:vAlign w:val="center"/>
+            <w:tcMar>
+              <w:top w:w="80" w:type="dxa"/>
+              <w:start w:w="90" w:type="dxa"/>
+              <w:bottom w:w="80" w:type="dxa"/>
+              <w:end w:w="90" w:type="dxa"/>
+            </w:tcMar>
+          </w:tcPr>
+          <w:p>
+            <w:pPr>
+              <w:jc w:val="center"/>
+            </w:pPr>
+            <w:r>
+              <w:rPr>
+                <w:sz w:val="15"/>
+              </w:rPr>
+              <w:t>0.8098</w:t>
+            </w:r>
+          </w:p>
+        </w:tc>
+      </w:tr>
+      <w:tr>
+        <w:trPr>
+          <w:cantSplit/>
+        </w:trPr>
+        <w:tc>
+          <w:tcPr>
+            <w:tcW w:type="dxa" w:w="1104"/>
+            <w:vAlign w:val="center"/>
+            <w:tcMar>
+              <w:top w:w="80" w:type="dxa"/>
+              <w:start w:w="90" w:type="dxa"/>
+              <w:bottom w:w="80" w:type="dxa"/>
+              <w:end w:w="90" w:type="dxa"/>
+            </w:tcMar>
+          </w:tcPr>
+          <w:p>
+            <w:pPr>
+              <w:jc w:val="left"/>
+            </w:pPr>
+            <w:r>
+              <w:rPr>
+                <w:sz w:val="15"/>
+              </w:rPr>
+              <w:t>China</w:t>
+            </w:r>
+          </w:p>
+        </w:tc>
+        <w:tc>
+          <w:tcPr>
+            <w:tcW w:type="dxa" w:w="1104"/>
+            <w:vAlign w:val="center"/>
+            <w:tcMar>
+              <w:top w:w="80" w:type="dxa"/>
+              <w:start w:w="90" w:type="dxa"/>
+              <w:bottom w:w="80" w:type="dxa"/>
+              <w:end w:w="90" w:type="dxa"/>
+            </w:tcMar>
+          </w:tcPr>
+          <w:p>
+            <w:pPr>
+              <w:jc w:val="center"/>
+            </w:pPr>
+            <w:r>
+              <w:rPr>
+                <w:sz w:val="15"/>
+              </w:rPr>
+              <w:t>Male</w:t>
+            </w:r>
+          </w:p>
+        </w:tc>
+        <w:tc>
+          <w:tcPr>
+            <w:tcW w:type="dxa" w:w="1104"/>
+            <w:vAlign w:val="center"/>
+            <w:tcMar>
+              <w:top w:w="80" w:type="dxa"/>
+              <w:start w:w="90" w:type="dxa"/>
+              <w:bottom w:w="80" w:type="dxa"/>
+              <w:end w:w="90" w:type="dxa"/>
+            </w:tcMar>
+          </w:tcPr>
+          <w:p>
+            <w:pPr>
+              <w:jc w:val="center"/>
+            </w:pPr>
+            <w:r>
+              <w:rPr>
+                <w:sz w:val="15"/>
+              </w:rPr>
+              <w:t>DALYs</w:t>
+            </w:r>
+          </w:p>
+        </w:tc>
+        <w:tc>
+          <w:tcPr>
+            <w:tcW w:type="dxa" w:w="1104"/>
+            <w:vAlign w:val="center"/>
+            <w:tcMar>
+              <w:top w:w="80" w:type="dxa"/>
+              <w:start w:w="90" w:type="dxa"/>
+              <w:bottom w:w="80" w:type="dxa"/>
+              <w:end w:w="90" w:type="dxa"/>
+            </w:tcMar>
+          </w:tcPr>
+          <w:p>
+            <w:pPr>
+              <w:jc w:val="center"/>
+            </w:pPr>
+            <w:r>
+              <w:rPr>
+                <w:sz w:val="15"/>
+              </w:rPr>
+              <w:t>1990</w:t>
+            </w:r>
+          </w:p>
+        </w:tc>
+        <w:tc>
+          <w:tcPr>
+            <w:tcW w:type="dxa" w:w="1104"/>
+            <w:vAlign w:val="center"/>
+            <w:tcMar>
+              <w:top w:w="80" w:type="dxa"/>
+              <w:start w:w="90" w:type="dxa"/>
+              <w:bottom w:w="80" w:type="dxa"/>
+              <w:end w:w="90" w:type="dxa"/>
+            </w:tcMar>
+          </w:tcPr>
+          <w:p>
+            <w:pPr>
+              <w:jc w:val="center"/>
+            </w:pPr>
+            <w:r>
+              <w:rPr>
+                <w:sz w:val="15"/>
+              </w:rPr>
+              <w:t>2019</w:t>
+            </w:r>
+          </w:p>
+        </w:tc>
+        <w:tc>
+          <w:tcPr>
+            <w:tcW w:type="dxa" w:w="1104"/>
+            <w:vAlign w:val="center"/>
+            <w:tcMar>
+              <w:top w:w="80" w:type="dxa"/>
+              <w:start w:w="90" w:type="dxa"/>
+              <w:bottom w:w="80" w:type="dxa"/>
+              <w:end w:w="90" w:type="dxa"/>
+            </w:tcMar>
+          </w:tcPr>
+          <w:p>
+            <w:pPr>
+              <w:jc w:val="center"/>
+            </w:pPr>
+            <w:r>
+              <w:rPr>
+                <w:sz w:val="15"/>
+              </w:rPr>
+              <w:t>2</w:t>
+            </w:r>
+          </w:p>
+        </w:tc>
+        <w:tc>
+          <w:tcPr>
+            <w:tcW w:type="dxa" w:w="1104"/>
+            <w:vAlign w:val="center"/>
+            <w:tcMar>
+              <w:top w:w="80" w:type="dxa"/>
+              <w:start w:w="90" w:type="dxa"/>
+              <w:bottom w:w="80" w:type="dxa"/>
+              <w:end w:w="90" w:type="dxa"/>
+            </w:tcMar>
+          </w:tcPr>
+          <w:p>
+            <w:pPr>
+              <w:jc w:val="center"/>
+            </w:pPr>
+            <w:r>
+              <w:rPr>
+                <w:sz w:val="15"/>
+              </w:rPr>
+              <w:t>1995,1999</w:t>
+            </w:r>
+          </w:p>
+        </w:tc>
+        <w:tc>
+          <w:tcPr>
+            <w:tcW w:type="dxa" w:w="1104"/>
+            <w:vAlign w:val="center"/>
+            <w:tcMar>
+              <w:top w:w="80" w:type="dxa"/>
+              <w:start w:w="90" w:type="dxa"/>
+              <w:bottom w:w="80" w:type="dxa"/>
+              <w:end w:w="90" w:type="dxa"/>
+            </w:tcMar>
+          </w:tcPr>
+          <w:p>
+            <w:pPr>
+              <w:jc w:val="center"/>
+            </w:pPr>
+            <w:r>
+              <w:rPr>
+                <w:sz w:val="15"/>
+              </w:rPr>
+              <w:t>0.0392</w:t>
+            </w:r>
+          </w:p>
+        </w:tc>
+        <w:tc>
+          <w:tcPr>
+            <w:tcW w:type="dxa" w:w="1104"/>
+            <w:vAlign w:val="center"/>
+            <w:tcMar>
+              <w:top w:w="80" w:type="dxa"/>
+              <w:start w:w="90" w:type="dxa"/>
+              <w:bottom w:w="80" w:type="dxa"/>
+              <w:end w:w="90" w:type="dxa"/>
+            </w:tcMar>
+          </w:tcPr>
+          <w:p>
+            <w:pPr>
+              <w:jc w:val="center"/>
+            </w:pPr>
+            <w:r>
+              <w:rPr>
+                <w:sz w:val="15"/>
+              </w:rPr>
+              <w:t>0.7083</w:t>
+            </w:r>
+          </w:p>
+        </w:tc>
+      </w:tr>
+      <w:tr>
+        <w:trPr>
+          <w:cantSplit/>
+        </w:trPr>
+        <w:tc>
+          <w:tcPr>
+            <w:tcW w:type="dxa" w:w="1104"/>
+            <w:vAlign w:val="center"/>
+            <w:tcMar>
+              <w:top w:w="80" w:type="dxa"/>
+              <w:start w:w="90" w:type="dxa"/>
+              <w:bottom w:w="80" w:type="dxa"/>
+              <w:end w:w="90" w:type="dxa"/>
+            </w:tcMar>
+          </w:tcPr>
+          <w:p>
+            <w:pPr>
+              <w:jc w:val="left"/>
+            </w:pPr>
+            <w:r>
+              <w:rPr>
+                <w:sz w:val="15"/>
+              </w:rPr>
+              <w:t>China</w:t>
+            </w:r>
+          </w:p>
+        </w:tc>
+        <w:tc>
+          <w:tcPr>
+            <w:tcW w:type="dxa" w:w="1104"/>
+            <w:vAlign w:val="center"/>
+            <w:tcMar>
+              <w:top w:w="80" w:type="dxa"/>
+              <w:start w:w="90" w:type="dxa"/>
+              <w:bottom w:w="80" w:type="dxa"/>
+              <w:end w:w="90" w:type="dxa"/>
+            </w:tcMar>
+          </w:tcPr>
+          <w:p>
+            <w:pPr>
+              <w:jc w:val="center"/>
+            </w:pPr>
+            <w:r>
+              <w:rPr>
+                <w:sz w:val="15"/>
+              </w:rPr>
+              <w:t>Male</w:t>
+            </w:r>
+          </w:p>
+        </w:tc>
+        <w:tc>
+          <w:tcPr>
+            <w:tcW w:type="dxa" w:w="1104"/>
+            <w:vAlign w:val="center"/>
+            <w:tcMar>
+              <w:top w:w="80" w:type="dxa"/>
+              <w:start w:w="90" w:type="dxa"/>
+              <w:bottom w:w="80" w:type="dxa"/>
+              <w:end w:w="90" w:type="dxa"/>
+            </w:tcMar>
+          </w:tcPr>
+          <w:p>
+            <w:pPr>
+              <w:jc w:val="center"/>
+            </w:pPr>
+            <w:r>
+              <w:rPr>
+                <w:sz w:val="15"/>
+              </w:rPr>
+              <w:t>Incidence</w:t>
+            </w:r>
+          </w:p>
+        </w:tc>
+        <w:tc>
+          <w:tcPr>
+            <w:tcW w:type="dxa" w:w="1104"/>
+            <w:vAlign w:val="center"/>
+            <w:tcMar>
+              <w:top w:w="80" w:type="dxa"/>
+              <w:start w:w="90" w:type="dxa"/>
+              <w:bottom w:w="80" w:type="dxa"/>
+              <w:end w:w="90" w:type="dxa"/>
+            </w:tcMar>
+          </w:tcPr>
+          <w:p>
+            <w:pPr>
+              <w:jc w:val="center"/>
+            </w:pPr>
+            <w:r>
+              <w:rPr>
+                <w:sz w:val="15"/>
+              </w:rPr>
+              <w:t>1990</w:t>
+            </w:r>
+          </w:p>
+        </w:tc>
+        <w:tc>
+          <w:tcPr>
+            <w:tcW w:type="dxa" w:w="1104"/>
+            <w:vAlign w:val="center"/>
+            <w:tcMar>
+              <w:top w:w="80" w:type="dxa"/>
+              <w:start w:w="90" w:type="dxa"/>
+              <w:bottom w:w="80" w:type="dxa"/>
+              <w:end w:w="90" w:type="dxa"/>
+            </w:tcMar>
+          </w:tcPr>
+          <w:p>
+            <w:pPr>
+              <w:jc w:val="center"/>
+            </w:pPr>
+            <w:r>
+              <w:rPr>
+                <w:sz w:val="15"/>
+              </w:rPr>
+              <w:t>2019</w:t>
+            </w:r>
+          </w:p>
+        </w:tc>
+        <w:tc>
+          <w:tcPr>
+            <w:tcW w:type="dxa" w:w="1104"/>
+            <w:vAlign w:val="center"/>
+            <w:tcMar>
+              <w:top w:w="80" w:type="dxa"/>
+              <w:start w:w="90" w:type="dxa"/>
+              <w:bottom w:w="80" w:type="dxa"/>
+              <w:end w:w="90" w:type="dxa"/>
+            </w:tcMar>
+          </w:tcPr>
+          <w:p>
+            <w:pPr>
+              <w:jc w:val="center"/>
+            </w:pPr>
+            <w:r>
+              <w:rPr>
+                <w:sz w:val="15"/>
+              </w:rPr>
+              <w:t>2</w:t>
+            </w:r>
+          </w:p>
+        </w:tc>
+        <w:tc>
+          <w:tcPr>
+            <w:tcW w:type="dxa" w:w="1104"/>
+            <w:vAlign w:val="center"/>
+            <w:tcMar>
+              <w:top w:w="80" w:type="dxa"/>
+              <w:start w:w="90" w:type="dxa"/>
+              <w:bottom w:w="80" w:type="dxa"/>
+              <w:end w:w="90" w:type="dxa"/>
+            </w:tcMar>
+          </w:tcPr>
+          <w:p>
+            <w:pPr>
+              <w:jc w:val="center"/>
+            </w:pPr>
+            <w:r>
+              <w:rPr>
+                <w:sz w:val="15"/>
+              </w:rPr>
+              <w:t>2008,2015</w:t>
+            </w:r>
+          </w:p>
+        </w:tc>
+        <w:tc>
+          <w:tcPr>
+            <w:tcW w:type="dxa" w:w="1104"/>
+            <w:vAlign w:val="center"/>
+            <w:tcMar>
+              <w:top w:w="80" w:type="dxa"/>
+              <w:start w:w="90" w:type="dxa"/>
+              <w:bottom w:w="80" w:type="dxa"/>
+              <w:end w:w="90" w:type="dxa"/>
+            </w:tcMar>
+          </w:tcPr>
+          <w:p>
+            <w:pPr>
+              <w:jc w:val="center"/>
+            </w:pPr>
+            <w:r>
+              <w:rPr>
+                <w:sz w:val="15"/>
+              </w:rPr>
+              <w:t>0.0058</w:t>
+            </w:r>
+          </w:p>
+        </w:tc>
+        <w:tc>
+          <w:tcPr>
+            <w:tcW w:type="dxa" w:w="1104"/>
+            <w:vAlign w:val="center"/>
+            <w:tcMar>
+              <w:top w:w="80" w:type="dxa"/>
+              <w:start w:w="90" w:type="dxa"/>
+              <w:bottom w:w="80" w:type="dxa"/>
+              <w:end w:w="90" w:type="dxa"/>
+            </w:tcMar>
+          </w:tcPr>
+          <w:p>
+            <w:pPr>
+              <w:jc w:val="center"/>
+            </w:pPr>
+            <w:r>
+              <w:rPr>
+                <w:sz w:val="15"/>
+              </w:rPr>
+              <w:t>0.7655</w:t>
+            </w:r>
+          </w:p>
+        </w:tc>
+      </w:tr>
+      <w:tr>
+        <w:trPr>
+          <w:cantSplit/>
+        </w:trPr>
+        <w:tc>
+          <w:tcPr>
+            <w:tcW w:type="dxa" w:w="1104"/>
+            <w:vAlign w:val="center"/>
+            <w:tcMar>
+              <w:top w:w="80" w:type="dxa"/>
+              <w:start w:w="90" w:type="dxa"/>
+              <w:bottom w:w="80" w:type="dxa"/>
+              <w:end w:w="90" w:type="dxa"/>
+            </w:tcMar>
+          </w:tcPr>
+          <w:p>
+            <w:pPr>
+              <w:jc w:val="left"/>
+            </w:pPr>
+            <w:r>
+              <w:rPr>
+                <w:sz w:val="15"/>
+              </w:rPr>
+              <w:t>China</w:t>
+            </w:r>
+          </w:p>
+        </w:tc>
+        <w:tc>
+          <w:tcPr>
+            <w:tcW w:type="dxa" w:w="1104"/>
+            <w:vAlign w:val="center"/>
+            <w:tcMar>
+              <w:top w:w="80" w:type="dxa"/>
+              <w:start w:w="90" w:type="dxa"/>
+              <w:bottom w:w="80" w:type="dxa"/>
+              <w:end w:w="90" w:type="dxa"/>
+            </w:tcMar>
+          </w:tcPr>
+          <w:p>
+            <w:pPr>
+              <w:jc w:val="center"/>
+            </w:pPr>
+            <w:r>
+              <w:rPr>
+                <w:sz w:val="15"/>
+              </w:rPr>
+              <w:t>Male</w:t>
+            </w:r>
+          </w:p>
+        </w:tc>
+        <w:tc>
+          <w:tcPr>
+            <w:tcW w:type="dxa" w:w="1104"/>
+            <w:vAlign w:val="center"/>
+            <w:tcMar>
+              <w:top w:w="80" w:type="dxa"/>
+              <w:start w:w="90" w:type="dxa"/>
+              <w:bottom w:w="80" w:type="dxa"/>
+              <w:end w:w="90" w:type="dxa"/>
+            </w:tcMar>
+          </w:tcPr>
+          <w:p>
+            <w:pPr>
+              <w:jc w:val="center"/>
+            </w:pPr>
+            <w:r>
+              <w:rPr>
+                <w:sz w:val="15"/>
+              </w:rPr>
+              <w:t>Prevalence</w:t>
+            </w:r>
+          </w:p>
+        </w:tc>
+        <w:tc>
+          <w:tcPr>
+            <w:tcW w:type="dxa" w:w="1104"/>
+            <w:vAlign w:val="center"/>
+            <w:tcMar>
+              <w:top w:w="80" w:type="dxa"/>
+              <w:start w:w="90" w:type="dxa"/>
+              <w:bottom w:w="80" w:type="dxa"/>
+              <w:end w:w="90" w:type="dxa"/>
+            </w:tcMar>
+          </w:tcPr>
+          <w:p>
+            <w:pPr>
+              <w:jc w:val="center"/>
+            </w:pPr>
+            <w:r>
+              <w:rPr>
+                <w:sz w:val="15"/>
+              </w:rPr>
+              <w:t>1990</w:t>
+            </w:r>
+          </w:p>
+        </w:tc>
+        <w:tc>
+          <w:tcPr>
+            <w:tcW w:type="dxa" w:w="1104"/>
+            <w:vAlign w:val="center"/>
+            <w:tcMar>
+              <w:top w:w="80" w:type="dxa"/>
+              <w:start w:w="90" w:type="dxa"/>
+              <w:bottom w:w="80" w:type="dxa"/>
+              <w:end w:w="90" w:type="dxa"/>
+            </w:tcMar>
+          </w:tcPr>
+          <w:p>
+            <w:pPr>
+              <w:jc w:val="center"/>
+            </w:pPr>
+            <w:r>
+              <w:rPr>
+                <w:sz w:val="15"/>
+              </w:rPr>
+              <w:t>2019</w:t>
+            </w:r>
+          </w:p>
+        </w:tc>
+        <w:tc>
+          <w:tcPr>
+            <w:tcW w:type="dxa" w:w="1104"/>
+            <w:vAlign w:val="center"/>
+            <w:tcMar>
+              <w:top w:w="80" w:type="dxa"/>
+              <w:start w:w="90" w:type="dxa"/>
+              <w:bottom w:w="80" w:type="dxa"/>
+              <w:end w:w="90" w:type="dxa"/>
+            </w:tcMar>
+          </w:tcPr>
+          <w:p>
+            <w:pPr>
+              <w:jc w:val="center"/>
+            </w:pPr>
+            <w:r>
+              <w:rPr>
+                <w:sz w:val="15"/>
+              </w:rPr>
+              <w:t>2</w:t>
+            </w:r>
+          </w:p>
+        </w:tc>
+        <w:tc>
+          <w:tcPr>
+            <w:tcW w:type="dxa" w:w="1104"/>
+            <w:vAlign w:val="center"/>
+            <w:tcMar>
+              <w:top w:w="80" w:type="dxa"/>
+              <w:start w:w="90" w:type="dxa"/>
+              <w:bottom w:w="80" w:type="dxa"/>
+              <w:end w:w="90" w:type="dxa"/>
+            </w:tcMar>
+          </w:tcPr>
+          <w:p>
+            <w:pPr>
+              <w:jc w:val="center"/>
+            </w:pPr>
+            <w:r>
+              <w:rPr>
+                <w:sz w:val="15"/>
+              </w:rPr>
+              <w:t>1995,1999</w:t>
+            </w:r>
+          </w:p>
+        </w:tc>
+        <w:tc>
+          <w:tcPr>
+            <w:tcW w:type="dxa" w:w="1104"/>
+            <w:vAlign w:val="center"/>
+            <w:tcMar>
+              <w:top w:w="80" w:type="dxa"/>
+              <w:start w:w="90" w:type="dxa"/>
+              <w:bottom w:w="80" w:type="dxa"/>
+              <w:end w:w="90" w:type="dxa"/>
+            </w:tcMar>
+          </w:tcPr>
+          <w:p>
+            <w:pPr>
+              <w:jc w:val="center"/>
+            </w:pPr>
+            <w:r>
+              <w:rPr>
+                <w:sz w:val="15"/>
+              </w:rPr>
+              <w:t>0.0380</w:t>
+            </w:r>
+          </w:p>
+        </w:tc>
+        <w:tc>
+          <w:tcPr>
+            <w:tcW w:type="dxa" w:w="1104"/>
+            <w:vAlign w:val="center"/>
+            <w:tcMar>
+              <w:top w:w="80" w:type="dxa"/>
+              <w:start w:w="90" w:type="dxa"/>
+              <w:bottom w:w="80" w:type="dxa"/>
+              <w:end w:w="90" w:type="dxa"/>
+            </w:tcMar>
+          </w:tcPr>
+          <w:p>
+            <w:pPr>
+              <w:jc w:val="center"/>
+            </w:pPr>
+            <w:r>
+              <w:rPr>
+                <w:sz w:val="15"/>
+              </w:rPr>
+              <w:t>0.7768</w:t>
+            </w:r>
+          </w:p>
+        </w:tc>
+      </w:tr>
+      <w:tr>
+        <w:trPr>
+          <w:cantSplit/>
+        </w:trPr>
+        <w:tc>
+          <w:tcPr>
+            <w:tcW w:type="dxa" w:w="1104"/>
+            <w:vAlign w:val="center"/>
+            <w:tcMar>
+              <w:top w:w="80" w:type="dxa"/>
+              <w:start w:w="90" w:type="dxa"/>
+              <w:bottom w:w="80" w:type="dxa"/>
+              <w:end w:w="90" w:type="dxa"/>
+            </w:tcMar>
+          </w:tcPr>
+          <w:p>
+            <w:pPr>
+              <w:jc w:val="left"/>
+            </w:pPr>
+            <w:r>
+              <w:rPr>
+                <w:sz w:val="15"/>
+              </w:rPr>
+              <w:t>United States</w:t>
+            </w:r>
+          </w:p>
+        </w:tc>
+        <w:tc>
+          <w:tcPr>
+            <w:tcW w:type="dxa" w:w="1104"/>
+            <w:vAlign w:val="center"/>
+            <w:tcMar>
+              <w:top w:w="80" w:type="dxa"/>
+              <w:start w:w="90" w:type="dxa"/>
+              <w:bottom w:w="80" w:type="dxa"/>
+              <w:end w:w="90" w:type="dxa"/>
+            </w:tcMar>
+          </w:tcPr>
+          <w:p>
+            <w:pPr>
+              <w:jc w:val="center"/>
+            </w:pPr>
+            <w:r>
+              <w:rPr>
+                <w:sz w:val="15"/>
+              </w:rPr>
+              <w:t>Female</w:t>
+            </w:r>
+          </w:p>
+        </w:tc>
+        <w:tc>
+          <w:tcPr>
+            <w:tcW w:type="dxa" w:w="1104"/>
+            <w:vAlign w:val="center"/>
+            <w:tcMar>
+              <w:top w:w="80" w:type="dxa"/>
+              <w:start w:w="90" w:type="dxa"/>
+              <w:bottom w:w="80" w:type="dxa"/>
+              <w:end w:w="90" w:type="dxa"/>
+            </w:tcMar>
+          </w:tcPr>
+          <w:p>
+            <w:pPr>
+              <w:jc w:val="center"/>
+            </w:pPr>
+            <w:r>
+              <w:rPr>
+                <w:sz w:val="15"/>
+              </w:rPr>
+              <w:t>DALYs</w:t>
+            </w:r>
+          </w:p>
+        </w:tc>
+        <w:tc>
+          <w:tcPr>
+            <w:tcW w:type="dxa" w:w="1104"/>
+            <w:vAlign w:val="center"/>
+            <w:tcMar>
+              <w:top w:w="80" w:type="dxa"/>
+              <w:start w:w="90" w:type="dxa"/>
+              <w:bottom w:w="80" w:type="dxa"/>
+              <w:end w:w="90" w:type="dxa"/>
+            </w:tcMar>
+          </w:tcPr>
+          <w:p>
+            <w:pPr>
+              <w:jc w:val="center"/>
+            </w:pPr>
+            <w:r>
+              <w:rPr>
+                <w:sz w:val="15"/>
+              </w:rPr>
+              <w:t>1990</w:t>
+            </w:r>
+          </w:p>
+        </w:tc>
+        <w:tc>
+          <w:tcPr>
+            <w:tcW w:type="dxa" w:w="1104"/>
+            <w:vAlign w:val="center"/>
+            <w:tcMar>
+              <w:top w:w="80" w:type="dxa"/>
+              <w:start w:w="90" w:type="dxa"/>
+              <w:bottom w:w="80" w:type="dxa"/>
+              <w:end w:w="90" w:type="dxa"/>
+            </w:tcMar>
+          </w:tcPr>
+          <w:p>
+            <w:pPr>
+              <w:jc w:val="center"/>
+            </w:pPr>
+            <w:r>
+              <w:rPr>
+                <w:sz w:val="15"/>
+              </w:rPr>
+              <w:t>2019</w:t>
+            </w:r>
+          </w:p>
+        </w:tc>
+        <w:tc>
+          <w:tcPr>
+            <w:tcW w:type="dxa" w:w="1104"/>
+            <w:vAlign w:val="center"/>
+            <w:tcMar>
+              <w:top w:w="80" w:type="dxa"/>
+              <w:start w:w="90" w:type="dxa"/>
+              <w:bottom w:w="80" w:type="dxa"/>
+              <w:end w:w="90" w:type="dxa"/>
+            </w:tcMar>
+          </w:tcPr>
+          <w:p>
+            <w:pPr>
+              <w:jc w:val="center"/>
+            </w:pPr>
+            <w:r>
+              <w:rPr>
+                <w:sz w:val="15"/>
+              </w:rPr>
+              <w:t>2</w:t>
+            </w:r>
+          </w:p>
+        </w:tc>
+        <w:tc>
+          <w:tcPr>
+            <w:tcW w:type="dxa" w:w="1104"/>
+            <w:vAlign w:val="center"/>
+            <w:tcMar>
+              <w:top w:w="80" w:type="dxa"/>
+              <w:start w:w="90" w:type="dxa"/>
+              <w:bottom w:w="80" w:type="dxa"/>
+              <w:end w:w="90" w:type="dxa"/>
+            </w:tcMar>
+          </w:tcPr>
+          <w:p>
+            <w:pPr>
+              <w:jc w:val="center"/>
+            </w:pPr>
+            <w:r>
+              <w:rPr>
+                <w:sz w:val="15"/>
+              </w:rPr>
+              <w:t>2010,2015</w:t>
+            </w:r>
+          </w:p>
+        </w:tc>
+        <w:tc>
+          <w:tcPr>
+            <w:tcW w:type="dxa" w:w="1104"/>
+            <w:vAlign w:val="center"/>
+            <w:tcMar>
+              <w:top w:w="80" w:type="dxa"/>
+              <w:start w:w="90" w:type="dxa"/>
+              <w:bottom w:w="80" w:type="dxa"/>
+              <w:end w:w="90" w:type="dxa"/>
+            </w:tcMar>
+          </w:tcPr>
+          <w:p>
+            <w:pPr>
+              <w:jc w:val="center"/>
+            </w:pPr>
+            <w:r>
+              <w:rPr>
+                <w:sz w:val="15"/>
+              </w:rPr>
+              <w:t>-0.2509</w:t>
+            </w:r>
+          </w:p>
+        </w:tc>
+        <w:tc>
+          <w:tcPr>
+            <w:tcW w:type="dxa" w:w="1104"/>
+            <w:vAlign w:val="center"/>
+            <w:tcMar>
+              <w:top w:w="80" w:type="dxa"/>
+              <w:start w:w="90" w:type="dxa"/>
+              <w:bottom w:w="80" w:type="dxa"/>
+              <w:end w:w="90" w:type="dxa"/>
+            </w:tcMar>
+          </w:tcPr>
+          <w:p>
+            <w:pPr>
+              <w:jc w:val="center"/>
+            </w:pPr>
+            <w:r>
+              <w:rPr>
+                <w:sz w:val="15"/>
+              </w:rPr>
+              <w:t>0.6643</w:t>
+            </w:r>
+          </w:p>
+        </w:tc>
+      </w:tr>
+      <w:tr>
+        <w:trPr>
+          <w:cantSplit/>
+        </w:trPr>
+        <w:tc>
+          <w:tcPr>
+            <w:tcW w:type="dxa" w:w="1104"/>
+            <w:vAlign w:val="center"/>
+            <w:tcMar>
+              <w:top w:w="80" w:type="dxa"/>
+              <w:start w:w="90" w:type="dxa"/>
+              <w:bottom w:w="80" w:type="dxa"/>
+              <w:end w:w="90" w:type="dxa"/>
+            </w:tcMar>
+          </w:tcPr>
+          <w:p>
+            <w:pPr>
+              <w:jc w:val="left"/>
+            </w:pPr>
+            <w:r>
+              <w:rPr>
+                <w:sz w:val="15"/>
+              </w:rPr>
+              <w:t>United States</w:t>
+            </w:r>
+          </w:p>
+        </w:tc>
+        <w:tc>
+          <w:tcPr>
+            <w:tcW w:type="dxa" w:w="1104"/>
+            <w:vAlign w:val="center"/>
+            <w:tcMar>
+              <w:top w:w="80" w:type="dxa"/>
+              <w:start w:w="90" w:type="dxa"/>
+              <w:bottom w:w="80" w:type="dxa"/>
+              <w:end w:w="90" w:type="dxa"/>
+            </w:tcMar>
+          </w:tcPr>
+          <w:p>
+            <w:pPr>
+              <w:jc w:val="center"/>
+            </w:pPr>
+            <w:r>
+              <w:rPr>
+                <w:sz w:val="15"/>
+              </w:rPr>
+              <w:t>Female</w:t>
+            </w:r>
+          </w:p>
+        </w:tc>
+        <w:tc>
+          <w:tcPr>
+            <w:tcW w:type="dxa" w:w="1104"/>
+            <w:vAlign w:val="center"/>
+            <w:tcMar>
+              <w:top w:w="80" w:type="dxa"/>
+              <w:start w:w="90" w:type="dxa"/>
+              <w:bottom w:w="80" w:type="dxa"/>
+              <w:end w:w="90" w:type="dxa"/>
+            </w:tcMar>
+          </w:tcPr>
+          <w:p>
+            <w:pPr>
+              <w:jc w:val="center"/>
+            </w:pPr>
+            <w:r>
+              <w:rPr>
+                <w:sz w:val="15"/>
+              </w:rPr>
+              <w:t>Incidence</w:t>
+            </w:r>
+          </w:p>
+        </w:tc>
+        <w:tc>
+          <w:tcPr>
+            <w:tcW w:type="dxa" w:w="1104"/>
+            <w:vAlign w:val="center"/>
+            <w:tcMar>
+              <w:top w:w="80" w:type="dxa"/>
+              <w:start w:w="90" w:type="dxa"/>
+              <w:bottom w:w="80" w:type="dxa"/>
+              <w:end w:w="90" w:type="dxa"/>
+            </w:tcMar>
+          </w:tcPr>
+          <w:p>
+            <w:pPr>
+              <w:jc w:val="center"/>
+            </w:pPr>
+            <w:r>
+              <w:rPr>
+                <w:sz w:val="15"/>
+              </w:rPr>
+              <w:t>1990</w:t>
+            </w:r>
+          </w:p>
+        </w:tc>
+        <w:tc>
+          <w:tcPr>
+            <w:tcW w:type="dxa" w:w="1104"/>
+            <w:vAlign w:val="center"/>
+            <w:tcMar>
+              <w:top w:w="80" w:type="dxa"/>
+              <w:start w:w="90" w:type="dxa"/>
+              <w:bottom w:w="80" w:type="dxa"/>
+              <w:end w:w="90" w:type="dxa"/>
+            </w:tcMar>
+          </w:tcPr>
+          <w:p>
+            <w:pPr>
+              <w:jc w:val="center"/>
+            </w:pPr>
+            <w:r>
+              <w:rPr>
+                <w:sz w:val="15"/>
+              </w:rPr>
+              <w:t>2019</w:t>
+            </w:r>
+          </w:p>
+        </w:tc>
+        <w:tc>
+          <w:tcPr>
+            <w:tcW w:type="dxa" w:w="1104"/>
+            <w:vAlign w:val="center"/>
+            <w:tcMar>
+              <w:top w:w="80" w:type="dxa"/>
+              <w:start w:w="90" w:type="dxa"/>
+              <w:bottom w:w="80" w:type="dxa"/>
+              <w:end w:w="90" w:type="dxa"/>
+            </w:tcMar>
+          </w:tcPr>
+          <w:p>
+            <w:pPr>
+              <w:jc w:val="center"/>
+            </w:pPr>
+            <w:r>
+              <w:rPr>
+                <w:sz w:val="15"/>
+              </w:rPr>
+              <w:t>2</w:t>
+            </w:r>
+          </w:p>
+        </w:tc>
+        <w:tc>
+          <w:tcPr>
+            <w:tcW w:type="dxa" w:w="1104"/>
+            <w:vAlign w:val="center"/>
+            <w:tcMar>
+              <w:top w:w="80" w:type="dxa"/>
+              <w:start w:w="90" w:type="dxa"/>
+              <w:bottom w:w="80" w:type="dxa"/>
+              <w:end w:w="90" w:type="dxa"/>
+            </w:tcMar>
+          </w:tcPr>
+          <w:p>
+            <w:pPr>
+              <w:jc w:val="center"/>
+            </w:pPr>
+            <w:r>
+              <w:rPr>
+                <w:sz w:val="15"/>
+              </w:rPr>
+              <w:t>2010,2015</w:t>
+            </w:r>
+          </w:p>
+        </w:tc>
+        <w:tc>
+          <w:tcPr>
+            <w:tcW w:type="dxa" w:w="1104"/>
+            <w:vAlign w:val="center"/>
+            <w:tcMar>
+              <w:top w:w="80" w:type="dxa"/>
+              <w:start w:w="90" w:type="dxa"/>
+              <w:bottom w:w="80" w:type="dxa"/>
+              <w:end w:w="90" w:type="dxa"/>
+            </w:tcMar>
+          </w:tcPr>
+          <w:p>
+            <w:pPr>
+              <w:jc w:val="center"/>
+            </w:pPr>
+            <w:r>
+              <w:rPr>
+                <w:sz w:val="15"/>
+              </w:rPr>
+              <w:t>-0.2363</w:t>
+            </w:r>
+          </w:p>
+        </w:tc>
+        <w:tc>
+          <w:tcPr>
+            <w:tcW w:type="dxa" w:w="1104"/>
+            <w:vAlign w:val="center"/>
+            <w:tcMar>
+              <w:top w:w="80" w:type="dxa"/>
+              <w:start w:w="90" w:type="dxa"/>
+              <w:bottom w:w="80" w:type="dxa"/>
+              <w:end w:w="90" w:type="dxa"/>
+            </w:tcMar>
+          </w:tcPr>
+          <w:p>
+            <w:pPr>
+              <w:jc w:val="center"/>
+            </w:pPr>
+            <w:r>
+              <w:rPr>
+                <w:sz w:val="15"/>
+              </w:rPr>
+              <w:t>0.7796</w:t>
+            </w:r>
+          </w:p>
+        </w:tc>
+      </w:tr>
+      <w:tr>
+        <w:trPr>
+          <w:cantSplit/>
+        </w:trPr>
+        <w:tc>
+          <w:tcPr>
+            <w:tcW w:type="dxa" w:w="1104"/>
+            <w:vAlign w:val="center"/>
+            <w:tcMar>
+              <w:top w:w="80" w:type="dxa"/>
+              <w:start w:w="90" w:type="dxa"/>
+              <w:bottom w:w="80" w:type="dxa"/>
+              <w:end w:w="90" w:type="dxa"/>
+            </w:tcMar>
+          </w:tcPr>
+          <w:p>
+            <w:pPr>
+              <w:jc w:val="left"/>
+            </w:pPr>
+            <w:r>
+              <w:rPr>
+                <w:sz w:val="15"/>
+              </w:rPr>
+              <w:t>United States</w:t>
+            </w:r>
+          </w:p>
+        </w:tc>
+        <w:tc>
+          <w:tcPr>
+            <w:tcW w:type="dxa" w:w="1104"/>
+            <w:vAlign w:val="center"/>
+            <w:tcMar>
+              <w:top w:w="80" w:type="dxa"/>
+              <w:start w:w="90" w:type="dxa"/>
+              <w:bottom w:w="80" w:type="dxa"/>
+              <w:end w:w="90" w:type="dxa"/>
+            </w:tcMar>
+          </w:tcPr>
+          <w:p>
+            <w:pPr>
+              <w:jc w:val="center"/>
+            </w:pPr>
+            <w:r>
+              <w:rPr>
+                <w:sz w:val="15"/>
+              </w:rPr>
+              <w:t>Female</w:t>
+            </w:r>
+          </w:p>
+        </w:tc>
+        <w:tc>
+          <w:tcPr>
+            <w:tcW w:type="dxa" w:w="1104"/>
+            <w:vAlign w:val="center"/>
+            <w:tcMar>
+              <w:top w:w="80" w:type="dxa"/>
+              <w:start w:w="90" w:type="dxa"/>
+              <w:bottom w:w="80" w:type="dxa"/>
+              <w:end w:w="90" w:type="dxa"/>
+            </w:tcMar>
+          </w:tcPr>
+          <w:p>
+            <w:pPr>
+              <w:jc w:val="center"/>
+            </w:pPr>
+            <w:r>
+              <w:rPr>
+                <w:sz w:val="15"/>
+              </w:rPr>
+              <w:t>Prevalence</w:t>
+            </w:r>
+          </w:p>
+        </w:tc>
+        <w:tc>
+          <w:tcPr>
+            <w:tcW w:type="dxa" w:w="1104"/>
+            <w:vAlign w:val="center"/>
+            <w:tcMar>
+              <w:top w:w="80" w:type="dxa"/>
+              <w:start w:w="90" w:type="dxa"/>
+              <w:bottom w:w="80" w:type="dxa"/>
+              <w:end w:w="90" w:type="dxa"/>
+            </w:tcMar>
+          </w:tcPr>
+          <w:p>
+            <w:pPr>
+              <w:jc w:val="center"/>
+            </w:pPr>
+            <w:r>
+              <w:rPr>
+                <w:sz w:val="15"/>
+              </w:rPr>
+              <w:t>1990</w:t>
+            </w:r>
+          </w:p>
+        </w:tc>
+        <w:tc>
+          <w:tcPr>
+            <w:tcW w:type="dxa" w:w="1104"/>
+            <w:vAlign w:val="center"/>
+            <w:tcMar>
+              <w:top w:w="80" w:type="dxa"/>
+              <w:start w:w="90" w:type="dxa"/>
+              <w:bottom w:w="80" w:type="dxa"/>
+              <w:end w:w="90" w:type="dxa"/>
+            </w:tcMar>
+          </w:tcPr>
+          <w:p>
+            <w:pPr>
+              <w:jc w:val="center"/>
+            </w:pPr>
+            <w:r>
+              <w:rPr>
+                <w:sz w:val="15"/>
+              </w:rPr>
+              <w:t>2019</w:t>
+            </w:r>
+          </w:p>
+        </w:tc>
+        <w:tc>
+          <w:tcPr>
+            <w:tcW w:type="dxa" w:w="1104"/>
+            <w:vAlign w:val="center"/>
+            <w:tcMar>
+              <w:top w:w="80" w:type="dxa"/>
+              <w:start w:w="90" w:type="dxa"/>
+              <w:bottom w:w="80" w:type="dxa"/>
+              <w:end w:w="90" w:type="dxa"/>
+            </w:tcMar>
+          </w:tcPr>
+          <w:p>
+            <w:pPr>
+              <w:jc w:val="center"/>
+            </w:pPr>
+            <w:r>
+              <w:rPr>
+                <w:sz w:val="15"/>
+              </w:rPr>
+              <w:t>2</w:t>
+            </w:r>
+          </w:p>
+        </w:tc>
+        <w:tc>
+          <w:tcPr>
+            <w:tcW w:type="dxa" w:w="1104"/>
+            <w:vAlign w:val="center"/>
+            <w:tcMar>
+              <w:top w:w="80" w:type="dxa"/>
+              <w:start w:w="90" w:type="dxa"/>
+              <w:bottom w:w="80" w:type="dxa"/>
+              <w:end w:w="90" w:type="dxa"/>
+            </w:tcMar>
+          </w:tcPr>
+          <w:p>
+            <w:pPr>
+              <w:jc w:val="center"/>
+            </w:pPr>
+            <w:r>
+              <w:rPr>
+                <w:sz w:val="15"/>
+              </w:rPr>
+              <w:t>2010,2015</w:t>
+            </w:r>
+          </w:p>
+        </w:tc>
+        <w:tc>
+          <w:tcPr>
+            <w:tcW w:type="dxa" w:w="1104"/>
+            <w:vAlign w:val="center"/>
+            <w:tcMar>
+              <w:top w:w="80" w:type="dxa"/>
+              <w:start w:w="90" w:type="dxa"/>
+              <w:bottom w:w="80" w:type="dxa"/>
+              <w:end w:w="90" w:type="dxa"/>
+            </w:tcMar>
+          </w:tcPr>
+          <w:p>
+            <w:pPr>
+              <w:jc w:val="center"/>
+            </w:pPr>
+            <w:r>
+              <w:rPr>
+                <w:sz w:val="15"/>
+              </w:rPr>
+              <w:t>-0.2581</w:t>
+            </w:r>
+          </w:p>
+        </w:tc>
+        <w:tc>
+          <w:tcPr>
+            <w:tcW w:type="dxa" w:w="1104"/>
+            <w:vAlign w:val="center"/>
+            <w:tcMar>
+              <w:top w:w="80" w:type="dxa"/>
+              <w:start w:w="90" w:type="dxa"/>
+              <w:bottom w:w="80" w:type="dxa"/>
+              <w:end w:w="90" w:type="dxa"/>
+            </w:tcMar>
+          </w:tcPr>
+          <w:p>
+            <w:pPr>
+              <w:jc w:val="center"/>
+            </w:pPr>
+            <w:r>
+              <w:rPr>
+                <w:sz w:val="15"/>
+              </w:rPr>
+              <w:t>0.6865</w:t>
+            </w:r>
+          </w:p>
+        </w:tc>
+      </w:tr>
+      <w:tr>
+        <w:trPr>
+          <w:cantSplit/>
+        </w:trPr>
+        <w:tc>
+          <w:tcPr>
+            <w:tcW w:type="dxa" w:w="1104"/>
+            <w:vAlign w:val="center"/>
+            <w:tcMar>
+              <w:top w:w="80" w:type="dxa"/>
+              <w:start w:w="90" w:type="dxa"/>
+              <w:bottom w:w="80" w:type="dxa"/>
+              <w:end w:w="90" w:type="dxa"/>
+            </w:tcMar>
+          </w:tcPr>
+          <w:p>
+            <w:pPr>
+              <w:jc w:val="left"/>
+            </w:pPr>
+            <w:r>
+              <w:rPr>
+                <w:sz w:val="15"/>
+              </w:rPr>
+              <w:t>United States</w:t>
+            </w:r>
+          </w:p>
+        </w:tc>
+        <w:tc>
+          <w:tcPr>
+            <w:tcW w:type="dxa" w:w="1104"/>
+            <w:vAlign w:val="center"/>
+            <w:tcMar>
+              <w:top w:w="80" w:type="dxa"/>
+              <w:start w:w="90" w:type="dxa"/>
+              <w:bottom w:w="80" w:type="dxa"/>
+              <w:end w:w="90" w:type="dxa"/>
+            </w:tcMar>
+          </w:tcPr>
+          <w:p>
+            <w:pPr>
+              <w:jc w:val="center"/>
+            </w:pPr>
+            <w:r>
+              <w:rPr>
+                <w:sz w:val="15"/>
+              </w:rPr>
+              <w:t>Male</w:t>
+            </w:r>
+          </w:p>
+        </w:tc>
+        <w:tc>
+          <w:tcPr>
+            <w:tcW w:type="dxa" w:w="1104"/>
+            <w:vAlign w:val="center"/>
+            <w:tcMar>
+              <w:top w:w="80" w:type="dxa"/>
+              <w:start w:w="90" w:type="dxa"/>
+              <w:bottom w:w="80" w:type="dxa"/>
+              <w:end w:w="90" w:type="dxa"/>
+            </w:tcMar>
+          </w:tcPr>
+          <w:p>
+            <w:pPr>
+              <w:jc w:val="center"/>
+            </w:pPr>
+            <w:r>
+              <w:rPr>
+                <w:sz w:val="15"/>
+              </w:rPr>
+              <w:t>DALYs</w:t>
+            </w:r>
+          </w:p>
+        </w:tc>
+        <w:tc>
+          <w:tcPr>
+            <w:tcW w:type="dxa" w:w="1104"/>
+            <w:vAlign w:val="center"/>
+            <w:tcMar>
+              <w:top w:w="80" w:type="dxa"/>
+              <w:start w:w="90" w:type="dxa"/>
+              <w:bottom w:w="80" w:type="dxa"/>
+              <w:end w:w="90" w:type="dxa"/>
+            </w:tcMar>
+          </w:tcPr>
+          <w:p>
+            <w:pPr>
+              <w:jc w:val="center"/>
+            </w:pPr>
+            <w:r>
+              <w:rPr>
+                <w:sz w:val="15"/>
+              </w:rPr>
+              <w:t>1990</w:t>
+            </w:r>
+          </w:p>
+        </w:tc>
+        <w:tc>
+          <w:tcPr>
+            <w:tcW w:type="dxa" w:w="1104"/>
+            <w:vAlign w:val="center"/>
+            <w:tcMar>
+              <w:top w:w="80" w:type="dxa"/>
+              <w:start w:w="90" w:type="dxa"/>
+              <w:bottom w:w="80" w:type="dxa"/>
+              <w:end w:w="90" w:type="dxa"/>
+            </w:tcMar>
+          </w:tcPr>
+          <w:p>
+            <w:pPr>
+              <w:jc w:val="center"/>
+            </w:pPr>
+            <w:r>
+              <w:rPr>
+                <w:sz w:val="15"/>
+              </w:rPr>
+              <w:t>2019</w:t>
+            </w:r>
+          </w:p>
+        </w:tc>
+        <w:tc>
+          <w:tcPr>
+            <w:tcW w:type="dxa" w:w="1104"/>
+            <w:vAlign w:val="center"/>
+            <w:tcMar>
+              <w:top w:w="80" w:type="dxa"/>
+              <w:start w:w="90" w:type="dxa"/>
+              <w:bottom w:w="80" w:type="dxa"/>
+              <w:end w:w="90" w:type="dxa"/>
+            </w:tcMar>
+          </w:tcPr>
+          <w:p>
+            <w:pPr>
+              <w:jc w:val="center"/>
+            </w:pPr>
+            <w:r>
+              <w:rPr>
+                <w:sz w:val="15"/>
+              </w:rPr>
+              <w:t>2</w:t>
+            </w:r>
+          </w:p>
+        </w:tc>
+        <w:tc>
+          <w:tcPr>
+            <w:tcW w:type="dxa" w:w="1104"/>
+            <w:vAlign w:val="center"/>
+            <w:tcMar>
+              <w:top w:w="80" w:type="dxa"/>
+              <w:start w:w="90" w:type="dxa"/>
+              <w:bottom w:w="80" w:type="dxa"/>
+              <w:end w:w="90" w:type="dxa"/>
+            </w:tcMar>
+          </w:tcPr>
+          <w:p>
+            <w:pPr>
+              <w:jc w:val="center"/>
+            </w:pPr>
+            <w:r>
+              <w:rPr>
+                <w:sz w:val="15"/>
+              </w:rPr>
+              <w:t>2010,2014</w:t>
+            </w:r>
+          </w:p>
+        </w:tc>
+        <w:tc>
+          <w:tcPr>
+            <w:tcW w:type="dxa" w:w="1104"/>
+            <w:vAlign w:val="center"/>
+            <w:tcMar>
+              <w:top w:w="80" w:type="dxa"/>
+              <w:start w:w="90" w:type="dxa"/>
+              <w:bottom w:w="80" w:type="dxa"/>
+              <w:end w:w="90" w:type="dxa"/>
+            </w:tcMar>
+          </w:tcPr>
+          <w:p>
+            <w:pPr>
+              <w:jc w:val="center"/>
+            </w:pPr>
+            <w:r>
+              <w:rPr>
+                <w:sz w:val="15"/>
+              </w:rPr>
+              <w:t>-0.1166</w:t>
+            </w:r>
+          </w:p>
+        </w:tc>
+        <w:tc>
+          <w:tcPr>
+            <w:tcW w:type="dxa" w:w="1104"/>
+            <w:vAlign w:val="center"/>
+            <w:tcMar>
+              <w:top w:w="80" w:type="dxa"/>
+              <w:start w:w="90" w:type="dxa"/>
+              <w:bottom w:w="80" w:type="dxa"/>
+              <w:end w:w="90" w:type="dxa"/>
+            </w:tcMar>
+          </w:tcPr>
+          <w:p>
+            <w:pPr>
+              <w:jc w:val="center"/>
+            </w:pPr>
+            <w:r>
+              <w:rPr>
+                <w:sz w:val="15"/>
+              </w:rPr>
+              <w:t>0.5730</w:t>
+            </w:r>
+          </w:p>
+        </w:tc>
+      </w:tr>
+      <w:tr>
+        <w:trPr>
+          <w:cantSplit/>
+        </w:trPr>
+        <w:tc>
+          <w:tcPr>
+            <w:tcW w:type="dxa" w:w="1104"/>
+            <w:vAlign w:val="center"/>
+            <w:tcMar>
+              <w:top w:w="80" w:type="dxa"/>
+              <w:start w:w="90" w:type="dxa"/>
+              <w:bottom w:w="80" w:type="dxa"/>
+              <w:end w:w="90" w:type="dxa"/>
+            </w:tcMar>
+          </w:tcPr>
+          <w:p>
+            <w:pPr>
+              <w:jc w:val="left"/>
+            </w:pPr>
+            <w:r>
+              <w:rPr>
+                <w:sz w:val="15"/>
+              </w:rPr>
+              <w:t>United States</w:t>
+            </w:r>
+          </w:p>
+        </w:tc>
+        <w:tc>
+          <w:tcPr>
+            <w:tcW w:type="dxa" w:w="1104"/>
+            <w:vAlign w:val="center"/>
+            <w:tcMar>
+              <w:top w:w="80" w:type="dxa"/>
+              <w:start w:w="90" w:type="dxa"/>
+              <w:bottom w:w="80" w:type="dxa"/>
+              <w:end w:w="90" w:type="dxa"/>
+            </w:tcMar>
+          </w:tcPr>
+          <w:p>
+            <w:pPr>
+              <w:jc w:val="center"/>
+            </w:pPr>
+            <w:r>
+              <w:rPr>
+                <w:sz w:val="15"/>
+              </w:rPr>
+              <w:t>Male</w:t>
+            </w:r>
+          </w:p>
+        </w:tc>
+        <w:tc>
+          <w:tcPr>
+            <w:tcW w:type="dxa" w:w="1104"/>
+            <w:vAlign w:val="center"/>
+            <w:tcMar>
+              <w:top w:w="80" w:type="dxa"/>
+              <w:start w:w="90" w:type="dxa"/>
+              <w:bottom w:w="80" w:type="dxa"/>
+              <w:end w:w="90" w:type="dxa"/>
+            </w:tcMar>
+          </w:tcPr>
+          <w:p>
+            <w:pPr>
+              <w:jc w:val="center"/>
+            </w:pPr>
+            <w:r>
+              <w:rPr>
+                <w:sz w:val="15"/>
+              </w:rPr>
+              <w:t>Incidence</w:t>
+            </w:r>
+          </w:p>
+        </w:tc>
+        <w:tc>
+          <w:tcPr>
+            <w:tcW w:type="dxa" w:w="1104"/>
+            <w:vAlign w:val="center"/>
+            <w:tcMar>
+              <w:top w:w="80" w:type="dxa"/>
+              <w:start w:w="90" w:type="dxa"/>
+              <w:bottom w:w="80" w:type="dxa"/>
+              <w:end w:w="90" w:type="dxa"/>
+            </w:tcMar>
+          </w:tcPr>
+          <w:p>
+            <w:pPr>
+              <w:jc w:val="center"/>
+            </w:pPr>
+            <w:r>
+              <w:rPr>
+                <w:sz w:val="15"/>
+              </w:rPr>
+              <w:t>1990</w:t>
+            </w:r>
+          </w:p>
+        </w:tc>
+        <w:tc>
+          <w:tcPr>
+            <w:tcW w:type="dxa" w:w="1104"/>
+            <w:vAlign w:val="center"/>
+            <w:tcMar>
+              <w:top w:w="80" w:type="dxa"/>
+              <w:start w:w="90" w:type="dxa"/>
+              <w:bottom w:w="80" w:type="dxa"/>
+              <w:end w:w="90" w:type="dxa"/>
+            </w:tcMar>
+          </w:tcPr>
+          <w:p>
+            <w:pPr>
+              <w:jc w:val="center"/>
+            </w:pPr>
+            <w:r>
+              <w:rPr>
+                <w:sz w:val="15"/>
+              </w:rPr>
+              <w:t>2019</w:t>
+            </w:r>
+          </w:p>
+        </w:tc>
+        <w:tc>
+          <w:tcPr>
+            <w:tcW w:type="dxa" w:w="1104"/>
+            <w:vAlign w:val="center"/>
+            <w:tcMar>
+              <w:top w:w="80" w:type="dxa"/>
+              <w:start w:w="90" w:type="dxa"/>
+              <w:bottom w:w="80" w:type="dxa"/>
+              <w:end w:w="90" w:type="dxa"/>
+            </w:tcMar>
+          </w:tcPr>
+          <w:p>
+            <w:pPr>
+              <w:jc w:val="center"/>
+            </w:pPr>
+            <w:r>
+              <w:rPr>
+                <w:sz w:val="15"/>
+              </w:rPr>
+              <w:t>2</w:t>
+            </w:r>
+          </w:p>
+        </w:tc>
+        <w:tc>
+          <w:tcPr>
+            <w:tcW w:type="dxa" w:w="1104"/>
+            <w:vAlign w:val="center"/>
+            <w:tcMar>
+              <w:top w:w="80" w:type="dxa"/>
+              <w:start w:w="90" w:type="dxa"/>
+              <w:bottom w:w="80" w:type="dxa"/>
+              <w:end w:w="90" w:type="dxa"/>
+            </w:tcMar>
+          </w:tcPr>
+          <w:p>
+            <w:pPr>
+              <w:jc w:val="center"/>
+            </w:pPr>
+            <w:r>
+              <w:rPr>
+                <w:sz w:val="15"/>
+              </w:rPr>
+              <w:t>1994,2010</w:t>
+            </w:r>
+          </w:p>
+        </w:tc>
+        <w:tc>
+          <w:tcPr>
+            <w:tcW w:type="dxa" w:w="1104"/>
+            <w:vAlign w:val="center"/>
+            <w:tcMar>
+              <w:top w:w="80" w:type="dxa"/>
+              <w:start w:w="90" w:type="dxa"/>
+              <w:bottom w:w="80" w:type="dxa"/>
+              <w:end w:w="90" w:type="dxa"/>
+            </w:tcMar>
+          </w:tcPr>
+          <w:p>
+            <w:pPr>
+              <w:jc w:val="center"/>
+            </w:pPr>
+            <w:r>
+              <w:rPr>
+                <w:sz w:val="15"/>
+              </w:rPr>
+              <w:t>-0.1017</w:t>
+            </w:r>
+          </w:p>
+        </w:tc>
+        <w:tc>
+          <w:tcPr>
+            <w:tcW w:type="dxa" w:w="1104"/>
+            <w:vAlign w:val="center"/>
+            <w:tcMar>
+              <w:top w:w="80" w:type="dxa"/>
+              <w:start w:w="90" w:type="dxa"/>
+              <w:bottom w:w="80" w:type="dxa"/>
+              <w:end w:w="90" w:type="dxa"/>
+            </w:tcMar>
+          </w:tcPr>
+          <w:p>
+            <w:pPr>
+              <w:jc w:val="center"/>
+            </w:pPr>
+            <w:r>
+              <w:rPr>
+                <w:sz w:val="15"/>
+              </w:rPr>
+              <w:t>0.7020</w:t>
+            </w:r>
+          </w:p>
+        </w:tc>
+      </w:tr>
+      <w:tr>
+        <w:trPr>
+          <w:cantSplit/>
+        </w:trPr>
+        <w:tc>
+          <w:tcPr>
+            <w:tcW w:type="dxa" w:w="1104"/>
+            <w:vAlign w:val="center"/>
+            <w:tcMar>
+              <w:top w:w="80" w:type="dxa"/>
+              <w:start w:w="90" w:type="dxa"/>
+              <w:bottom w:w="80" w:type="dxa"/>
+              <w:end w:w="90" w:type="dxa"/>
+            </w:tcMar>
+          </w:tcPr>
+          <w:p>
+            <w:pPr>
+              <w:jc w:val="left"/>
+            </w:pPr>
+            <w:r>
+              <w:rPr>
+                <w:sz w:val="15"/>
+              </w:rPr>
+              <w:t>United States</w:t>
+            </w:r>
+          </w:p>
+        </w:tc>
+        <w:tc>
+          <w:tcPr>
+            <w:tcW w:type="dxa" w:w="1104"/>
+            <w:vAlign w:val="center"/>
+            <w:tcMar>
+              <w:top w:w="80" w:type="dxa"/>
+              <w:start w:w="90" w:type="dxa"/>
+              <w:bottom w:w="80" w:type="dxa"/>
+              <w:end w:w="90" w:type="dxa"/>
+            </w:tcMar>
+          </w:tcPr>
+          <w:p>
+            <w:pPr>
+              <w:jc w:val="center"/>
+            </w:pPr>
+            <w:r>
+              <w:rPr>
+                <w:sz w:val="15"/>
+              </w:rPr>
+              <w:t>Male</w:t>
+            </w:r>
+          </w:p>
+        </w:tc>
+        <w:tc>
+          <w:tcPr>
+            <w:tcW w:type="dxa" w:w="1104"/>
+            <w:vAlign w:val="center"/>
+            <w:tcMar>
+              <w:top w:w="80" w:type="dxa"/>
+              <w:start w:w="90" w:type="dxa"/>
+              <w:bottom w:w="80" w:type="dxa"/>
+              <w:end w:w="90" w:type="dxa"/>
+            </w:tcMar>
+          </w:tcPr>
+          <w:p>
+            <w:pPr>
+              <w:jc w:val="center"/>
+            </w:pPr>
+            <w:r>
+              <w:rPr>
+                <w:sz w:val="15"/>
+              </w:rPr>
+              <w:t>Prevalence</w:t>
+            </w:r>
+          </w:p>
+        </w:tc>
+        <w:tc>
+          <w:tcPr>
+            <w:tcW w:type="dxa" w:w="1104"/>
+            <w:vAlign w:val="center"/>
+            <w:tcMar>
+              <w:top w:w="80" w:type="dxa"/>
+              <w:start w:w="90" w:type="dxa"/>
+              <w:bottom w:w="80" w:type="dxa"/>
+              <w:end w:w="90" w:type="dxa"/>
+            </w:tcMar>
+          </w:tcPr>
+          <w:p>
+            <w:pPr>
+              <w:jc w:val="center"/>
+            </w:pPr>
+            <w:r>
+              <w:rPr>
+                <w:sz w:val="15"/>
+              </w:rPr>
+              <w:t>1990</w:t>
+            </w:r>
+          </w:p>
+        </w:tc>
+        <w:tc>
+          <w:tcPr>
+            <w:tcW w:type="dxa" w:w="1104"/>
+            <w:vAlign w:val="center"/>
+            <w:tcMar>
+              <w:top w:w="80" w:type="dxa"/>
+              <w:start w:w="90" w:type="dxa"/>
+              <w:bottom w:w="80" w:type="dxa"/>
+              <w:end w:w="90" w:type="dxa"/>
+            </w:tcMar>
+          </w:tcPr>
+          <w:p>
+            <w:pPr>
+              <w:jc w:val="center"/>
+            </w:pPr>
+            <w:r>
+              <w:rPr>
+                <w:sz w:val="15"/>
+              </w:rPr>
+              <w:t>2019</w:t>
+            </w:r>
+          </w:p>
+        </w:tc>
+        <w:tc>
+          <w:tcPr>
+            <w:tcW w:type="dxa" w:w="1104"/>
+            <w:vAlign w:val="center"/>
+            <w:tcMar>
+              <w:top w:w="80" w:type="dxa"/>
+              <w:start w:w="90" w:type="dxa"/>
+              <w:bottom w:w="80" w:type="dxa"/>
+              <w:end w:w="90" w:type="dxa"/>
+            </w:tcMar>
+          </w:tcPr>
+          <w:p>
+            <w:pPr>
+              <w:jc w:val="center"/>
+            </w:pPr>
+            <w:r>
+              <w:rPr>
+                <w:sz w:val="15"/>
+              </w:rPr>
+              <w:t>2</w:t>
+            </w:r>
+          </w:p>
+        </w:tc>
+        <w:tc>
+          <w:tcPr>
+            <w:tcW w:type="dxa" w:w="1104"/>
+            <w:vAlign w:val="center"/>
+            <w:tcMar>
+              <w:top w:w="80" w:type="dxa"/>
+              <w:start w:w="90" w:type="dxa"/>
+              <w:bottom w:w="80" w:type="dxa"/>
+              <w:end w:w="90" w:type="dxa"/>
+            </w:tcMar>
+          </w:tcPr>
+          <w:p>
+            <w:pPr>
+              <w:jc w:val="center"/>
+            </w:pPr>
+            <w:r>
+              <w:rPr>
+                <w:sz w:val="15"/>
+              </w:rPr>
+              <w:t>2010,2014</w:t>
+            </w:r>
+          </w:p>
+        </w:tc>
+        <w:tc>
+          <w:tcPr>
+            <w:tcW w:type="dxa" w:w="1104"/>
+            <w:vAlign w:val="center"/>
+            <w:tcMar>
+              <w:top w:w="80" w:type="dxa"/>
+              <w:start w:w="90" w:type="dxa"/>
+              <w:bottom w:w="80" w:type="dxa"/>
+              <w:end w:w="90" w:type="dxa"/>
+            </w:tcMar>
+          </w:tcPr>
+          <w:p>
+            <w:pPr>
+              <w:jc w:val="center"/>
+            </w:pPr>
+            <w:r>
+              <w:rPr>
+                <w:sz w:val="15"/>
+              </w:rPr>
+              <w:t>-0.1077</w:t>
+            </w:r>
+          </w:p>
+        </w:tc>
+        <w:tc>
+          <w:tcPr>
+            <w:tcW w:type="dxa" w:w="1104"/>
+            <w:vAlign w:val="center"/>
+            <w:tcMar>
+              <w:top w:w="80" w:type="dxa"/>
+              <w:start w:w="90" w:type="dxa"/>
+              <w:bottom w:w="80" w:type="dxa"/>
+              <w:end w:w="90" w:type="dxa"/>
+            </w:tcMar>
+          </w:tcPr>
+          <w:p>
+            <w:pPr>
+              <w:jc w:val="center"/>
+            </w:pPr>
+            <w:r>
+              <w:rPr>
+                <w:sz w:val="15"/>
+              </w:rPr>
+              <w:t>0.7303</w:t>
+            </w:r>
+          </w:p>
+        </w:tc>
+      </w:tr>
+    </w:tbl>
+    <w:p/>
+    <w:p>
+      <w:r>
+        <w:t>This sensitivity truncates annual series at 2019 and therefore excludes calendar years 2020-2023.</w:t>
+      </w:r>
+    </w:p>
+    <w:p>
+      <w:pPr>
+        <w:pStyle w:val="Heading2"/>
+      </w:pPr>
+      <w:r>
+        <w:t>Table S6. Alternative-window decomposition</w:t>
       </w:r>
     </w:p>
     <w:tbl>
@@ -12684,15 +15500,16 @@
         <w:tblLook w:firstColumn="1" w:firstRow="1" w:lastColumn="0" w:lastRow="0" w:noHBand="0" w:noVBand="1" w:val="04A0"/>
       </w:tblPr>
       <w:tblGrid>
-        <w:gridCol w:w="1104"/>
-        <w:gridCol w:w="1104"/>
-        <w:gridCol w:w="1104"/>
-        <w:gridCol w:w="1104"/>
-        <w:gridCol w:w="1104"/>
-        <w:gridCol w:w="1104"/>
-        <w:gridCol w:w="1104"/>
-        <w:gridCol w:w="1104"/>
-        <w:gridCol w:w="1104"/>
+        <w:gridCol w:w="994"/>
+        <w:gridCol w:w="994"/>
+        <w:gridCol w:w="994"/>
+        <w:gridCol w:w="994"/>
+        <w:gridCol w:w="994"/>
+        <w:gridCol w:w="994"/>
+        <w:gridCol w:w="994"/>
+        <w:gridCol w:w="994"/>
+        <w:gridCol w:w="994"/>
+        <w:gridCol w:w="994"/>
       </w:tblGrid>
       <w:tr>
         <w:trPr>
@@ -12700,7 +15517,7 @@
         </w:trPr>
         <w:tc>
           <w:tcPr>
-            <w:tcW w:type="dxa" w:w="1104"/>
+            <w:tcW w:type="dxa" w:w="994"/>
             <w:shd w:fill="1F4E78"/>
             <w:tcMar>
               <w:top w:w="80" w:type="dxa"/>
@@ -12726,7 +15543,7 @@
         </w:tc>
         <w:tc>
           <w:tcPr>
-            <w:tcW w:type="dxa" w:w="1104"/>
+            <w:tcW w:type="dxa" w:w="994"/>
             <w:shd w:fill="1F4E78"/>
             <w:tcMar>
               <w:top w:w="80" w:type="dxa"/>
@@ -12752,7 +15569,7 @@
         </w:tc>
         <w:tc>
           <w:tcPr>
-            <w:tcW w:type="dxa" w:w="1104"/>
+            <w:tcW w:type="dxa" w:w="994"/>
             <w:shd w:fill="1F4E78"/>
             <w:tcMar>
               <w:top w:w="80" w:type="dxa"/>
@@ -12778,7 +15595,7 @@
         </w:tc>
         <w:tc>
           <w:tcPr>
-            <w:tcW w:type="dxa" w:w="1104"/>
+            <w:tcW w:type="dxa" w:w="994"/>
             <w:shd w:fill="1F4E78"/>
             <w:tcMar>
               <w:top w:w="80" w:type="dxa"/>
@@ -12804,7 +15621,7 @@
         </w:tc>
         <w:tc>
           <w:tcPr>
-            <w:tcW w:type="dxa" w:w="1104"/>
+            <w:tcW w:type="dxa" w:w="994"/>
             <w:shd w:fill="1F4E78"/>
             <w:tcMar>
               <w:top w:w="80" w:type="dxa"/>
@@ -12830,7 +15647,7 @@
         </w:tc>
         <w:tc>
           <w:tcPr>
-            <w:tcW w:type="dxa" w:w="1104"/>
+            <w:tcW w:type="dxa" w:w="994"/>
             <w:shd w:fill="1F4E78"/>
             <w:tcMar>
               <w:top w:w="80" w:type="dxa"/>
@@ -12856,7 +15673,7 @@
         </w:tc>
         <w:tc>
           <w:tcPr>
-            <w:tcW w:type="dxa" w:w="1104"/>
+            <w:tcW w:type="dxa" w:w="994"/>
             <w:shd w:fill="1F4E78"/>
             <w:tcMar>
               <w:top w:w="80" w:type="dxa"/>
@@ -12882,7 +15699,7 @@
         </w:tc>
         <w:tc>
           <w:tcPr>
-            <w:tcW w:type="dxa" w:w="1104"/>
+            <w:tcW w:type="dxa" w:w="994"/>
             <w:shd w:fill="1F4E78"/>
             <w:tcMar>
               <w:top w:w="80" w:type="dxa"/>
@@ -12908,7 +15725,33 @@
         </w:tc>
         <w:tc>
           <w:tcPr>
-            <w:tcW w:type="dxa" w:w="1104"/>
+            <w:tcW w:type="dxa" w:w="994"/>
+            <w:shd w:fill="1F4E78"/>
+            <w:tcMar>
+              <w:top w:w="80" w:type="dxa"/>
+              <w:start w:w="90" w:type="dxa"/>
+              <w:bottom w:w="80" w:type="dxa"/>
+              <w:end w:w="90" w:type="dxa"/>
+            </w:tcMar>
+            <w:vAlign w:val="center"/>
+          </w:tcPr>
+          <w:p>
+            <w:pPr>
+              <w:jc w:val="center"/>
+            </w:pPr>
+            <w:r>
+              <w:rPr>
+                <w:b/>
+                <w:color w:val="FFFFFF"/>
+                <w:sz w:val="15"/>
+              </w:rPr>
+              <w:t>Formal Inference Performed</w:t>
+            </w:r>
+          </w:p>
+        </w:tc>
+        <w:tc>
+          <w:tcPr>
+            <w:tcW w:type="dxa" w:w="994"/>
             <w:shd w:fill="1F4E78"/>
             <w:tcMar>
               <w:top w:w="80" w:type="dxa"/>
@@ -12939,7 +15782,7 @@
         </w:trPr>
         <w:tc>
           <w:tcPr>
-            <w:tcW w:type="dxa" w:w="1104"/>
+            <w:tcW w:type="dxa" w:w="994"/>
             <w:vAlign w:val="center"/>
             <w:tcMar>
               <w:top w:w="80" w:type="dxa"/>
@@ -12962,7 +15805,7 @@
         </w:tc>
         <w:tc>
           <w:tcPr>
-            <w:tcW w:type="dxa" w:w="1104"/>
+            <w:tcW w:type="dxa" w:w="994"/>
             <w:vAlign w:val="center"/>
             <w:tcMar>
               <w:top w:w="80" w:type="dxa"/>
@@ -12985,7 +15828,7 @@
         </w:tc>
         <w:tc>
           <w:tcPr>
-            <w:tcW w:type="dxa" w:w="1104"/>
+            <w:tcW w:type="dxa" w:w="994"/>
             <w:vAlign w:val="center"/>
             <w:tcMar>
               <w:top w:w="80" w:type="dxa"/>
@@ -13008,7 +15851,7 @@
         </w:tc>
         <w:tc>
           <w:tcPr>
-            <w:tcW w:type="dxa" w:w="1104"/>
+            <w:tcW w:type="dxa" w:w="994"/>
             <w:vAlign w:val="center"/>
             <w:tcMar>
               <w:top w:w="80" w:type="dxa"/>
@@ -13031,7 +15874,7 @@
         </w:tc>
         <w:tc>
           <w:tcPr>
-            <w:tcW w:type="dxa" w:w="1104"/>
+            <w:tcW w:type="dxa" w:w="994"/>
             <w:vAlign w:val="center"/>
             <w:tcMar>
               <w:top w:w="80" w:type="dxa"/>
@@ -13054,7 +15897,7 @@
         </w:tc>
         <w:tc>
           <w:tcPr>
-            <w:tcW w:type="dxa" w:w="1104"/>
+            <w:tcW w:type="dxa" w:w="994"/>
             <w:vAlign w:val="center"/>
             <w:tcMar>
               <w:top w:w="80" w:type="dxa"/>
@@ -13077,70 +15920,93 @@
         </w:tc>
         <w:tc>
           <w:tcPr>
-            <w:tcW w:type="dxa" w:w="1104"/>
-            <w:vAlign w:val="center"/>
-            <w:tcMar>
-              <w:top w:w="80" w:type="dxa"/>
-              <w:start w:w="90" w:type="dxa"/>
-              <w:bottom w:w="80" w:type="dxa"/>
-              <w:end w:w="90" w:type="dxa"/>
-            </w:tcMar>
-          </w:tcPr>
-          <w:p>
-            <w:pPr>
-              <w:jc w:val="center"/>
-            </w:pPr>
-            <w:r>
-              <w:rPr>
-                <w:sz w:val="15"/>
-              </w:rPr>
-              <w:t>-0.0040</w:t>
-            </w:r>
-          </w:p>
-        </w:tc>
-        <w:tc>
-          <w:tcPr>
-            <w:tcW w:type="dxa" w:w="1104"/>
-            <w:vAlign w:val="center"/>
-            <w:tcMar>
-              <w:top w:w="80" w:type="dxa"/>
-              <w:start w:w="90" w:type="dxa"/>
-              <w:bottom w:w="80" w:type="dxa"/>
-              <w:end w:w="90" w:type="dxa"/>
-            </w:tcMar>
-          </w:tcPr>
-          <w:p>
-            <w:pPr>
-              <w:jc w:val="center"/>
-            </w:pPr>
-            <w:r>
-              <w:rPr>
-                <w:sz w:val="15"/>
-              </w:rPr>
-              <w:t>0.0189</w:t>
-            </w:r>
-          </w:p>
-        </w:tc>
-        <w:tc>
-          <w:tcPr>
-            <w:tcW w:type="dxa" w:w="1104"/>
-            <w:vAlign w:val="center"/>
-            <w:tcMar>
-              <w:top w:w="80" w:type="dxa"/>
-              <w:start w:w="90" w:type="dxa"/>
-              <w:bottom w:w="80" w:type="dxa"/>
-              <w:end w:w="90" w:type="dxa"/>
-            </w:tcMar>
-          </w:tcPr>
-          <w:p>
-            <w:pPr>
-              <w:jc w:val="center"/>
-            </w:pPr>
-            <w:r>
-              <w:rPr>
-                <w:sz w:val="15"/>
-              </w:rPr>
-              <w:t>Estimable net drift; model CI does not propagate GBD posterior uncertainty.</w:t>
+            <w:tcW w:type="dxa" w:w="994"/>
+            <w:vAlign w:val="center"/>
+            <w:tcMar>
+              <w:top w:w="80" w:type="dxa"/>
+              <w:start w:w="90" w:type="dxa"/>
+              <w:bottom w:w="80" w:type="dxa"/>
+              <w:end w:w="90" w:type="dxa"/>
+            </w:tcMar>
+          </w:tcPr>
+          <w:p>
+            <w:pPr>
+              <w:jc w:val="center"/>
+            </w:pPr>
+            <w:r>
+              <w:rPr>
+                <w:sz w:val="15"/>
+              </w:rPr>
+              <w:t>nan</w:t>
+            </w:r>
+          </w:p>
+        </w:tc>
+        <w:tc>
+          <w:tcPr>
+            <w:tcW w:type="dxa" w:w="994"/>
+            <w:vAlign w:val="center"/>
+            <w:tcMar>
+              <w:top w:w="80" w:type="dxa"/>
+              <w:start w:w="90" w:type="dxa"/>
+              <w:bottom w:w="80" w:type="dxa"/>
+              <w:end w:w="90" w:type="dxa"/>
+            </w:tcMar>
+          </w:tcPr>
+          <w:p>
+            <w:pPr>
+              <w:jc w:val="center"/>
+            </w:pPr>
+            <w:r>
+              <w:rPr>
+                <w:sz w:val="15"/>
+              </w:rPr>
+              <w:t>nan</w:t>
+            </w:r>
+          </w:p>
+        </w:tc>
+        <w:tc>
+          <w:tcPr>
+            <w:tcW w:type="dxa" w:w="994"/>
+            <w:vAlign w:val="center"/>
+            <w:tcMar>
+              <w:top w:w="80" w:type="dxa"/>
+              <w:start w:w="90" w:type="dxa"/>
+              <w:bottom w:w="80" w:type="dxa"/>
+              <w:end w:w="90" w:type="dxa"/>
+            </w:tcMar>
+          </w:tcPr>
+          <w:p>
+            <w:pPr>
+              <w:jc w:val="center"/>
+            </w:pPr>
+            <w:r>
+              <w:rPr>
+                <w:sz w:val="15"/>
+              </w:rPr>
+              <w:t>False</w:t>
+            </w:r>
+          </w:p>
+        </w:tc>
+        <w:tc>
+          <w:tcPr>
+            <w:tcW w:type="dxa" w:w="994"/>
+            <w:vAlign w:val="center"/>
+            <w:tcMar>
+              <w:top w:w="80" w:type="dxa"/>
+              <w:start w:w="90" w:type="dxa"/>
+              <w:bottom w:w="80" w:type="dxa"/>
+              <w:end w:w="90" w:type="dxa"/>
+            </w:tcMar>
+          </w:tcPr>
+          <w:p>
+            <w:pPr>
+              <w:jc w:val="center"/>
+            </w:pPr>
+            <w:r>
+              <w:rPr>
+                <w:sz w:val="15"/>
+              </w:rPr>
+              <w:t>Descriptive estimable net drift. Descriptive analysis of annual GBD posterior means. No hypothesis test or confidence interval is reported because posterior draws and cross-year/cross-stratum correlations are unavailable.</w:t>
             </w:r>
           </w:p>
         </w:tc>
@@ -13151,7 +16017,7 @@
         </w:trPr>
         <w:tc>
           <w:tcPr>
-            <w:tcW w:type="dxa" w:w="1104"/>
+            <w:tcW w:type="dxa" w:w="994"/>
             <w:vAlign w:val="center"/>
             <w:tcMar>
               <w:top w:w="80" w:type="dxa"/>
@@ -13174,7 +16040,7 @@
         </w:tc>
         <w:tc>
           <w:tcPr>
-            <w:tcW w:type="dxa" w:w="1104"/>
+            <w:tcW w:type="dxa" w:w="994"/>
             <w:vAlign w:val="center"/>
             <w:tcMar>
               <w:top w:w="80" w:type="dxa"/>
@@ -13197,7 +16063,7 @@
         </w:tc>
         <w:tc>
           <w:tcPr>
-            <w:tcW w:type="dxa" w:w="1104"/>
+            <w:tcW w:type="dxa" w:w="994"/>
             <w:vAlign w:val="center"/>
             <w:tcMar>
               <w:top w:w="80" w:type="dxa"/>
@@ -13220,7 +16086,7 @@
         </w:tc>
         <w:tc>
           <w:tcPr>
-            <w:tcW w:type="dxa" w:w="1104"/>
+            <w:tcW w:type="dxa" w:w="994"/>
             <w:vAlign w:val="center"/>
             <w:tcMar>
               <w:top w:w="80" w:type="dxa"/>
@@ -13243,7 +16109,7 @@
         </w:tc>
         <w:tc>
           <w:tcPr>
-            <w:tcW w:type="dxa" w:w="1104"/>
+            <w:tcW w:type="dxa" w:w="994"/>
             <w:vAlign w:val="center"/>
             <w:tcMar>
               <w:top w:w="80" w:type="dxa"/>
@@ -13266,7 +16132,7 @@
         </w:tc>
         <w:tc>
           <w:tcPr>
-            <w:tcW w:type="dxa" w:w="1104"/>
+            <w:tcW w:type="dxa" w:w="994"/>
             <w:vAlign w:val="center"/>
             <w:tcMar>
               <w:top w:w="80" w:type="dxa"/>
@@ -13289,70 +16155,93 @@
         </w:tc>
         <w:tc>
           <w:tcPr>
-            <w:tcW w:type="dxa" w:w="1104"/>
-            <w:vAlign w:val="center"/>
-            <w:tcMar>
-              <w:top w:w="80" w:type="dxa"/>
-              <w:start w:w="90" w:type="dxa"/>
-              <w:bottom w:w="80" w:type="dxa"/>
-              <w:end w:w="90" w:type="dxa"/>
-            </w:tcMar>
-          </w:tcPr>
-          <w:p>
-            <w:pPr>
-              <w:jc w:val="center"/>
-            </w:pPr>
-            <w:r>
-              <w:rPr>
-                <w:sz w:val="15"/>
-              </w:rPr>
-              <w:t>-0.0085</w:t>
-            </w:r>
-          </w:p>
-        </w:tc>
-        <w:tc>
-          <w:tcPr>
-            <w:tcW w:type="dxa" w:w="1104"/>
-            <w:vAlign w:val="center"/>
-            <w:tcMar>
-              <w:top w:w="80" w:type="dxa"/>
-              <w:start w:w="90" w:type="dxa"/>
-              <w:bottom w:w="80" w:type="dxa"/>
-              <w:end w:w="90" w:type="dxa"/>
-            </w:tcMar>
-          </w:tcPr>
-          <w:p>
-            <w:pPr>
-              <w:jc w:val="center"/>
-            </w:pPr>
-            <w:r>
-              <w:rPr>
-                <w:sz w:val="15"/>
-              </w:rPr>
-              <w:t>0.0134</w:t>
-            </w:r>
-          </w:p>
-        </w:tc>
-        <w:tc>
-          <w:tcPr>
-            <w:tcW w:type="dxa" w:w="1104"/>
-            <w:vAlign w:val="center"/>
-            <w:tcMar>
-              <w:top w:w="80" w:type="dxa"/>
-              <w:start w:w="90" w:type="dxa"/>
-              <w:bottom w:w="80" w:type="dxa"/>
-              <w:end w:w="90" w:type="dxa"/>
-            </w:tcMar>
-          </w:tcPr>
-          <w:p>
-            <w:pPr>
-              <w:jc w:val="center"/>
-            </w:pPr>
-            <w:r>
-              <w:rPr>
-                <w:sz w:val="15"/>
-              </w:rPr>
-              <w:t>Estimable net drift; model CI does not propagate GBD posterior uncertainty.</w:t>
+            <w:tcW w:type="dxa" w:w="994"/>
+            <w:vAlign w:val="center"/>
+            <w:tcMar>
+              <w:top w:w="80" w:type="dxa"/>
+              <w:start w:w="90" w:type="dxa"/>
+              <w:bottom w:w="80" w:type="dxa"/>
+              <w:end w:w="90" w:type="dxa"/>
+            </w:tcMar>
+          </w:tcPr>
+          <w:p>
+            <w:pPr>
+              <w:jc w:val="center"/>
+            </w:pPr>
+            <w:r>
+              <w:rPr>
+                <w:sz w:val="15"/>
+              </w:rPr>
+              <w:t>nan</w:t>
+            </w:r>
+          </w:p>
+        </w:tc>
+        <w:tc>
+          <w:tcPr>
+            <w:tcW w:type="dxa" w:w="994"/>
+            <w:vAlign w:val="center"/>
+            <w:tcMar>
+              <w:top w:w="80" w:type="dxa"/>
+              <w:start w:w="90" w:type="dxa"/>
+              <w:bottom w:w="80" w:type="dxa"/>
+              <w:end w:w="90" w:type="dxa"/>
+            </w:tcMar>
+          </w:tcPr>
+          <w:p>
+            <w:pPr>
+              <w:jc w:val="center"/>
+            </w:pPr>
+            <w:r>
+              <w:rPr>
+                <w:sz w:val="15"/>
+              </w:rPr>
+              <w:t>nan</w:t>
+            </w:r>
+          </w:p>
+        </w:tc>
+        <w:tc>
+          <w:tcPr>
+            <w:tcW w:type="dxa" w:w="994"/>
+            <w:vAlign w:val="center"/>
+            <w:tcMar>
+              <w:top w:w="80" w:type="dxa"/>
+              <w:start w:w="90" w:type="dxa"/>
+              <w:bottom w:w="80" w:type="dxa"/>
+              <w:end w:w="90" w:type="dxa"/>
+            </w:tcMar>
+          </w:tcPr>
+          <w:p>
+            <w:pPr>
+              <w:jc w:val="center"/>
+            </w:pPr>
+            <w:r>
+              <w:rPr>
+                <w:sz w:val="15"/>
+              </w:rPr>
+              <w:t>False</w:t>
+            </w:r>
+          </w:p>
+        </w:tc>
+        <w:tc>
+          <w:tcPr>
+            <w:tcW w:type="dxa" w:w="994"/>
+            <w:vAlign w:val="center"/>
+            <w:tcMar>
+              <w:top w:w="80" w:type="dxa"/>
+              <w:start w:w="90" w:type="dxa"/>
+              <w:bottom w:w="80" w:type="dxa"/>
+              <w:end w:w="90" w:type="dxa"/>
+            </w:tcMar>
+          </w:tcPr>
+          <w:p>
+            <w:pPr>
+              <w:jc w:val="center"/>
+            </w:pPr>
+            <w:r>
+              <w:rPr>
+                <w:sz w:val="15"/>
+              </w:rPr>
+              <w:t>Descriptive estimable net drift. Descriptive analysis of annual GBD posterior means. No hypothesis test or confidence interval is reported because posterior draws and cross-year/cross-stratum correlations are unavailable.</w:t>
             </w:r>
           </w:p>
         </w:tc>
@@ -13363,7 +16252,7 @@
         </w:trPr>
         <w:tc>
           <w:tcPr>
-            <w:tcW w:type="dxa" w:w="1104"/>
+            <w:tcW w:type="dxa" w:w="994"/>
             <w:vAlign w:val="center"/>
             <w:tcMar>
               <w:top w:w="80" w:type="dxa"/>
@@ -13386,7 +16275,7 @@
         </w:tc>
         <w:tc>
           <w:tcPr>
-            <w:tcW w:type="dxa" w:w="1104"/>
+            <w:tcW w:type="dxa" w:w="994"/>
             <w:vAlign w:val="center"/>
             <w:tcMar>
               <w:top w:w="80" w:type="dxa"/>
@@ -13409,7 +16298,7 @@
         </w:tc>
         <w:tc>
           <w:tcPr>
-            <w:tcW w:type="dxa" w:w="1104"/>
+            <w:tcW w:type="dxa" w:w="994"/>
             <w:vAlign w:val="center"/>
             <w:tcMar>
               <w:top w:w="80" w:type="dxa"/>
@@ -13432,7 +16321,7 @@
         </w:tc>
         <w:tc>
           <w:tcPr>
-            <w:tcW w:type="dxa" w:w="1104"/>
+            <w:tcW w:type="dxa" w:w="994"/>
             <w:vAlign w:val="center"/>
             <w:tcMar>
               <w:top w:w="80" w:type="dxa"/>
@@ -13455,7 +16344,7 @@
         </w:tc>
         <w:tc>
           <w:tcPr>
-            <w:tcW w:type="dxa" w:w="1104"/>
+            <w:tcW w:type="dxa" w:w="994"/>
             <w:vAlign w:val="center"/>
             <w:tcMar>
               <w:top w:w="80" w:type="dxa"/>
@@ -13478,7 +16367,7 @@
         </w:tc>
         <w:tc>
           <w:tcPr>
-            <w:tcW w:type="dxa" w:w="1104"/>
+            <w:tcW w:type="dxa" w:w="994"/>
             <w:vAlign w:val="center"/>
             <w:tcMar>
               <w:top w:w="80" w:type="dxa"/>
@@ -13501,70 +16390,93 @@
         </w:tc>
         <w:tc>
           <w:tcPr>
-            <w:tcW w:type="dxa" w:w="1104"/>
-            <w:vAlign w:val="center"/>
-            <w:tcMar>
-              <w:top w:w="80" w:type="dxa"/>
-              <w:start w:w="90" w:type="dxa"/>
-              <w:bottom w:w="80" w:type="dxa"/>
-              <w:end w:w="90" w:type="dxa"/>
-            </w:tcMar>
-          </w:tcPr>
-          <w:p>
-            <w:pPr>
-              <w:jc w:val="center"/>
-            </w:pPr>
-            <w:r>
-              <w:rPr>
-                <w:sz w:val="15"/>
-              </w:rPr>
-              <w:t>-0.1169</w:t>
-            </w:r>
-          </w:p>
-        </w:tc>
-        <w:tc>
-          <w:tcPr>
-            <w:tcW w:type="dxa" w:w="1104"/>
-            <w:vAlign w:val="center"/>
-            <w:tcMar>
-              <w:top w:w="80" w:type="dxa"/>
-              <w:start w:w="90" w:type="dxa"/>
-              <w:bottom w:w="80" w:type="dxa"/>
-              <w:end w:w="90" w:type="dxa"/>
-            </w:tcMar>
-          </w:tcPr>
-          <w:p>
-            <w:pPr>
-              <w:jc w:val="center"/>
-            </w:pPr>
-            <w:r>
-              <w:rPr>
-                <w:sz w:val="15"/>
-              </w:rPr>
-              <w:t>-0.0454</w:t>
-            </w:r>
-          </w:p>
-        </w:tc>
-        <w:tc>
-          <w:tcPr>
-            <w:tcW w:type="dxa" w:w="1104"/>
-            <w:vAlign w:val="center"/>
-            <w:tcMar>
-              <w:top w:w="80" w:type="dxa"/>
-              <w:start w:w="90" w:type="dxa"/>
-              <w:bottom w:w="80" w:type="dxa"/>
-              <w:end w:w="90" w:type="dxa"/>
-            </w:tcMar>
-          </w:tcPr>
-          <w:p>
-            <w:pPr>
-              <w:jc w:val="center"/>
-            </w:pPr>
-            <w:r>
-              <w:rPr>
-                <w:sz w:val="15"/>
-              </w:rPr>
-              <w:t>Estimable net drift; model CI does not propagate GBD posterior uncertainty.</w:t>
+            <w:tcW w:type="dxa" w:w="994"/>
+            <w:vAlign w:val="center"/>
+            <w:tcMar>
+              <w:top w:w="80" w:type="dxa"/>
+              <w:start w:w="90" w:type="dxa"/>
+              <w:bottom w:w="80" w:type="dxa"/>
+              <w:end w:w="90" w:type="dxa"/>
+            </w:tcMar>
+          </w:tcPr>
+          <w:p>
+            <w:pPr>
+              <w:jc w:val="center"/>
+            </w:pPr>
+            <w:r>
+              <w:rPr>
+                <w:sz w:val="15"/>
+              </w:rPr>
+              <w:t>nan</w:t>
+            </w:r>
+          </w:p>
+        </w:tc>
+        <w:tc>
+          <w:tcPr>
+            <w:tcW w:type="dxa" w:w="994"/>
+            <w:vAlign w:val="center"/>
+            <w:tcMar>
+              <w:top w:w="80" w:type="dxa"/>
+              <w:start w:w="90" w:type="dxa"/>
+              <w:bottom w:w="80" w:type="dxa"/>
+              <w:end w:w="90" w:type="dxa"/>
+            </w:tcMar>
+          </w:tcPr>
+          <w:p>
+            <w:pPr>
+              <w:jc w:val="center"/>
+            </w:pPr>
+            <w:r>
+              <w:rPr>
+                <w:sz w:val="15"/>
+              </w:rPr>
+              <w:t>nan</w:t>
+            </w:r>
+          </w:p>
+        </w:tc>
+        <w:tc>
+          <w:tcPr>
+            <w:tcW w:type="dxa" w:w="994"/>
+            <w:vAlign w:val="center"/>
+            <w:tcMar>
+              <w:top w:w="80" w:type="dxa"/>
+              <w:start w:w="90" w:type="dxa"/>
+              <w:bottom w:w="80" w:type="dxa"/>
+              <w:end w:w="90" w:type="dxa"/>
+            </w:tcMar>
+          </w:tcPr>
+          <w:p>
+            <w:pPr>
+              <w:jc w:val="center"/>
+            </w:pPr>
+            <w:r>
+              <w:rPr>
+                <w:sz w:val="15"/>
+              </w:rPr>
+              <w:t>False</w:t>
+            </w:r>
+          </w:p>
+        </w:tc>
+        <w:tc>
+          <w:tcPr>
+            <w:tcW w:type="dxa" w:w="994"/>
+            <w:vAlign w:val="center"/>
+            <w:tcMar>
+              <w:top w:w="80" w:type="dxa"/>
+              <w:start w:w="90" w:type="dxa"/>
+              <w:bottom w:w="80" w:type="dxa"/>
+              <w:end w:w="90" w:type="dxa"/>
+            </w:tcMar>
+          </w:tcPr>
+          <w:p>
+            <w:pPr>
+              <w:jc w:val="center"/>
+            </w:pPr>
+            <w:r>
+              <w:rPr>
+                <w:sz w:val="15"/>
+              </w:rPr>
+              <w:t>Descriptive estimable net drift. Descriptive analysis of annual GBD posterior means. No hypothesis test or confidence interval is reported because posterior draws and cross-year/cross-stratum correlations are unavailable.</w:t>
             </w:r>
           </w:p>
         </w:tc>
@@ -13575,7 +16487,7 @@
         </w:trPr>
         <w:tc>
           <w:tcPr>
-            <w:tcW w:type="dxa" w:w="1104"/>
+            <w:tcW w:type="dxa" w:w="994"/>
             <w:vAlign w:val="center"/>
             <w:tcMar>
               <w:top w:w="80" w:type="dxa"/>
@@ -13598,7 +16510,7 @@
         </w:tc>
         <w:tc>
           <w:tcPr>
-            <w:tcW w:type="dxa" w:w="1104"/>
+            <w:tcW w:type="dxa" w:w="994"/>
             <w:vAlign w:val="center"/>
             <w:tcMar>
               <w:top w:w="80" w:type="dxa"/>
@@ -13621,7 +16533,7 @@
         </w:tc>
         <w:tc>
           <w:tcPr>
-            <w:tcW w:type="dxa" w:w="1104"/>
+            <w:tcW w:type="dxa" w:w="994"/>
             <w:vAlign w:val="center"/>
             <w:tcMar>
               <w:top w:w="80" w:type="dxa"/>
@@ -13644,7 +16556,7 @@
         </w:tc>
         <w:tc>
           <w:tcPr>
-            <w:tcW w:type="dxa" w:w="1104"/>
+            <w:tcW w:type="dxa" w:w="994"/>
             <w:vAlign w:val="center"/>
             <w:tcMar>
               <w:top w:w="80" w:type="dxa"/>
@@ -13667,7 +16579,7 @@
         </w:tc>
         <w:tc>
           <w:tcPr>
-            <w:tcW w:type="dxa" w:w="1104"/>
+            <w:tcW w:type="dxa" w:w="994"/>
             <w:vAlign w:val="center"/>
             <w:tcMar>
               <w:top w:w="80" w:type="dxa"/>
@@ -13690,7 +16602,7 @@
         </w:tc>
         <w:tc>
           <w:tcPr>
-            <w:tcW w:type="dxa" w:w="1104"/>
+            <w:tcW w:type="dxa" w:w="994"/>
             <w:vAlign w:val="center"/>
             <w:tcMar>
               <w:top w:w="80" w:type="dxa"/>
@@ -13713,76 +16625,2220 @@
         </w:tc>
         <w:tc>
           <w:tcPr>
-            <w:tcW w:type="dxa" w:w="1104"/>
-            <w:vAlign w:val="center"/>
-            <w:tcMar>
-              <w:top w:w="80" w:type="dxa"/>
-              <w:start w:w="90" w:type="dxa"/>
-              <w:bottom w:w="80" w:type="dxa"/>
-              <w:end w:w="90" w:type="dxa"/>
-            </w:tcMar>
-          </w:tcPr>
-          <w:p>
-            <w:pPr>
-              <w:jc w:val="center"/>
-            </w:pPr>
-            <w:r>
-              <w:rPr>
-                <w:sz w:val="15"/>
-              </w:rPr>
-              <w:t>-0.0079</w:t>
-            </w:r>
-          </w:p>
-        </w:tc>
-        <w:tc>
-          <w:tcPr>
-            <w:tcW w:type="dxa" w:w="1104"/>
-            <w:vAlign w:val="center"/>
-            <w:tcMar>
-              <w:top w:w="80" w:type="dxa"/>
-              <w:start w:w="90" w:type="dxa"/>
-              <w:bottom w:w="80" w:type="dxa"/>
-              <w:end w:w="90" w:type="dxa"/>
-            </w:tcMar>
-          </w:tcPr>
-          <w:p>
-            <w:pPr>
-              <w:jc w:val="center"/>
-            </w:pPr>
-            <w:r>
-              <w:rPr>
-                <w:sz w:val="15"/>
-              </w:rPr>
-              <w:t>0.0549</w:t>
-            </w:r>
-          </w:p>
-        </w:tc>
-        <w:tc>
-          <w:tcPr>
-            <w:tcW w:type="dxa" w:w="1104"/>
-            <w:vAlign w:val="center"/>
-            <w:tcMar>
-              <w:top w:w="80" w:type="dxa"/>
-              <w:start w:w="90" w:type="dxa"/>
-              <w:bottom w:w="80" w:type="dxa"/>
-              <w:end w:w="90" w:type="dxa"/>
-            </w:tcMar>
-          </w:tcPr>
-          <w:p>
-            <w:pPr>
-              <w:jc w:val="center"/>
-            </w:pPr>
-            <w:r>
-              <w:rPr>
-                <w:sz w:val="15"/>
-              </w:rPr>
-              <w:t>Estimable net drift; model CI does not propagate GBD posterior uncertainty.</w:t>
+            <w:tcW w:type="dxa" w:w="994"/>
+            <w:vAlign w:val="center"/>
+            <w:tcMar>
+              <w:top w:w="80" w:type="dxa"/>
+              <w:start w:w="90" w:type="dxa"/>
+              <w:bottom w:w="80" w:type="dxa"/>
+              <w:end w:w="90" w:type="dxa"/>
+            </w:tcMar>
+          </w:tcPr>
+          <w:p>
+            <w:pPr>
+              <w:jc w:val="center"/>
+            </w:pPr>
+            <w:r>
+              <w:rPr>
+                <w:sz w:val="15"/>
+              </w:rPr>
+              <w:t>nan</w:t>
+            </w:r>
+          </w:p>
+        </w:tc>
+        <w:tc>
+          <w:tcPr>
+            <w:tcW w:type="dxa" w:w="994"/>
+            <w:vAlign w:val="center"/>
+            <w:tcMar>
+              <w:top w:w="80" w:type="dxa"/>
+              <w:start w:w="90" w:type="dxa"/>
+              <w:bottom w:w="80" w:type="dxa"/>
+              <w:end w:w="90" w:type="dxa"/>
+            </w:tcMar>
+          </w:tcPr>
+          <w:p>
+            <w:pPr>
+              <w:jc w:val="center"/>
+            </w:pPr>
+            <w:r>
+              <w:rPr>
+                <w:sz w:val="15"/>
+              </w:rPr>
+              <w:t>nan</w:t>
+            </w:r>
+          </w:p>
+        </w:tc>
+        <w:tc>
+          <w:tcPr>
+            <w:tcW w:type="dxa" w:w="994"/>
+            <w:vAlign w:val="center"/>
+            <w:tcMar>
+              <w:top w:w="80" w:type="dxa"/>
+              <w:start w:w="90" w:type="dxa"/>
+              <w:bottom w:w="80" w:type="dxa"/>
+              <w:end w:w="90" w:type="dxa"/>
+            </w:tcMar>
+          </w:tcPr>
+          <w:p>
+            <w:pPr>
+              <w:jc w:val="center"/>
+            </w:pPr>
+            <w:r>
+              <w:rPr>
+                <w:sz w:val="15"/>
+              </w:rPr>
+              <w:t>False</w:t>
+            </w:r>
+          </w:p>
+        </w:tc>
+        <w:tc>
+          <w:tcPr>
+            <w:tcW w:type="dxa" w:w="994"/>
+            <w:vAlign w:val="center"/>
+            <w:tcMar>
+              <w:top w:w="80" w:type="dxa"/>
+              <w:start w:w="90" w:type="dxa"/>
+              <w:bottom w:w="80" w:type="dxa"/>
+              <w:end w:w="90" w:type="dxa"/>
+            </w:tcMar>
+          </w:tcPr>
+          <w:p>
+            <w:pPr>
+              <w:jc w:val="center"/>
+            </w:pPr>
+            <w:r>
+              <w:rPr>
+                <w:sz w:val="15"/>
+              </w:rPr>
+              <w:t>Descriptive estimable net drift. Descriptive analysis of annual GBD posterior means. No hypothesis test or confidence interval is reported because posterior draws and cross-year/cross-stratum correlations are unavailable.</w:t>
             </w:r>
           </w:p>
         </w:tc>
       </w:tr>
     </w:tbl>
     <w:p/>
+    <w:p>
+      <w:pPr>
+        <w:pStyle w:val="Heading2"/>
+      </w:pPr>
+      <w:r>
+        <w:t>APC sensitivity excluding the 2019-2023 grouped period</w:t>
+      </w:r>
+    </w:p>
+    <w:tbl>
+      <w:tblPr>
+        <w:tblStyle w:val="TableGrid"/>
+        <w:tblW w:type="auto" w:w="0"/>
+        <w:jc w:val="center"/>
+        <w:tblLook w:firstColumn="1" w:firstRow="1" w:lastColumn="0" w:lastRow="0" w:noHBand="0" w:noVBand="1" w:val="04A0"/>
+      </w:tblPr>
+      <w:tblGrid>
+        <w:gridCol w:w="994"/>
+        <w:gridCol w:w="994"/>
+        <w:gridCol w:w="994"/>
+        <w:gridCol w:w="994"/>
+        <w:gridCol w:w="994"/>
+        <w:gridCol w:w="994"/>
+        <w:gridCol w:w="994"/>
+        <w:gridCol w:w="994"/>
+        <w:gridCol w:w="994"/>
+        <w:gridCol w:w="994"/>
+      </w:tblGrid>
+      <w:tr>
+        <w:trPr>
+          <w:tblHeader w:val="true"/>
+        </w:trPr>
+        <w:tc>
+          <w:tcPr>
+            <w:tcW w:type="dxa" w:w="994"/>
+            <w:shd w:fill="1F4E78"/>
+            <w:tcMar>
+              <w:top w:w="80" w:type="dxa"/>
+              <w:start w:w="90" w:type="dxa"/>
+              <w:bottom w:w="80" w:type="dxa"/>
+              <w:end w:w="90" w:type="dxa"/>
+            </w:tcMar>
+            <w:vAlign w:val="center"/>
+          </w:tcPr>
+          <w:p>
+            <w:pPr>
+              <w:jc w:val="center"/>
+            </w:pPr>
+            <w:r>
+              <w:rPr>
+                <w:b/>
+                <w:color w:val="FFFFFF"/>
+                <w:sz w:val="15"/>
+              </w:rPr>
+              <w:t>Location Name</w:t>
+            </w:r>
+          </w:p>
+        </w:tc>
+        <w:tc>
+          <w:tcPr>
+            <w:tcW w:type="dxa" w:w="994"/>
+            <w:shd w:fill="1F4E78"/>
+            <w:tcMar>
+              <w:top w:w="80" w:type="dxa"/>
+              <w:start w:w="90" w:type="dxa"/>
+              <w:bottom w:w="80" w:type="dxa"/>
+              <w:end w:w="90" w:type="dxa"/>
+            </w:tcMar>
+            <w:vAlign w:val="center"/>
+          </w:tcPr>
+          <w:p>
+            <w:pPr>
+              <w:jc w:val="center"/>
+            </w:pPr>
+            <w:r>
+              <w:rPr>
+                <w:b/>
+                <w:color w:val="FFFFFF"/>
+                <w:sz w:val="15"/>
+              </w:rPr>
+              <w:t>Sex Name</w:t>
+            </w:r>
+          </w:p>
+        </w:tc>
+        <w:tc>
+          <w:tcPr>
+            <w:tcW w:type="dxa" w:w="994"/>
+            <w:shd w:fill="1F4E78"/>
+            <w:tcMar>
+              <w:top w:w="80" w:type="dxa"/>
+              <w:start w:w="90" w:type="dxa"/>
+              <w:bottom w:w="80" w:type="dxa"/>
+              <w:end w:w="90" w:type="dxa"/>
+            </w:tcMar>
+            <w:vAlign w:val="center"/>
+          </w:tcPr>
+          <w:p>
+            <w:pPr>
+              <w:jc w:val="center"/>
+            </w:pPr>
+            <w:r>
+              <w:rPr>
+                <w:b/>
+                <w:color w:val="FFFFFF"/>
+                <w:sz w:val="15"/>
+              </w:rPr>
+              <w:t>Measure Name</w:t>
+            </w:r>
+          </w:p>
+        </w:tc>
+        <w:tc>
+          <w:tcPr>
+            <w:tcW w:type="dxa" w:w="994"/>
+            <w:shd w:fill="1F4E78"/>
+            <w:tcMar>
+              <w:top w:w="80" w:type="dxa"/>
+              <w:start w:w="90" w:type="dxa"/>
+              <w:bottom w:w="80" w:type="dxa"/>
+              <w:end w:w="90" w:type="dxa"/>
+            </w:tcMar>
+            <w:vAlign w:val="center"/>
+          </w:tcPr>
+          <w:p>
+            <w:pPr>
+              <w:jc w:val="center"/>
+            </w:pPr>
+            <w:r>
+              <w:rPr>
+                <w:b/>
+                <w:color w:val="FFFFFF"/>
+                <w:sz w:val="15"/>
+              </w:rPr>
+              <w:t>Start Year</w:t>
+            </w:r>
+          </w:p>
+        </w:tc>
+        <w:tc>
+          <w:tcPr>
+            <w:tcW w:type="dxa" w:w="994"/>
+            <w:shd w:fill="1F4E78"/>
+            <w:tcMar>
+              <w:top w:w="80" w:type="dxa"/>
+              <w:start w:w="90" w:type="dxa"/>
+              <w:bottom w:w="80" w:type="dxa"/>
+              <w:end w:w="90" w:type="dxa"/>
+            </w:tcMar>
+            <w:vAlign w:val="center"/>
+          </w:tcPr>
+          <w:p>
+            <w:pPr>
+              <w:jc w:val="center"/>
+            </w:pPr>
+            <w:r>
+              <w:rPr>
+                <w:b/>
+                <w:color w:val="FFFFFF"/>
+                <w:sz w:val="15"/>
+              </w:rPr>
+              <w:t>End Year</w:t>
+            </w:r>
+          </w:p>
+        </w:tc>
+        <w:tc>
+          <w:tcPr>
+            <w:tcW w:type="dxa" w:w="994"/>
+            <w:shd w:fill="1F4E78"/>
+            <w:tcMar>
+              <w:top w:w="80" w:type="dxa"/>
+              <w:start w:w="90" w:type="dxa"/>
+              <w:bottom w:w="80" w:type="dxa"/>
+              <w:end w:w="90" w:type="dxa"/>
+            </w:tcMar>
+            <w:vAlign w:val="center"/>
+          </w:tcPr>
+          <w:p>
+            <w:pPr>
+              <w:jc w:val="center"/>
+            </w:pPr>
+            <w:r>
+              <w:rPr>
+                <w:b/>
+                <w:color w:val="FFFFFF"/>
+                <w:sz w:val="15"/>
+              </w:rPr>
+              <w:t>Net Drift</w:t>
+            </w:r>
+          </w:p>
+        </w:tc>
+        <w:tc>
+          <w:tcPr>
+            <w:tcW w:type="dxa" w:w="994"/>
+            <w:shd w:fill="1F4E78"/>
+            <w:tcMar>
+              <w:top w:w="80" w:type="dxa"/>
+              <w:start w:w="90" w:type="dxa"/>
+              <w:bottom w:w="80" w:type="dxa"/>
+              <w:end w:w="90" w:type="dxa"/>
+            </w:tcMar>
+            <w:vAlign w:val="center"/>
+          </w:tcPr>
+          <w:p>
+            <w:pPr>
+              <w:jc w:val="center"/>
+            </w:pPr>
+            <w:r>
+              <w:rPr>
+                <w:b/>
+                <w:color w:val="FFFFFF"/>
+                <w:sz w:val="15"/>
+              </w:rPr>
+              <w:t>Net Drift Lower Model Ci</w:t>
+            </w:r>
+          </w:p>
+        </w:tc>
+        <w:tc>
+          <w:tcPr>
+            <w:tcW w:type="dxa" w:w="994"/>
+            <w:shd w:fill="1F4E78"/>
+            <w:tcMar>
+              <w:top w:w="80" w:type="dxa"/>
+              <w:start w:w="90" w:type="dxa"/>
+              <w:bottom w:w="80" w:type="dxa"/>
+              <w:end w:w="90" w:type="dxa"/>
+            </w:tcMar>
+            <w:vAlign w:val="center"/>
+          </w:tcPr>
+          <w:p>
+            <w:pPr>
+              <w:jc w:val="center"/>
+            </w:pPr>
+            <w:r>
+              <w:rPr>
+                <w:b/>
+                <w:color w:val="FFFFFF"/>
+                <w:sz w:val="15"/>
+              </w:rPr>
+              <w:t>Net Drift Upper Model Ci</w:t>
+            </w:r>
+          </w:p>
+        </w:tc>
+        <w:tc>
+          <w:tcPr>
+            <w:tcW w:type="dxa" w:w="994"/>
+            <w:shd w:fill="1F4E78"/>
+            <w:tcMar>
+              <w:top w:w="80" w:type="dxa"/>
+              <w:start w:w="90" w:type="dxa"/>
+              <w:bottom w:w="80" w:type="dxa"/>
+              <w:end w:w="90" w:type="dxa"/>
+            </w:tcMar>
+            <w:vAlign w:val="center"/>
+          </w:tcPr>
+          <w:p>
+            <w:pPr>
+              <w:jc w:val="center"/>
+            </w:pPr>
+            <w:r>
+              <w:rPr>
+                <w:b/>
+                <w:color w:val="FFFFFF"/>
+                <w:sz w:val="15"/>
+              </w:rPr>
+              <w:t>Formal Inference Performed</w:t>
+            </w:r>
+          </w:p>
+        </w:tc>
+        <w:tc>
+          <w:tcPr>
+            <w:tcW w:type="dxa" w:w="994"/>
+            <w:shd w:fill="1F4E78"/>
+            <w:tcMar>
+              <w:top w:w="80" w:type="dxa"/>
+              <w:start w:w="90" w:type="dxa"/>
+              <w:bottom w:w="80" w:type="dxa"/>
+              <w:end w:w="90" w:type="dxa"/>
+            </w:tcMar>
+            <w:vAlign w:val="center"/>
+          </w:tcPr>
+          <w:p>
+            <w:pPr>
+              <w:jc w:val="center"/>
+            </w:pPr>
+            <w:r>
+              <w:rPr>
+                <w:b/>
+                <w:color w:val="FFFFFF"/>
+                <w:sz w:val="15"/>
+              </w:rPr>
+              <w:t>Interpretation</w:t>
+            </w:r>
+          </w:p>
+        </w:tc>
+      </w:tr>
+      <w:tr>
+        <w:trPr>
+          <w:cantSplit/>
+        </w:trPr>
+        <w:tc>
+          <w:tcPr>
+            <w:tcW w:type="dxa" w:w="994"/>
+            <w:vAlign w:val="center"/>
+            <w:tcMar>
+              <w:top w:w="80" w:type="dxa"/>
+              <w:start w:w="90" w:type="dxa"/>
+              <w:bottom w:w="80" w:type="dxa"/>
+              <w:end w:w="90" w:type="dxa"/>
+            </w:tcMar>
+          </w:tcPr>
+          <w:p>
+            <w:pPr>
+              <w:jc w:val="left"/>
+            </w:pPr>
+            <w:r>
+              <w:rPr>
+                <w:sz w:val="15"/>
+              </w:rPr>
+              <w:t>China</w:t>
+            </w:r>
+          </w:p>
+        </w:tc>
+        <w:tc>
+          <w:tcPr>
+            <w:tcW w:type="dxa" w:w="994"/>
+            <w:vAlign w:val="center"/>
+            <w:tcMar>
+              <w:top w:w="80" w:type="dxa"/>
+              <w:start w:w="90" w:type="dxa"/>
+              <w:bottom w:w="80" w:type="dxa"/>
+              <w:end w:w="90" w:type="dxa"/>
+            </w:tcMar>
+          </w:tcPr>
+          <w:p>
+            <w:pPr>
+              <w:jc w:val="center"/>
+            </w:pPr>
+            <w:r>
+              <w:rPr>
+                <w:sz w:val="15"/>
+              </w:rPr>
+              <w:t>Female</w:t>
+            </w:r>
+          </w:p>
+        </w:tc>
+        <w:tc>
+          <w:tcPr>
+            <w:tcW w:type="dxa" w:w="994"/>
+            <w:vAlign w:val="center"/>
+            <w:tcMar>
+              <w:top w:w="80" w:type="dxa"/>
+              <w:start w:w="90" w:type="dxa"/>
+              <w:bottom w:w="80" w:type="dxa"/>
+              <w:end w:w="90" w:type="dxa"/>
+            </w:tcMar>
+          </w:tcPr>
+          <w:p>
+            <w:pPr>
+              <w:jc w:val="center"/>
+            </w:pPr>
+            <w:r>
+              <w:rPr>
+                <w:sz w:val="15"/>
+              </w:rPr>
+              <w:t>Incidence</w:t>
+            </w:r>
+          </w:p>
+        </w:tc>
+        <w:tc>
+          <w:tcPr>
+            <w:tcW w:type="dxa" w:w="994"/>
+            <w:vAlign w:val="center"/>
+            <w:tcMar>
+              <w:top w:w="80" w:type="dxa"/>
+              <w:start w:w="90" w:type="dxa"/>
+              <w:bottom w:w="80" w:type="dxa"/>
+              <w:end w:w="90" w:type="dxa"/>
+            </w:tcMar>
+          </w:tcPr>
+          <w:p>
+            <w:pPr>
+              <w:jc w:val="center"/>
+            </w:pPr>
+            <w:r>
+              <w:rPr>
+                <w:sz w:val="15"/>
+              </w:rPr>
+              <w:t>1994</w:t>
+            </w:r>
+          </w:p>
+        </w:tc>
+        <w:tc>
+          <w:tcPr>
+            <w:tcW w:type="dxa" w:w="994"/>
+            <w:vAlign w:val="center"/>
+            <w:tcMar>
+              <w:top w:w="80" w:type="dxa"/>
+              <w:start w:w="90" w:type="dxa"/>
+              <w:bottom w:w="80" w:type="dxa"/>
+              <w:end w:w="90" w:type="dxa"/>
+            </w:tcMar>
+          </w:tcPr>
+          <w:p>
+            <w:pPr>
+              <w:jc w:val="center"/>
+            </w:pPr>
+            <w:r>
+              <w:rPr>
+                <w:sz w:val="15"/>
+              </w:rPr>
+              <w:t>2018</w:t>
+            </w:r>
+          </w:p>
+        </w:tc>
+        <w:tc>
+          <w:tcPr>
+            <w:tcW w:type="dxa" w:w="994"/>
+            <w:vAlign w:val="center"/>
+            <w:tcMar>
+              <w:top w:w="80" w:type="dxa"/>
+              <w:start w:w="90" w:type="dxa"/>
+              <w:bottom w:w="80" w:type="dxa"/>
+              <w:end w:w="90" w:type="dxa"/>
+            </w:tcMar>
+          </w:tcPr>
+          <w:p>
+            <w:pPr>
+              <w:jc w:val="center"/>
+            </w:pPr>
+            <w:r>
+              <w:rPr>
+                <w:sz w:val="15"/>
+              </w:rPr>
+              <w:t>0.0036</w:t>
+            </w:r>
+          </w:p>
+        </w:tc>
+        <w:tc>
+          <w:tcPr>
+            <w:tcW w:type="dxa" w:w="994"/>
+            <w:vAlign w:val="center"/>
+            <w:tcMar>
+              <w:top w:w="80" w:type="dxa"/>
+              <w:start w:w="90" w:type="dxa"/>
+              <w:bottom w:w="80" w:type="dxa"/>
+              <w:end w:w="90" w:type="dxa"/>
+            </w:tcMar>
+          </w:tcPr>
+          <w:p>
+            <w:pPr>
+              <w:jc w:val="center"/>
+            </w:pPr>
+            <w:r>
+              <w:rPr>
+                <w:sz w:val="15"/>
+              </w:rPr>
+              <w:t>NA</w:t>
+            </w:r>
+          </w:p>
+        </w:tc>
+        <w:tc>
+          <w:tcPr>
+            <w:tcW w:type="dxa" w:w="994"/>
+            <w:vAlign w:val="center"/>
+            <w:tcMar>
+              <w:top w:w="80" w:type="dxa"/>
+              <w:start w:w="90" w:type="dxa"/>
+              <w:bottom w:w="80" w:type="dxa"/>
+              <w:end w:w="90" w:type="dxa"/>
+            </w:tcMar>
+          </w:tcPr>
+          <w:p>
+            <w:pPr>
+              <w:jc w:val="center"/>
+            </w:pPr>
+            <w:r>
+              <w:rPr>
+                <w:sz w:val="15"/>
+              </w:rPr>
+              <w:t>NA</w:t>
+            </w:r>
+          </w:p>
+        </w:tc>
+        <w:tc>
+          <w:tcPr>
+            <w:tcW w:type="dxa" w:w="994"/>
+            <w:vAlign w:val="center"/>
+            <w:tcMar>
+              <w:top w:w="80" w:type="dxa"/>
+              <w:start w:w="90" w:type="dxa"/>
+              <w:bottom w:w="80" w:type="dxa"/>
+              <w:end w:w="90" w:type="dxa"/>
+            </w:tcMar>
+          </w:tcPr>
+          <w:p>
+            <w:pPr>
+              <w:jc w:val="center"/>
+            </w:pPr>
+            <w:r>
+              <w:rPr>
+                <w:sz w:val="15"/>
+              </w:rPr>
+              <w:t>False</w:t>
+            </w:r>
+          </w:p>
+        </w:tc>
+        <w:tc>
+          <w:tcPr>
+            <w:tcW w:type="dxa" w:w="994"/>
+            <w:vAlign w:val="center"/>
+            <w:tcMar>
+              <w:top w:w="80" w:type="dxa"/>
+              <w:start w:w="90" w:type="dxa"/>
+              <w:bottom w:w="80" w:type="dxa"/>
+              <w:end w:w="90" w:type="dxa"/>
+            </w:tcMar>
+          </w:tcPr>
+          <w:p>
+            <w:pPr>
+              <w:jc w:val="center"/>
+            </w:pPr>
+            <w:r>
+              <w:rPr>
+                <w:sz w:val="15"/>
+              </w:rPr>
+              <w:t>Descriptive estimable net drift. Descriptive analysis of annual GBD posterior means. No hypothesis test or confidence interval is reported because posterior draws and cross-year/cross-stratum correlations are unavailable.</w:t>
+            </w:r>
+          </w:p>
+        </w:tc>
+      </w:tr>
+      <w:tr>
+        <w:trPr>
+          <w:cantSplit/>
+        </w:trPr>
+        <w:tc>
+          <w:tcPr>
+            <w:tcW w:type="dxa" w:w="994"/>
+            <w:vAlign w:val="center"/>
+            <w:tcMar>
+              <w:top w:w="80" w:type="dxa"/>
+              <w:start w:w="90" w:type="dxa"/>
+              <w:bottom w:w="80" w:type="dxa"/>
+              <w:end w:w="90" w:type="dxa"/>
+            </w:tcMar>
+          </w:tcPr>
+          <w:p>
+            <w:pPr>
+              <w:jc w:val="left"/>
+            </w:pPr>
+            <w:r>
+              <w:rPr>
+                <w:sz w:val="15"/>
+              </w:rPr>
+              <w:t>China</w:t>
+            </w:r>
+          </w:p>
+        </w:tc>
+        <w:tc>
+          <w:tcPr>
+            <w:tcW w:type="dxa" w:w="994"/>
+            <w:vAlign w:val="center"/>
+            <w:tcMar>
+              <w:top w:w="80" w:type="dxa"/>
+              <w:start w:w="90" w:type="dxa"/>
+              <w:bottom w:w="80" w:type="dxa"/>
+              <w:end w:w="90" w:type="dxa"/>
+            </w:tcMar>
+          </w:tcPr>
+          <w:p>
+            <w:pPr>
+              <w:jc w:val="center"/>
+            </w:pPr>
+            <w:r>
+              <w:rPr>
+                <w:sz w:val="15"/>
+              </w:rPr>
+              <w:t>Male</w:t>
+            </w:r>
+          </w:p>
+        </w:tc>
+        <w:tc>
+          <w:tcPr>
+            <w:tcW w:type="dxa" w:w="994"/>
+            <w:vAlign w:val="center"/>
+            <w:tcMar>
+              <w:top w:w="80" w:type="dxa"/>
+              <w:start w:w="90" w:type="dxa"/>
+              <w:bottom w:w="80" w:type="dxa"/>
+              <w:end w:w="90" w:type="dxa"/>
+            </w:tcMar>
+          </w:tcPr>
+          <w:p>
+            <w:pPr>
+              <w:jc w:val="center"/>
+            </w:pPr>
+            <w:r>
+              <w:rPr>
+                <w:sz w:val="15"/>
+              </w:rPr>
+              <w:t>Incidence</w:t>
+            </w:r>
+          </w:p>
+        </w:tc>
+        <w:tc>
+          <w:tcPr>
+            <w:tcW w:type="dxa" w:w="994"/>
+            <w:vAlign w:val="center"/>
+            <w:tcMar>
+              <w:top w:w="80" w:type="dxa"/>
+              <w:start w:w="90" w:type="dxa"/>
+              <w:bottom w:w="80" w:type="dxa"/>
+              <w:end w:w="90" w:type="dxa"/>
+            </w:tcMar>
+          </w:tcPr>
+          <w:p>
+            <w:pPr>
+              <w:jc w:val="center"/>
+            </w:pPr>
+            <w:r>
+              <w:rPr>
+                <w:sz w:val="15"/>
+              </w:rPr>
+              <w:t>1994</w:t>
+            </w:r>
+          </w:p>
+        </w:tc>
+        <w:tc>
+          <w:tcPr>
+            <w:tcW w:type="dxa" w:w="994"/>
+            <w:vAlign w:val="center"/>
+            <w:tcMar>
+              <w:top w:w="80" w:type="dxa"/>
+              <w:start w:w="90" w:type="dxa"/>
+              <w:bottom w:w="80" w:type="dxa"/>
+              <w:end w:w="90" w:type="dxa"/>
+            </w:tcMar>
+          </w:tcPr>
+          <w:p>
+            <w:pPr>
+              <w:jc w:val="center"/>
+            </w:pPr>
+            <w:r>
+              <w:rPr>
+                <w:sz w:val="15"/>
+              </w:rPr>
+              <w:t>2018</w:t>
+            </w:r>
+          </w:p>
+        </w:tc>
+        <w:tc>
+          <w:tcPr>
+            <w:tcW w:type="dxa" w:w="994"/>
+            <w:vAlign w:val="center"/>
+            <w:tcMar>
+              <w:top w:w="80" w:type="dxa"/>
+              <w:start w:w="90" w:type="dxa"/>
+              <w:bottom w:w="80" w:type="dxa"/>
+              <w:end w:w="90" w:type="dxa"/>
+            </w:tcMar>
+          </w:tcPr>
+          <w:p>
+            <w:pPr>
+              <w:jc w:val="center"/>
+            </w:pPr>
+            <w:r>
+              <w:rPr>
+                <w:sz w:val="15"/>
+              </w:rPr>
+              <w:t>0.0059</w:t>
+            </w:r>
+          </w:p>
+        </w:tc>
+        <w:tc>
+          <w:tcPr>
+            <w:tcW w:type="dxa" w:w="994"/>
+            <w:vAlign w:val="center"/>
+            <w:tcMar>
+              <w:top w:w="80" w:type="dxa"/>
+              <w:start w:w="90" w:type="dxa"/>
+              <w:bottom w:w="80" w:type="dxa"/>
+              <w:end w:w="90" w:type="dxa"/>
+            </w:tcMar>
+          </w:tcPr>
+          <w:p>
+            <w:pPr>
+              <w:jc w:val="center"/>
+            </w:pPr>
+            <w:r>
+              <w:rPr>
+                <w:sz w:val="15"/>
+              </w:rPr>
+              <w:t>NA</w:t>
+            </w:r>
+          </w:p>
+        </w:tc>
+        <w:tc>
+          <w:tcPr>
+            <w:tcW w:type="dxa" w:w="994"/>
+            <w:vAlign w:val="center"/>
+            <w:tcMar>
+              <w:top w:w="80" w:type="dxa"/>
+              <w:start w:w="90" w:type="dxa"/>
+              <w:bottom w:w="80" w:type="dxa"/>
+              <w:end w:w="90" w:type="dxa"/>
+            </w:tcMar>
+          </w:tcPr>
+          <w:p>
+            <w:pPr>
+              <w:jc w:val="center"/>
+            </w:pPr>
+            <w:r>
+              <w:rPr>
+                <w:sz w:val="15"/>
+              </w:rPr>
+              <w:t>NA</w:t>
+            </w:r>
+          </w:p>
+        </w:tc>
+        <w:tc>
+          <w:tcPr>
+            <w:tcW w:type="dxa" w:w="994"/>
+            <w:vAlign w:val="center"/>
+            <w:tcMar>
+              <w:top w:w="80" w:type="dxa"/>
+              <w:start w:w="90" w:type="dxa"/>
+              <w:bottom w:w="80" w:type="dxa"/>
+              <w:end w:w="90" w:type="dxa"/>
+            </w:tcMar>
+          </w:tcPr>
+          <w:p>
+            <w:pPr>
+              <w:jc w:val="center"/>
+            </w:pPr>
+            <w:r>
+              <w:rPr>
+                <w:sz w:val="15"/>
+              </w:rPr>
+              <w:t>False</w:t>
+            </w:r>
+          </w:p>
+        </w:tc>
+        <w:tc>
+          <w:tcPr>
+            <w:tcW w:type="dxa" w:w="994"/>
+            <w:vAlign w:val="center"/>
+            <w:tcMar>
+              <w:top w:w="80" w:type="dxa"/>
+              <w:start w:w="90" w:type="dxa"/>
+              <w:bottom w:w="80" w:type="dxa"/>
+              <w:end w:w="90" w:type="dxa"/>
+            </w:tcMar>
+          </w:tcPr>
+          <w:p>
+            <w:pPr>
+              <w:jc w:val="center"/>
+            </w:pPr>
+            <w:r>
+              <w:rPr>
+                <w:sz w:val="15"/>
+              </w:rPr>
+              <w:t>Descriptive estimable net drift. Descriptive analysis of annual GBD posterior means. No hypothesis test or confidence interval is reported because posterior draws and cross-year/cross-stratum correlations are unavailable.</w:t>
+            </w:r>
+          </w:p>
+        </w:tc>
+      </w:tr>
+      <w:tr>
+        <w:trPr>
+          <w:cantSplit/>
+        </w:trPr>
+        <w:tc>
+          <w:tcPr>
+            <w:tcW w:type="dxa" w:w="994"/>
+            <w:vAlign w:val="center"/>
+            <w:tcMar>
+              <w:top w:w="80" w:type="dxa"/>
+              <w:start w:w="90" w:type="dxa"/>
+              <w:bottom w:w="80" w:type="dxa"/>
+              <w:end w:w="90" w:type="dxa"/>
+            </w:tcMar>
+          </w:tcPr>
+          <w:p>
+            <w:pPr>
+              <w:jc w:val="left"/>
+            </w:pPr>
+            <w:r>
+              <w:rPr>
+                <w:sz w:val="15"/>
+              </w:rPr>
+              <w:t>United States</w:t>
+            </w:r>
+          </w:p>
+        </w:tc>
+        <w:tc>
+          <w:tcPr>
+            <w:tcW w:type="dxa" w:w="994"/>
+            <w:vAlign w:val="center"/>
+            <w:tcMar>
+              <w:top w:w="80" w:type="dxa"/>
+              <w:start w:w="90" w:type="dxa"/>
+              <w:bottom w:w="80" w:type="dxa"/>
+              <w:end w:w="90" w:type="dxa"/>
+            </w:tcMar>
+          </w:tcPr>
+          <w:p>
+            <w:pPr>
+              <w:jc w:val="center"/>
+            </w:pPr>
+            <w:r>
+              <w:rPr>
+                <w:sz w:val="15"/>
+              </w:rPr>
+              <w:t>Female</w:t>
+            </w:r>
+          </w:p>
+        </w:tc>
+        <w:tc>
+          <w:tcPr>
+            <w:tcW w:type="dxa" w:w="994"/>
+            <w:vAlign w:val="center"/>
+            <w:tcMar>
+              <w:top w:w="80" w:type="dxa"/>
+              <w:start w:w="90" w:type="dxa"/>
+              <w:bottom w:w="80" w:type="dxa"/>
+              <w:end w:w="90" w:type="dxa"/>
+            </w:tcMar>
+          </w:tcPr>
+          <w:p>
+            <w:pPr>
+              <w:jc w:val="center"/>
+            </w:pPr>
+            <w:r>
+              <w:rPr>
+                <w:sz w:val="15"/>
+              </w:rPr>
+              <w:t>Incidence</w:t>
+            </w:r>
+          </w:p>
+        </w:tc>
+        <w:tc>
+          <w:tcPr>
+            <w:tcW w:type="dxa" w:w="994"/>
+            <w:vAlign w:val="center"/>
+            <w:tcMar>
+              <w:top w:w="80" w:type="dxa"/>
+              <w:start w:w="90" w:type="dxa"/>
+              <w:bottom w:w="80" w:type="dxa"/>
+              <w:end w:w="90" w:type="dxa"/>
+            </w:tcMar>
+          </w:tcPr>
+          <w:p>
+            <w:pPr>
+              <w:jc w:val="center"/>
+            </w:pPr>
+            <w:r>
+              <w:rPr>
+                <w:sz w:val="15"/>
+              </w:rPr>
+              <w:t>1994</w:t>
+            </w:r>
+          </w:p>
+        </w:tc>
+        <w:tc>
+          <w:tcPr>
+            <w:tcW w:type="dxa" w:w="994"/>
+            <w:vAlign w:val="center"/>
+            <w:tcMar>
+              <w:top w:w="80" w:type="dxa"/>
+              <w:start w:w="90" w:type="dxa"/>
+              <w:bottom w:w="80" w:type="dxa"/>
+              <w:end w:w="90" w:type="dxa"/>
+            </w:tcMar>
+          </w:tcPr>
+          <w:p>
+            <w:pPr>
+              <w:jc w:val="center"/>
+            </w:pPr>
+            <w:r>
+              <w:rPr>
+                <w:sz w:val="15"/>
+              </w:rPr>
+              <w:t>2018</w:t>
+            </w:r>
+          </w:p>
+        </w:tc>
+        <w:tc>
+          <w:tcPr>
+            <w:tcW w:type="dxa" w:w="994"/>
+            <w:vAlign w:val="center"/>
+            <w:tcMar>
+              <w:top w:w="80" w:type="dxa"/>
+              <w:start w:w="90" w:type="dxa"/>
+              <w:bottom w:w="80" w:type="dxa"/>
+              <w:end w:w="90" w:type="dxa"/>
+            </w:tcMar>
+          </w:tcPr>
+          <w:p>
+            <w:pPr>
+              <w:jc w:val="center"/>
+            </w:pPr>
+            <w:r>
+              <w:rPr>
+                <w:sz w:val="15"/>
+              </w:rPr>
+              <w:t>-0.0841</w:t>
+            </w:r>
+          </w:p>
+        </w:tc>
+        <w:tc>
+          <w:tcPr>
+            <w:tcW w:type="dxa" w:w="994"/>
+            <w:vAlign w:val="center"/>
+            <w:tcMar>
+              <w:top w:w="80" w:type="dxa"/>
+              <w:start w:w="90" w:type="dxa"/>
+              <w:bottom w:w="80" w:type="dxa"/>
+              <w:end w:w="90" w:type="dxa"/>
+            </w:tcMar>
+          </w:tcPr>
+          <w:p>
+            <w:pPr>
+              <w:jc w:val="center"/>
+            </w:pPr>
+            <w:r>
+              <w:rPr>
+                <w:sz w:val="15"/>
+              </w:rPr>
+              <w:t>NA</w:t>
+            </w:r>
+          </w:p>
+        </w:tc>
+        <w:tc>
+          <w:tcPr>
+            <w:tcW w:type="dxa" w:w="994"/>
+            <w:vAlign w:val="center"/>
+            <w:tcMar>
+              <w:top w:w="80" w:type="dxa"/>
+              <w:start w:w="90" w:type="dxa"/>
+              <w:bottom w:w="80" w:type="dxa"/>
+              <w:end w:w="90" w:type="dxa"/>
+            </w:tcMar>
+          </w:tcPr>
+          <w:p>
+            <w:pPr>
+              <w:jc w:val="center"/>
+            </w:pPr>
+            <w:r>
+              <w:rPr>
+                <w:sz w:val="15"/>
+              </w:rPr>
+              <w:t>NA</w:t>
+            </w:r>
+          </w:p>
+        </w:tc>
+        <w:tc>
+          <w:tcPr>
+            <w:tcW w:type="dxa" w:w="994"/>
+            <w:vAlign w:val="center"/>
+            <w:tcMar>
+              <w:top w:w="80" w:type="dxa"/>
+              <w:start w:w="90" w:type="dxa"/>
+              <w:bottom w:w="80" w:type="dxa"/>
+              <w:end w:w="90" w:type="dxa"/>
+            </w:tcMar>
+          </w:tcPr>
+          <w:p>
+            <w:pPr>
+              <w:jc w:val="center"/>
+            </w:pPr>
+            <w:r>
+              <w:rPr>
+                <w:sz w:val="15"/>
+              </w:rPr>
+              <w:t>False</w:t>
+            </w:r>
+          </w:p>
+        </w:tc>
+        <w:tc>
+          <w:tcPr>
+            <w:tcW w:type="dxa" w:w="994"/>
+            <w:vAlign w:val="center"/>
+            <w:tcMar>
+              <w:top w:w="80" w:type="dxa"/>
+              <w:start w:w="90" w:type="dxa"/>
+              <w:bottom w:w="80" w:type="dxa"/>
+              <w:end w:w="90" w:type="dxa"/>
+            </w:tcMar>
+          </w:tcPr>
+          <w:p>
+            <w:pPr>
+              <w:jc w:val="center"/>
+            </w:pPr>
+            <w:r>
+              <w:rPr>
+                <w:sz w:val="15"/>
+              </w:rPr>
+              <w:t>Descriptive estimable net drift. Descriptive analysis of annual GBD posterior means. No hypothesis test or confidence interval is reported because posterior draws and cross-year/cross-stratum correlations are unavailable.</w:t>
+            </w:r>
+          </w:p>
+        </w:tc>
+      </w:tr>
+      <w:tr>
+        <w:trPr>
+          <w:cantSplit/>
+        </w:trPr>
+        <w:tc>
+          <w:tcPr>
+            <w:tcW w:type="dxa" w:w="994"/>
+            <w:vAlign w:val="center"/>
+            <w:tcMar>
+              <w:top w:w="80" w:type="dxa"/>
+              <w:start w:w="90" w:type="dxa"/>
+              <w:bottom w:w="80" w:type="dxa"/>
+              <w:end w:w="90" w:type="dxa"/>
+            </w:tcMar>
+          </w:tcPr>
+          <w:p>
+            <w:pPr>
+              <w:jc w:val="left"/>
+            </w:pPr>
+            <w:r>
+              <w:rPr>
+                <w:sz w:val="15"/>
+              </w:rPr>
+              <w:t>United States</w:t>
+            </w:r>
+          </w:p>
+        </w:tc>
+        <w:tc>
+          <w:tcPr>
+            <w:tcW w:type="dxa" w:w="994"/>
+            <w:vAlign w:val="center"/>
+            <w:tcMar>
+              <w:top w:w="80" w:type="dxa"/>
+              <w:start w:w="90" w:type="dxa"/>
+              <w:bottom w:w="80" w:type="dxa"/>
+              <w:end w:w="90" w:type="dxa"/>
+            </w:tcMar>
+          </w:tcPr>
+          <w:p>
+            <w:pPr>
+              <w:jc w:val="center"/>
+            </w:pPr>
+            <w:r>
+              <w:rPr>
+                <w:sz w:val="15"/>
+              </w:rPr>
+              <w:t>Male</w:t>
+            </w:r>
+          </w:p>
+        </w:tc>
+        <w:tc>
+          <w:tcPr>
+            <w:tcW w:type="dxa" w:w="994"/>
+            <w:vAlign w:val="center"/>
+            <w:tcMar>
+              <w:top w:w="80" w:type="dxa"/>
+              <w:start w:w="90" w:type="dxa"/>
+              <w:bottom w:w="80" w:type="dxa"/>
+              <w:end w:w="90" w:type="dxa"/>
+            </w:tcMar>
+          </w:tcPr>
+          <w:p>
+            <w:pPr>
+              <w:jc w:val="center"/>
+            </w:pPr>
+            <w:r>
+              <w:rPr>
+                <w:sz w:val="15"/>
+              </w:rPr>
+              <w:t>Incidence</w:t>
+            </w:r>
+          </w:p>
+        </w:tc>
+        <w:tc>
+          <w:tcPr>
+            <w:tcW w:type="dxa" w:w="994"/>
+            <w:vAlign w:val="center"/>
+            <w:tcMar>
+              <w:top w:w="80" w:type="dxa"/>
+              <w:start w:w="90" w:type="dxa"/>
+              <w:bottom w:w="80" w:type="dxa"/>
+              <w:end w:w="90" w:type="dxa"/>
+            </w:tcMar>
+          </w:tcPr>
+          <w:p>
+            <w:pPr>
+              <w:jc w:val="center"/>
+            </w:pPr>
+            <w:r>
+              <w:rPr>
+                <w:sz w:val="15"/>
+              </w:rPr>
+              <w:t>1994</w:t>
+            </w:r>
+          </w:p>
+        </w:tc>
+        <w:tc>
+          <w:tcPr>
+            <w:tcW w:type="dxa" w:w="994"/>
+            <w:vAlign w:val="center"/>
+            <w:tcMar>
+              <w:top w:w="80" w:type="dxa"/>
+              <w:start w:w="90" w:type="dxa"/>
+              <w:bottom w:w="80" w:type="dxa"/>
+              <w:end w:w="90" w:type="dxa"/>
+            </w:tcMar>
+          </w:tcPr>
+          <w:p>
+            <w:pPr>
+              <w:jc w:val="center"/>
+            </w:pPr>
+            <w:r>
+              <w:rPr>
+                <w:sz w:val="15"/>
+              </w:rPr>
+              <w:t>2018</w:t>
+            </w:r>
+          </w:p>
+        </w:tc>
+        <w:tc>
+          <w:tcPr>
+            <w:tcW w:type="dxa" w:w="994"/>
+            <w:vAlign w:val="center"/>
+            <w:tcMar>
+              <w:top w:w="80" w:type="dxa"/>
+              <w:start w:w="90" w:type="dxa"/>
+              <w:bottom w:w="80" w:type="dxa"/>
+              <w:end w:w="90" w:type="dxa"/>
+            </w:tcMar>
+          </w:tcPr>
+          <w:p>
+            <w:pPr>
+              <w:jc w:val="center"/>
+            </w:pPr>
+            <w:r>
+              <w:rPr>
+                <w:sz w:val="15"/>
+              </w:rPr>
+              <w:t>0.0590</w:t>
+            </w:r>
+          </w:p>
+        </w:tc>
+        <w:tc>
+          <w:tcPr>
+            <w:tcW w:type="dxa" w:w="994"/>
+            <w:vAlign w:val="center"/>
+            <w:tcMar>
+              <w:top w:w="80" w:type="dxa"/>
+              <w:start w:w="90" w:type="dxa"/>
+              <w:bottom w:w="80" w:type="dxa"/>
+              <w:end w:w="90" w:type="dxa"/>
+            </w:tcMar>
+          </w:tcPr>
+          <w:p>
+            <w:pPr>
+              <w:jc w:val="center"/>
+            </w:pPr>
+            <w:r>
+              <w:rPr>
+                <w:sz w:val="15"/>
+              </w:rPr>
+              <w:t>NA</w:t>
+            </w:r>
+          </w:p>
+        </w:tc>
+        <w:tc>
+          <w:tcPr>
+            <w:tcW w:type="dxa" w:w="994"/>
+            <w:vAlign w:val="center"/>
+            <w:tcMar>
+              <w:top w:w="80" w:type="dxa"/>
+              <w:start w:w="90" w:type="dxa"/>
+              <w:bottom w:w="80" w:type="dxa"/>
+              <w:end w:w="90" w:type="dxa"/>
+            </w:tcMar>
+          </w:tcPr>
+          <w:p>
+            <w:pPr>
+              <w:jc w:val="center"/>
+            </w:pPr>
+            <w:r>
+              <w:rPr>
+                <w:sz w:val="15"/>
+              </w:rPr>
+              <w:t>NA</w:t>
+            </w:r>
+          </w:p>
+        </w:tc>
+        <w:tc>
+          <w:tcPr>
+            <w:tcW w:type="dxa" w:w="994"/>
+            <w:vAlign w:val="center"/>
+            <w:tcMar>
+              <w:top w:w="80" w:type="dxa"/>
+              <w:start w:w="90" w:type="dxa"/>
+              <w:bottom w:w="80" w:type="dxa"/>
+              <w:end w:w="90" w:type="dxa"/>
+            </w:tcMar>
+          </w:tcPr>
+          <w:p>
+            <w:pPr>
+              <w:jc w:val="center"/>
+            </w:pPr>
+            <w:r>
+              <w:rPr>
+                <w:sz w:val="15"/>
+              </w:rPr>
+              <w:t>False</w:t>
+            </w:r>
+          </w:p>
+        </w:tc>
+        <w:tc>
+          <w:tcPr>
+            <w:tcW w:type="dxa" w:w="994"/>
+            <w:vAlign w:val="center"/>
+            <w:tcMar>
+              <w:top w:w="80" w:type="dxa"/>
+              <w:start w:w="90" w:type="dxa"/>
+              <w:bottom w:w="80" w:type="dxa"/>
+              <w:end w:w="90" w:type="dxa"/>
+            </w:tcMar>
+          </w:tcPr>
+          <w:p>
+            <w:pPr>
+              <w:jc w:val="center"/>
+            </w:pPr>
+            <w:r>
+              <w:rPr>
+                <w:sz w:val="15"/>
+              </w:rPr>
+              <w:t>Descriptive estimable net drift. Descriptive analysis of annual GBD posterior means. No hypothesis test or confidence interval is reported because posterior draws and cross-year/cross-stratum correlations are unavailable.</w:t>
+            </w:r>
+          </w:p>
+        </w:tc>
+      </w:tr>
+    </w:tbl>
+    <w:p/>
+    <w:p>
+      <w:r>
+        <w:t>Because APC periods are five-year groups, omitting 2019-2023 also removes calendar year 2019; this is distinct from the annual trend sensitivity above.</w:t>
+      </w:r>
+    </w:p>
+    <w:p>
+      <w:pPr>
+        <w:pStyle w:val="Heading2"/>
+      </w:pPr>
+      <w:r>
+        <w:t>Primary-APC direction comparison</w:t>
+      </w:r>
+    </w:p>
+    <w:tbl>
+      <w:tblPr>
+        <w:tblStyle w:val="TableGrid"/>
+        <w:tblW w:type="auto" w:w="0"/>
+        <w:jc w:val="center"/>
+        <w:tblLook w:firstColumn="1" w:firstRow="1" w:lastColumn="0" w:lastRow="0" w:noHBand="0" w:noVBand="1" w:val="04A0"/>
+      </w:tblPr>
+      <w:tblGrid>
+        <w:gridCol w:w="1419"/>
+        <w:gridCol w:w="1419"/>
+        <w:gridCol w:w="1419"/>
+        <w:gridCol w:w="1419"/>
+        <w:gridCol w:w="1419"/>
+        <w:gridCol w:w="1419"/>
+        <w:gridCol w:w="1419"/>
+      </w:tblGrid>
+      <w:tr>
+        <w:trPr>
+          <w:tblHeader w:val="true"/>
+        </w:trPr>
+        <w:tc>
+          <w:tcPr>
+            <w:tcW w:type="dxa" w:w="1419"/>
+            <w:shd w:fill="1F4E78"/>
+            <w:tcMar>
+              <w:top w:w="80" w:type="dxa"/>
+              <w:start w:w="90" w:type="dxa"/>
+              <w:bottom w:w="80" w:type="dxa"/>
+              <w:end w:w="90" w:type="dxa"/>
+            </w:tcMar>
+            <w:vAlign w:val="center"/>
+          </w:tcPr>
+          <w:p>
+            <w:pPr>
+              <w:jc w:val="center"/>
+            </w:pPr>
+            <w:r>
+              <w:rPr>
+                <w:b/>
+                <w:color w:val="FFFFFF"/>
+                <w:sz w:val="14"/>
+              </w:rPr>
+              <w:t>Location Name</w:t>
+            </w:r>
+          </w:p>
+        </w:tc>
+        <w:tc>
+          <w:tcPr>
+            <w:tcW w:type="dxa" w:w="1419"/>
+            <w:shd w:fill="1F4E78"/>
+            <w:tcMar>
+              <w:top w:w="80" w:type="dxa"/>
+              <w:start w:w="90" w:type="dxa"/>
+              <w:bottom w:w="80" w:type="dxa"/>
+              <w:end w:w="90" w:type="dxa"/>
+            </w:tcMar>
+            <w:vAlign w:val="center"/>
+          </w:tcPr>
+          <w:p>
+            <w:pPr>
+              <w:jc w:val="center"/>
+            </w:pPr>
+            <w:r>
+              <w:rPr>
+                <w:b/>
+                <w:color w:val="FFFFFF"/>
+                <w:sz w:val="14"/>
+              </w:rPr>
+              <w:t>Sex Name</w:t>
+            </w:r>
+          </w:p>
+        </w:tc>
+        <w:tc>
+          <w:tcPr>
+            <w:tcW w:type="dxa" w:w="1419"/>
+            <w:shd w:fill="1F4E78"/>
+            <w:tcMar>
+              <w:top w:w="80" w:type="dxa"/>
+              <w:start w:w="90" w:type="dxa"/>
+              <w:bottom w:w="80" w:type="dxa"/>
+              <w:end w:w="90" w:type="dxa"/>
+            </w:tcMar>
+            <w:vAlign w:val="center"/>
+          </w:tcPr>
+          <w:p>
+            <w:pPr>
+              <w:jc w:val="center"/>
+            </w:pPr>
+            <w:r>
+              <w:rPr>
+                <w:b/>
+                <w:color w:val="FFFFFF"/>
+                <w:sz w:val="14"/>
+              </w:rPr>
+              <w:t>Primary Segmented Direction</w:t>
+            </w:r>
+          </w:p>
+        </w:tc>
+        <w:tc>
+          <w:tcPr>
+            <w:tcW w:type="dxa" w:w="1419"/>
+            <w:shd w:fill="1F4E78"/>
+            <w:tcMar>
+              <w:top w:w="80" w:type="dxa"/>
+              <w:start w:w="90" w:type="dxa"/>
+              <w:bottom w:w="80" w:type="dxa"/>
+              <w:end w:w="90" w:type="dxa"/>
+            </w:tcMar>
+            <w:vAlign w:val="center"/>
+          </w:tcPr>
+          <w:p>
+            <w:pPr>
+              <w:jc w:val="center"/>
+            </w:pPr>
+            <w:r>
+              <w:rPr>
+                <w:b/>
+                <w:color w:val="FFFFFF"/>
+                <w:sz w:val="14"/>
+              </w:rPr>
+              <w:t>Primary Endpoint Direction</w:t>
+            </w:r>
+          </w:p>
+        </w:tc>
+        <w:tc>
+          <w:tcPr>
+            <w:tcW w:type="dxa" w:w="1419"/>
+            <w:shd w:fill="1F4E78"/>
+            <w:tcMar>
+              <w:top w:w="80" w:type="dxa"/>
+              <w:start w:w="90" w:type="dxa"/>
+              <w:bottom w:w="80" w:type="dxa"/>
+              <w:end w:w="90" w:type="dxa"/>
+            </w:tcMar>
+            <w:vAlign w:val="center"/>
+          </w:tcPr>
+          <w:p>
+            <w:pPr>
+              <w:jc w:val="center"/>
+            </w:pPr>
+            <w:r>
+              <w:rPr>
+                <w:b/>
+                <w:color w:val="FFFFFF"/>
+                <w:sz w:val="14"/>
+              </w:rPr>
+              <w:t>Apc Net Drift Direction</w:t>
+            </w:r>
+          </w:p>
+        </w:tc>
+        <w:tc>
+          <w:tcPr>
+            <w:tcW w:type="dxa" w:w="1419"/>
+            <w:shd w:fill="1F4E78"/>
+            <w:tcMar>
+              <w:top w:w="80" w:type="dxa"/>
+              <w:start w:w="90" w:type="dxa"/>
+              <w:bottom w:w="80" w:type="dxa"/>
+              <w:end w:w="90" w:type="dxa"/>
+            </w:tcMar>
+            <w:vAlign w:val="center"/>
+          </w:tcPr>
+          <w:p>
+            <w:pPr>
+              <w:jc w:val="center"/>
+            </w:pPr>
+            <w:r>
+              <w:rPr>
+                <w:b/>
+                <w:color w:val="FFFFFF"/>
+                <w:sz w:val="14"/>
+              </w:rPr>
+              <w:t>Apc Vs Segmented Direction Agreement</w:t>
+            </w:r>
+          </w:p>
+        </w:tc>
+        <w:tc>
+          <w:tcPr>
+            <w:tcW w:type="dxa" w:w="1419"/>
+            <w:shd w:fill="1F4E78"/>
+            <w:tcMar>
+              <w:top w:w="80" w:type="dxa"/>
+              <w:start w:w="90" w:type="dxa"/>
+              <w:bottom w:w="80" w:type="dxa"/>
+              <w:end w:w="90" w:type="dxa"/>
+            </w:tcMar>
+            <w:vAlign w:val="center"/>
+          </w:tcPr>
+          <w:p>
+            <w:pPr>
+              <w:jc w:val="center"/>
+            </w:pPr>
+            <w:r>
+              <w:rPr>
+                <w:b/>
+                <w:color w:val="FFFFFF"/>
+                <w:sz w:val="14"/>
+              </w:rPr>
+              <w:t>Apc Vs Endpoint Direction Agreement</w:t>
+            </w:r>
+          </w:p>
+        </w:tc>
+      </w:tr>
+      <w:tr>
+        <w:trPr>
+          <w:cantSplit/>
+        </w:trPr>
+        <w:tc>
+          <w:tcPr>
+            <w:tcW w:type="dxa" w:w="1419"/>
+            <w:vAlign w:val="center"/>
+            <w:tcMar>
+              <w:top w:w="80" w:type="dxa"/>
+              <w:start w:w="90" w:type="dxa"/>
+              <w:bottom w:w="80" w:type="dxa"/>
+              <w:end w:w="90" w:type="dxa"/>
+            </w:tcMar>
+          </w:tcPr>
+          <w:p>
+            <w:pPr>
+              <w:jc w:val="left"/>
+            </w:pPr>
+            <w:r>
+              <w:rPr>
+                <w:sz w:val="14"/>
+              </w:rPr>
+              <w:t>China</w:t>
+            </w:r>
+          </w:p>
+        </w:tc>
+        <w:tc>
+          <w:tcPr>
+            <w:tcW w:type="dxa" w:w="1419"/>
+            <w:vAlign w:val="center"/>
+            <w:tcMar>
+              <w:top w:w="80" w:type="dxa"/>
+              <w:start w:w="90" w:type="dxa"/>
+              <w:bottom w:w="80" w:type="dxa"/>
+              <w:end w:w="90" w:type="dxa"/>
+            </w:tcMar>
+          </w:tcPr>
+          <w:p>
+            <w:pPr>
+              <w:jc w:val="center"/>
+            </w:pPr>
+            <w:r>
+              <w:rPr>
+                <w:sz w:val="14"/>
+              </w:rPr>
+              <w:t>Female</w:t>
+            </w:r>
+          </w:p>
+        </w:tc>
+        <w:tc>
+          <w:tcPr>
+            <w:tcW w:type="dxa" w:w="1419"/>
+            <w:vAlign w:val="center"/>
+            <w:tcMar>
+              <w:top w:w="80" w:type="dxa"/>
+              <w:start w:w="90" w:type="dxa"/>
+              <w:bottom w:w="80" w:type="dxa"/>
+              <w:end w:w="90" w:type="dxa"/>
+            </w:tcMar>
+          </w:tcPr>
+          <w:p>
+            <w:pPr>
+              <w:jc w:val="center"/>
+            </w:pPr>
+            <w:r>
+              <w:rPr>
+                <w:sz w:val="14"/>
+              </w:rPr>
+              <w:t>increase</w:t>
+            </w:r>
+          </w:p>
+        </w:tc>
+        <w:tc>
+          <w:tcPr>
+            <w:tcW w:type="dxa" w:w="1419"/>
+            <w:vAlign w:val="center"/>
+            <w:tcMar>
+              <w:top w:w="80" w:type="dxa"/>
+              <w:start w:w="90" w:type="dxa"/>
+              <w:bottom w:w="80" w:type="dxa"/>
+              <w:end w:w="90" w:type="dxa"/>
+            </w:tcMar>
+          </w:tcPr>
+          <w:p>
+            <w:pPr>
+              <w:jc w:val="center"/>
+            </w:pPr>
+            <w:r>
+              <w:rPr>
+                <w:sz w:val="14"/>
+              </w:rPr>
+              <w:t>increase</w:t>
+            </w:r>
+          </w:p>
+        </w:tc>
+        <w:tc>
+          <w:tcPr>
+            <w:tcW w:type="dxa" w:w="1419"/>
+            <w:vAlign w:val="center"/>
+            <w:tcMar>
+              <w:top w:w="80" w:type="dxa"/>
+              <w:start w:w="90" w:type="dxa"/>
+              <w:bottom w:w="80" w:type="dxa"/>
+              <w:end w:w="90" w:type="dxa"/>
+            </w:tcMar>
+          </w:tcPr>
+          <w:p>
+            <w:pPr>
+              <w:jc w:val="center"/>
+            </w:pPr>
+            <w:r>
+              <w:rPr>
+                <w:sz w:val="14"/>
+              </w:rPr>
+              <w:t>increase</w:t>
+            </w:r>
+          </w:p>
+        </w:tc>
+        <w:tc>
+          <w:tcPr>
+            <w:tcW w:type="dxa" w:w="1419"/>
+            <w:vAlign w:val="center"/>
+            <w:tcMar>
+              <w:top w:w="80" w:type="dxa"/>
+              <w:start w:w="90" w:type="dxa"/>
+              <w:bottom w:w="80" w:type="dxa"/>
+              <w:end w:w="90" w:type="dxa"/>
+            </w:tcMar>
+          </w:tcPr>
+          <w:p>
+            <w:pPr>
+              <w:jc w:val="center"/>
+            </w:pPr>
+            <w:r>
+              <w:rPr>
+                <w:sz w:val="14"/>
+              </w:rPr>
+              <w:t>True</w:t>
+            </w:r>
+          </w:p>
+        </w:tc>
+        <w:tc>
+          <w:tcPr>
+            <w:tcW w:type="dxa" w:w="1419"/>
+            <w:vAlign w:val="center"/>
+            <w:tcMar>
+              <w:top w:w="80" w:type="dxa"/>
+              <w:start w:w="90" w:type="dxa"/>
+              <w:bottom w:w="80" w:type="dxa"/>
+              <w:end w:w="90" w:type="dxa"/>
+            </w:tcMar>
+          </w:tcPr>
+          <w:p>
+            <w:pPr>
+              <w:jc w:val="center"/>
+            </w:pPr>
+            <w:r>
+              <w:rPr>
+                <w:sz w:val="14"/>
+              </w:rPr>
+              <w:t>True</w:t>
+            </w:r>
+          </w:p>
+        </w:tc>
+      </w:tr>
+      <w:tr>
+        <w:trPr>
+          <w:cantSplit/>
+        </w:trPr>
+        <w:tc>
+          <w:tcPr>
+            <w:tcW w:type="dxa" w:w="1419"/>
+            <w:vAlign w:val="center"/>
+            <w:tcMar>
+              <w:top w:w="80" w:type="dxa"/>
+              <w:start w:w="90" w:type="dxa"/>
+              <w:bottom w:w="80" w:type="dxa"/>
+              <w:end w:w="90" w:type="dxa"/>
+            </w:tcMar>
+          </w:tcPr>
+          <w:p>
+            <w:pPr>
+              <w:jc w:val="left"/>
+            </w:pPr>
+            <w:r>
+              <w:rPr>
+                <w:sz w:val="14"/>
+              </w:rPr>
+              <w:t>China</w:t>
+            </w:r>
+          </w:p>
+        </w:tc>
+        <w:tc>
+          <w:tcPr>
+            <w:tcW w:type="dxa" w:w="1419"/>
+            <w:vAlign w:val="center"/>
+            <w:tcMar>
+              <w:top w:w="80" w:type="dxa"/>
+              <w:start w:w="90" w:type="dxa"/>
+              <w:bottom w:w="80" w:type="dxa"/>
+              <w:end w:w="90" w:type="dxa"/>
+            </w:tcMar>
+          </w:tcPr>
+          <w:p>
+            <w:pPr>
+              <w:jc w:val="center"/>
+            </w:pPr>
+            <w:r>
+              <w:rPr>
+                <w:sz w:val="14"/>
+              </w:rPr>
+              <w:t>Male</w:t>
+            </w:r>
+          </w:p>
+        </w:tc>
+        <w:tc>
+          <w:tcPr>
+            <w:tcW w:type="dxa" w:w="1419"/>
+            <w:vAlign w:val="center"/>
+            <w:tcMar>
+              <w:top w:w="80" w:type="dxa"/>
+              <w:start w:w="90" w:type="dxa"/>
+              <w:bottom w:w="80" w:type="dxa"/>
+              <w:end w:w="90" w:type="dxa"/>
+            </w:tcMar>
+          </w:tcPr>
+          <w:p>
+            <w:pPr>
+              <w:jc w:val="center"/>
+            </w:pPr>
+            <w:r>
+              <w:rPr>
+                <w:sz w:val="14"/>
+              </w:rPr>
+              <w:t>decrease</w:t>
+            </w:r>
+          </w:p>
+        </w:tc>
+        <w:tc>
+          <w:tcPr>
+            <w:tcW w:type="dxa" w:w="1419"/>
+            <w:vAlign w:val="center"/>
+            <w:tcMar>
+              <w:top w:w="80" w:type="dxa"/>
+              <w:start w:w="90" w:type="dxa"/>
+              <w:bottom w:w="80" w:type="dxa"/>
+              <w:end w:w="90" w:type="dxa"/>
+            </w:tcMar>
+          </w:tcPr>
+          <w:p>
+            <w:pPr>
+              <w:jc w:val="center"/>
+            </w:pPr>
+            <w:r>
+              <w:rPr>
+                <w:sz w:val="14"/>
+              </w:rPr>
+              <w:t>decrease</w:t>
+            </w:r>
+          </w:p>
+        </w:tc>
+        <w:tc>
+          <w:tcPr>
+            <w:tcW w:type="dxa" w:w="1419"/>
+            <w:vAlign w:val="center"/>
+            <w:tcMar>
+              <w:top w:w="80" w:type="dxa"/>
+              <w:start w:w="90" w:type="dxa"/>
+              <w:bottom w:w="80" w:type="dxa"/>
+              <w:end w:w="90" w:type="dxa"/>
+            </w:tcMar>
+          </w:tcPr>
+          <w:p>
+            <w:pPr>
+              <w:jc w:val="center"/>
+            </w:pPr>
+            <w:r>
+              <w:rPr>
+                <w:sz w:val="14"/>
+              </w:rPr>
+              <w:t>increase</w:t>
+            </w:r>
+          </w:p>
+        </w:tc>
+        <w:tc>
+          <w:tcPr>
+            <w:tcW w:type="dxa" w:w="1419"/>
+            <w:vAlign w:val="center"/>
+            <w:tcMar>
+              <w:top w:w="80" w:type="dxa"/>
+              <w:start w:w="90" w:type="dxa"/>
+              <w:bottom w:w="80" w:type="dxa"/>
+              <w:end w:w="90" w:type="dxa"/>
+            </w:tcMar>
+          </w:tcPr>
+          <w:p>
+            <w:pPr>
+              <w:jc w:val="center"/>
+            </w:pPr>
+            <w:r>
+              <w:rPr>
+                <w:sz w:val="14"/>
+              </w:rPr>
+              <w:t>False</w:t>
+            </w:r>
+          </w:p>
+        </w:tc>
+        <w:tc>
+          <w:tcPr>
+            <w:tcW w:type="dxa" w:w="1419"/>
+            <w:vAlign w:val="center"/>
+            <w:tcMar>
+              <w:top w:w="80" w:type="dxa"/>
+              <w:start w:w="90" w:type="dxa"/>
+              <w:bottom w:w="80" w:type="dxa"/>
+              <w:end w:w="90" w:type="dxa"/>
+            </w:tcMar>
+          </w:tcPr>
+          <w:p>
+            <w:pPr>
+              <w:jc w:val="center"/>
+            </w:pPr>
+            <w:r>
+              <w:rPr>
+                <w:sz w:val="14"/>
+              </w:rPr>
+              <w:t>False</w:t>
+            </w:r>
+          </w:p>
+        </w:tc>
+      </w:tr>
+      <w:tr>
+        <w:trPr>
+          <w:cantSplit/>
+        </w:trPr>
+        <w:tc>
+          <w:tcPr>
+            <w:tcW w:type="dxa" w:w="1419"/>
+            <w:vAlign w:val="center"/>
+            <w:tcMar>
+              <w:top w:w="80" w:type="dxa"/>
+              <w:start w:w="90" w:type="dxa"/>
+              <w:bottom w:w="80" w:type="dxa"/>
+              <w:end w:w="90" w:type="dxa"/>
+            </w:tcMar>
+          </w:tcPr>
+          <w:p>
+            <w:pPr>
+              <w:jc w:val="left"/>
+            </w:pPr>
+            <w:r>
+              <w:rPr>
+                <w:sz w:val="14"/>
+              </w:rPr>
+              <w:t>United States</w:t>
+            </w:r>
+          </w:p>
+        </w:tc>
+        <w:tc>
+          <w:tcPr>
+            <w:tcW w:type="dxa" w:w="1419"/>
+            <w:vAlign w:val="center"/>
+            <w:tcMar>
+              <w:top w:w="80" w:type="dxa"/>
+              <w:start w:w="90" w:type="dxa"/>
+              <w:bottom w:w="80" w:type="dxa"/>
+              <w:end w:w="90" w:type="dxa"/>
+            </w:tcMar>
+          </w:tcPr>
+          <w:p>
+            <w:pPr>
+              <w:jc w:val="center"/>
+            </w:pPr>
+            <w:r>
+              <w:rPr>
+                <w:sz w:val="14"/>
+              </w:rPr>
+              <w:t>Female</w:t>
+            </w:r>
+          </w:p>
+        </w:tc>
+        <w:tc>
+          <w:tcPr>
+            <w:tcW w:type="dxa" w:w="1419"/>
+            <w:vAlign w:val="center"/>
+            <w:tcMar>
+              <w:top w:w="80" w:type="dxa"/>
+              <w:start w:w="90" w:type="dxa"/>
+              <w:bottom w:w="80" w:type="dxa"/>
+              <w:end w:w="90" w:type="dxa"/>
+            </w:tcMar>
+          </w:tcPr>
+          <w:p>
+            <w:pPr>
+              <w:jc w:val="center"/>
+            </w:pPr>
+            <w:r>
+              <w:rPr>
+                <w:sz w:val="14"/>
+              </w:rPr>
+              <w:t>decrease</w:t>
+            </w:r>
+          </w:p>
+        </w:tc>
+        <w:tc>
+          <w:tcPr>
+            <w:tcW w:type="dxa" w:w="1419"/>
+            <w:vAlign w:val="center"/>
+            <w:tcMar>
+              <w:top w:w="80" w:type="dxa"/>
+              <w:start w:w="90" w:type="dxa"/>
+              <w:bottom w:w="80" w:type="dxa"/>
+              <w:end w:w="90" w:type="dxa"/>
+            </w:tcMar>
+          </w:tcPr>
+          <w:p>
+            <w:pPr>
+              <w:jc w:val="center"/>
+            </w:pPr>
+            <w:r>
+              <w:rPr>
+                <w:sz w:val="14"/>
+              </w:rPr>
+              <w:t>decrease</w:t>
+            </w:r>
+          </w:p>
+        </w:tc>
+        <w:tc>
+          <w:tcPr>
+            <w:tcW w:type="dxa" w:w="1419"/>
+            <w:vAlign w:val="center"/>
+            <w:tcMar>
+              <w:top w:w="80" w:type="dxa"/>
+              <w:start w:w="90" w:type="dxa"/>
+              <w:bottom w:w="80" w:type="dxa"/>
+              <w:end w:w="90" w:type="dxa"/>
+            </w:tcMar>
+          </w:tcPr>
+          <w:p>
+            <w:pPr>
+              <w:jc w:val="center"/>
+            </w:pPr>
+            <w:r>
+              <w:rPr>
+                <w:sz w:val="14"/>
+              </w:rPr>
+              <w:t>decrease</w:t>
+            </w:r>
+          </w:p>
+        </w:tc>
+        <w:tc>
+          <w:tcPr>
+            <w:tcW w:type="dxa" w:w="1419"/>
+            <w:vAlign w:val="center"/>
+            <w:tcMar>
+              <w:top w:w="80" w:type="dxa"/>
+              <w:start w:w="90" w:type="dxa"/>
+              <w:bottom w:w="80" w:type="dxa"/>
+              <w:end w:w="90" w:type="dxa"/>
+            </w:tcMar>
+          </w:tcPr>
+          <w:p>
+            <w:pPr>
+              <w:jc w:val="center"/>
+            </w:pPr>
+            <w:r>
+              <w:rPr>
+                <w:sz w:val="14"/>
+              </w:rPr>
+              <w:t>True</w:t>
+            </w:r>
+          </w:p>
+        </w:tc>
+        <w:tc>
+          <w:tcPr>
+            <w:tcW w:type="dxa" w:w="1419"/>
+            <w:vAlign w:val="center"/>
+            <w:tcMar>
+              <w:top w:w="80" w:type="dxa"/>
+              <w:start w:w="90" w:type="dxa"/>
+              <w:bottom w:w="80" w:type="dxa"/>
+              <w:end w:w="90" w:type="dxa"/>
+            </w:tcMar>
+          </w:tcPr>
+          <w:p>
+            <w:pPr>
+              <w:jc w:val="center"/>
+            </w:pPr>
+            <w:r>
+              <w:rPr>
+                <w:sz w:val="14"/>
+              </w:rPr>
+              <w:t>True</w:t>
+            </w:r>
+          </w:p>
+        </w:tc>
+      </w:tr>
+      <w:tr>
+        <w:trPr>
+          <w:cantSplit/>
+        </w:trPr>
+        <w:tc>
+          <w:tcPr>
+            <w:tcW w:type="dxa" w:w="1419"/>
+            <w:vAlign w:val="center"/>
+            <w:tcMar>
+              <w:top w:w="80" w:type="dxa"/>
+              <w:start w:w="90" w:type="dxa"/>
+              <w:bottom w:w="80" w:type="dxa"/>
+              <w:end w:w="90" w:type="dxa"/>
+            </w:tcMar>
+          </w:tcPr>
+          <w:p>
+            <w:pPr>
+              <w:jc w:val="left"/>
+            </w:pPr>
+            <w:r>
+              <w:rPr>
+                <w:sz w:val="14"/>
+              </w:rPr>
+              <w:t>United States</w:t>
+            </w:r>
+          </w:p>
+        </w:tc>
+        <w:tc>
+          <w:tcPr>
+            <w:tcW w:type="dxa" w:w="1419"/>
+            <w:vAlign w:val="center"/>
+            <w:tcMar>
+              <w:top w:w="80" w:type="dxa"/>
+              <w:start w:w="90" w:type="dxa"/>
+              <w:bottom w:w="80" w:type="dxa"/>
+              <w:end w:w="90" w:type="dxa"/>
+            </w:tcMar>
+          </w:tcPr>
+          <w:p>
+            <w:pPr>
+              <w:jc w:val="center"/>
+            </w:pPr>
+            <w:r>
+              <w:rPr>
+                <w:sz w:val="14"/>
+              </w:rPr>
+              <w:t>Male</w:t>
+            </w:r>
+          </w:p>
+        </w:tc>
+        <w:tc>
+          <w:tcPr>
+            <w:tcW w:type="dxa" w:w="1419"/>
+            <w:vAlign w:val="center"/>
+            <w:tcMar>
+              <w:top w:w="80" w:type="dxa"/>
+              <w:start w:w="90" w:type="dxa"/>
+              <w:bottom w:w="80" w:type="dxa"/>
+              <w:end w:w="90" w:type="dxa"/>
+            </w:tcMar>
+          </w:tcPr>
+          <w:p>
+            <w:pPr>
+              <w:jc w:val="center"/>
+            </w:pPr>
+            <w:r>
+              <w:rPr>
+                <w:sz w:val="14"/>
+              </w:rPr>
+              <w:t>decrease</w:t>
+            </w:r>
+          </w:p>
+        </w:tc>
+        <w:tc>
+          <w:tcPr>
+            <w:tcW w:type="dxa" w:w="1419"/>
+            <w:vAlign w:val="center"/>
+            <w:tcMar>
+              <w:top w:w="80" w:type="dxa"/>
+              <w:start w:w="90" w:type="dxa"/>
+              <w:bottom w:w="80" w:type="dxa"/>
+              <w:end w:w="90" w:type="dxa"/>
+            </w:tcMar>
+          </w:tcPr>
+          <w:p>
+            <w:pPr>
+              <w:jc w:val="center"/>
+            </w:pPr>
+            <w:r>
+              <w:rPr>
+                <w:sz w:val="14"/>
+              </w:rPr>
+              <w:t>decrease</w:t>
+            </w:r>
+          </w:p>
+        </w:tc>
+        <w:tc>
+          <w:tcPr>
+            <w:tcW w:type="dxa" w:w="1419"/>
+            <w:vAlign w:val="center"/>
+            <w:tcMar>
+              <w:top w:w="80" w:type="dxa"/>
+              <w:start w:w="90" w:type="dxa"/>
+              <w:bottom w:w="80" w:type="dxa"/>
+              <w:end w:w="90" w:type="dxa"/>
+            </w:tcMar>
+          </w:tcPr>
+          <w:p>
+            <w:pPr>
+              <w:jc w:val="center"/>
+            </w:pPr>
+            <w:r>
+              <w:rPr>
+                <w:sz w:val="14"/>
+              </w:rPr>
+              <w:t>increase</w:t>
+            </w:r>
+          </w:p>
+        </w:tc>
+        <w:tc>
+          <w:tcPr>
+            <w:tcW w:type="dxa" w:w="1419"/>
+            <w:vAlign w:val="center"/>
+            <w:tcMar>
+              <w:top w:w="80" w:type="dxa"/>
+              <w:start w:w="90" w:type="dxa"/>
+              <w:bottom w:w="80" w:type="dxa"/>
+              <w:end w:w="90" w:type="dxa"/>
+            </w:tcMar>
+          </w:tcPr>
+          <w:p>
+            <w:pPr>
+              <w:jc w:val="center"/>
+            </w:pPr>
+            <w:r>
+              <w:rPr>
+                <w:sz w:val="14"/>
+              </w:rPr>
+              <w:t>False</w:t>
+            </w:r>
+          </w:p>
+        </w:tc>
+        <w:tc>
+          <w:tcPr>
+            <w:tcW w:type="dxa" w:w="1419"/>
+            <w:vAlign w:val="center"/>
+            <w:tcMar>
+              <w:top w:w="80" w:type="dxa"/>
+              <w:start w:w="90" w:type="dxa"/>
+              <w:bottom w:w="80" w:type="dxa"/>
+              <w:end w:w="90" w:type="dxa"/>
+            </w:tcMar>
+          </w:tcPr>
+          <w:p>
+            <w:pPr>
+              <w:jc w:val="center"/>
+            </w:pPr>
+            <w:r>
+              <w:rPr>
+                <w:sz w:val="14"/>
+              </w:rPr>
+              <w:t>False</w:t>
+            </w:r>
+          </w:p>
+        </w:tc>
+      </w:tr>
+    </w:tbl>
+    <w:p/>
+    <w:p>
+      <w:r>
+        <w:t>Agreement denotes only matching signs of descriptive point estimates; it is not a significance test.</w:t>
+      </w:r>
+    </w:p>
     <w:p>
       <w:pPr>
         <w:jc w:val="center"/>
@@ -13791,7 +18847,7 @@
         <w:drawing>
           <wp:inline xmlns:a="http://schemas.openxmlformats.org/drawingml/2006/main" xmlns:pic="http://schemas.openxmlformats.org/drawingml/2006/picture">
             <wp:extent cx="6126480" cy="1968701"/>
-            <wp:docPr id="1" name="Picture 1" descr="Three panels showing all-age incidence, prevalence, and DALY counts." title="Three panels showing all-age incidence, prevalence, and DALY counts."/>
+            <wp:docPr id="1" name="Picture 1" descr="Three panels showing all-age incident cases, prevalent cases, and DALYs." title="Three panels showing all-age incident cases, prevalent cases, and DALYs."/>
             <wp:cNvGraphicFramePr>
               <a:graphicFrameLocks noChangeAspect="1"/>
             </wp:cNvGraphicFramePr>
@@ -13834,7 +18890,7 @@
         <w:t xml:space="preserve">Figure S1. </w:t>
       </w:r>
       <w:r>
-        <w:t>All-age schizophrenia outcome counts by country and sex, 1990-2023.</w:t>
+        <w:t>All-age schizophrenia quantities by country and sex, 1990-2023. DALYs represent healthy life-years lost rather than people.</w:t>
       </w:r>
     </w:p>
     <w:p>
@@ -13896,7 +18952,7 @@
         <w:pStyle w:val="Heading1"/>
       </w:pPr>
       <w:r>
-        <w:t>External submission gates</w:t>
+        <w:t>Readiness condition and optional validation</w:t>
       </w:r>
     </w:p>
     <w:p>
@@ -13912,7 +18968,7 @@
         <w:pStyle w:val="ListBullet"/>
       </w:pPr>
       <w:r>
-        <w:t>Trend status: independent permutation implementation; official NCI results not yet imported</w:t>
+        <w:t>Trend status: descriptive BIC-selected segmented curves; no formal trend inference</w:t>
       </w:r>
     </w:p>
     <w:p>
@@ -13920,7 +18976,7 @@
         <w:pStyle w:val="ListBullet"/>
       </w:pPr>
       <w:r>
-        <w:t>Official GBD 2023 population must replace the proxy before submission.</w:t>
+        <w:t>The matching official GBD 2023 population export must replace the proxy before submission.</w:t>
       </w:r>
     </w:p>
     <w:p>
@@ -13928,7 +18984,7 @@
         <w:pStyle w:val="ListBullet"/>
       </w:pPr>
       <w:r>
-        <w:t>Official NCI Joinpoint output must be generated by a registered end user and imported before the method is described as NCI Joinpoint.</w:t>
+        <w:t>Registered NCI Joinpoint output is optional validation; the primary trend workflow is the open descriptive BIC implementation and must not be described as NCI Joinpoint.</w:t>
       </w:r>
     </w:p>
     <w:p>
@@ -13936,7 +18992,7 @@
         <w:pStyle w:val="ListBullet"/>
       </w:pPr>
       <w:r>
-        <w:t>Posterior draws remain unavailable; derived uncertainty must remain explicitly limited.</w:t>
+        <w:t>Posterior draws are desirable for uncertainty propagation but are currently unavailable; derived quantities must remain explicitly labeled as point estimates.</w:t>
       </w:r>
     </w:p>
     <w:sectPr>
